--- a/Documentos/Planes/ACP-PGC.docx
+++ b/Documentos/Planes/ACP-PGC.docx
@@ -106,12 +106,12 @@
             <wp:extent cx="1871663" cy="2257488"/>
             <wp:effectExtent b="0" l="0" r="0" t="0"/>
             <wp:wrapSquare wrapText="bothSides" distB="114300" distT="114300" distL="114300" distR="114300"/>
-            <wp:docPr id="1" name="image2.png"/>
+            <wp:docPr id="1" name="image1.png"/>
             <a:graphic>
               <a:graphicData uri="http://schemas.openxmlformats.org/drawingml/2006/picture">
                 <pic:pic>
                   <pic:nvPicPr>
-                    <pic:cNvPr id="0" name="image2.png"/>
+                    <pic:cNvPr id="0" name="image1.png"/>
                     <pic:cNvPicPr preferRelativeResize="0"/>
                   </pic:nvPicPr>
                   <pic:blipFill>
@@ -9442,12 +9442,12 @@
             <wp:extent cx="6573152" cy="3438415"/>
             <wp:effectExtent b="0" l="0" r="0" t="0"/>
             <wp:wrapSquare wrapText="bothSides" distB="114300" distT="114300" distL="114300" distR="114300"/>
-            <wp:docPr id="2" name="image1.png"/>
+            <wp:docPr id="2" name="image2.png"/>
             <a:graphic>
               <a:graphicData uri="http://schemas.openxmlformats.org/drawingml/2006/picture">
                 <pic:pic>
                   <pic:nvPicPr>
-                    <pic:cNvPr id="0" name="image1.png"/>
+                    <pic:cNvPr id="0" name="image2.png"/>
                     <pic:cNvPicPr preferRelativeResize="0"/>
                   </pic:nvPicPr>
                   <pic:blipFill>
@@ -10416,7 +10416,7 @@
     <w:tbl>
       <w:tblPr>
         <w:tblStyle w:val="Table9"/>
-        <w:tblW w:w="7589.0" w:type="dxa"/>
+        <w:tblW w:w="7980.0" w:type="dxa"/>
         <w:jc w:val="left"/>
         <w:tblInd w:w="1440.0" w:type="dxa"/>
         <w:tblBorders>
@@ -10431,10 +10431,10 @@
         <w:tblLook w:val="0600"/>
       </w:tblPr>
       <w:tblGrid>
-        <w:gridCol w:w="7589"/>
+        <w:gridCol w:w="7980"/>
         <w:tblGridChange w:id="0">
           <w:tblGrid>
-            <w:gridCol w:w="7589"/>
+            <w:gridCol w:w="7980"/>
           </w:tblGrid>
         </w:tblGridChange>
       </w:tblGrid>
@@ -10467,7 +10467,7 @@
                 <w:rFonts w:ascii="Times New Roman" w:cs="Times New Roman" w:eastAsia="Times New Roman" w:hAnsi="Times New Roman"/>
                 <w:rtl w:val="0"/>
               </w:rPr>
-              <w:t xml:space="preserve">[Acrónimo_Proyecto] + "-" + [Acrónimo_Carpeta].zip</w:t>
+              <w:t xml:space="preserve">[Acrónimo_Proyecto] + "-" + [Acrónimo_Carpeta]</w:t>
             </w:r>
           </w:p>
         </w:tc>
@@ -10476,7 +10476,7 @@
     <w:p>
       <w:pPr>
         <w:spacing w:line="259" w:lineRule="auto"/>
-        <w:ind w:left="1440" w:firstLine="0"/>
+        <w:ind w:left="0" w:firstLine="0"/>
         <w:rPr>
           <w:rFonts w:ascii="Times New Roman" w:cs="Times New Roman" w:eastAsia="Times New Roman" w:hAnsi="Times New Roman"/>
         </w:rPr>
@@ -10504,7 +10504,7 @@
           <w:rFonts w:ascii="Times New Roman" w:cs="Times New Roman" w:eastAsia="Times New Roman" w:hAnsi="Times New Roman"/>
           <w:rtl w:val="0"/>
         </w:rPr>
-        <w:t xml:space="preserve">Ejemplo 1: ACP-CFE.zip (Aplicación de Control de Presupuesto - Carpeta del Código Frontend)</w:t>
+        <w:t xml:space="preserve">Ejemplo 1: ACP-CFE (Aplicación de Control de Presupuesto - Carpeta del Código Frontend)</w:t>
       </w:r>
       <w:r>
         <w:rPr>
@@ -10832,7 +10832,7 @@
                 <w:rFonts w:ascii="Times New Roman" w:cs="Times New Roman" w:eastAsia="Times New Roman" w:hAnsi="Times New Roman"/>
                 <w:rtl w:val="0"/>
               </w:rPr>
-              <w:t xml:space="preserve">Github</w:t>
+              <w:t xml:space="preserve">https://github.com/</w:t>
             </w:r>
           </w:p>
         </w:tc>
@@ -11656,7 +11656,7 @@
                 <w:rFonts w:ascii="Times New Roman" w:cs="Times New Roman" w:eastAsia="Times New Roman" w:hAnsi="Times New Roman"/>
                 <w:rtl w:val="0"/>
               </w:rPr>
-              <w:t xml:space="preserve">ACP-PGC.docx</w:t>
+              <w:t xml:space="preserve">PGC.docx</w:t>
             </w:r>
           </w:p>
         </w:tc>
@@ -14997,7 +14997,7 @@
       <w:tr>
         <w:trPr>
           <w:cantSplit w:val="0"/>
-          <w:trHeight w:val="300" w:hRule="atLeast"/>
+          <w:trHeight w:val="347.14285714285717" w:hRule="atLeast"/>
           <w:tblHeader w:val="0"/>
         </w:trPr>
         <w:tc>
@@ -15094,7 +15094,7 @@
                 <w:rFonts w:ascii="Times New Roman" w:cs="Times New Roman" w:eastAsia="Times New Roman" w:hAnsi="Times New Roman"/>
                 <w:rtl w:val="0"/>
               </w:rPr>
-              <w:t xml:space="preserve">Plan de Gestión Config.</w:t>
+              <w:t xml:space="preserve">CU01</w:t>
             </w:r>
           </w:p>
         </w:tc>
@@ -15199,7 +15199,7 @@
                 <w:rFonts w:ascii="Times New Roman" w:cs="Times New Roman" w:eastAsia="Times New Roman" w:hAnsi="Times New Roman"/>
                 <w:rtl w:val="0"/>
               </w:rPr>
-              <w:t xml:space="preserve">CU01</w:t>
+              <w:t xml:space="preserve">CU02</w:t>
             </w:r>
           </w:p>
         </w:tc>
@@ -15304,7 +15304,7 @@
                 <w:rFonts w:ascii="Times New Roman" w:cs="Times New Roman" w:eastAsia="Times New Roman" w:hAnsi="Times New Roman"/>
                 <w:rtl w:val="0"/>
               </w:rPr>
-              <w:t xml:space="preserve">CU02</w:t>
+              <w:t xml:space="preserve">CU03</w:t>
             </w:r>
           </w:p>
         </w:tc>
@@ -15409,7 +15409,7 @@
                 <w:rFonts w:ascii="Times New Roman" w:cs="Times New Roman" w:eastAsia="Times New Roman" w:hAnsi="Times New Roman"/>
                 <w:rtl w:val="0"/>
               </w:rPr>
-              <w:t xml:space="preserve">CU03</w:t>
+              <w:t xml:space="preserve">CU04</w:t>
             </w:r>
           </w:p>
         </w:tc>
@@ -15514,7 +15514,7 @@
                 <w:rFonts w:ascii="Times New Roman" w:cs="Times New Roman" w:eastAsia="Times New Roman" w:hAnsi="Times New Roman"/>
                 <w:rtl w:val="0"/>
               </w:rPr>
-              <w:t xml:space="preserve">CU04</w:t>
+              <w:t xml:space="preserve">CU05</w:t>
             </w:r>
           </w:p>
         </w:tc>
@@ -15619,7 +15619,7 @@
                 <w:rFonts w:ascii="Times New Roman" w:cs="Times New Roman" w:eastAsia="Times New Roman" w:hAnsi="Times New Roman"/>
                 <w:rtl w:val="0"/>
               </w:rPr>
-              <w:t xml:space="preserve">CU05</w:t>
+              <w:t xml:space="preserve">CU06</w:t>
             </w:r>
           </w:p>
         </w:tc>
@@ -15724,112 +15724,12 @@
                 <w:rFonts w:ascii="Times New Roman" w:cs="Times New Roman" w:eastAsia="Times New Roman" w:hAnsi="Times New Roman"/>
                 <w:rtl w:val="0"/>
               </w:rPr>
-              <w:t xml:space="preserve">CU06</w:t>
-            </w:r>
-          </w:p>
-        </w:tc>
-      </w:tr>
-      <w:tr>
-        <w:trPr>
-          <w:cantSplit w:val="0"/>
-          <w:trHeight w:val="347.14285714285717" w:hRule="atLeast"/>
-          <w:tblHeader w:val="0"/>
-        </w:trPr>
-        <w:tc>
-          <w:tcPr>
-            <w:vMerge w:val="continue"/>
-            <w:tcBorders>
-              <w:top w:color="000000" w:space="0" w:sz="8" w:val="single"/>
-              <w:left w:color="000000" w:space="0" w:sz="8" w:val="single"/>
-              <w:bottom w:color="000000" w:space="0" w:sz="8" w:val="single"/>
-              <w:right w:color="000000" w:space="0" w:sz="8" w:val="single"/>
-            </w:tcBorders>
-            <w:tcMar>
-              <w:top w:w="0.0" w:type="dxa"/>
-              <w:left w:w="40.0" w:type="dxa"/>
-              <w:bottom w:w="0.0" w:type="dxa"/>
-              <w:right w:w="40.0" w:type="dxa"/>
-            </w:tcMar>
-            <w:vAlign w:val="center"/>
-          </w:tcPr>
-          <w:p>
-            <w:pPr>
-              <w:widowControl w:val="0"/>
-              <w:spacing w:after="0" w:before="0" w:line="240" w:lineRule="auto"/>
-              <w:ind w:left="0" w:firstLine="0"/>
-              <w:rPr>
-                <w:rFonts w:ascii="Times New Roman" w:cs="Times New Roman" w:eastAsia="Times New Roman" w:hAnsi="Times New Roman"/>
-              </w:rPr>
-            </w:pPr>
-            <w:r>
-              <w:rPr>
-                <w:rtl w:val="0"/>
-              </w:rPr>
-            </w:r>
-          </w:p>
-        </w:tc>
-        <w:tc>
-          <w:tcPr>
-            <w:vMerge w:val="continue"/>
-            <w:tcBorders>
-              <w:top w:color="000000" w:space="0" w:sz="8" w:val="single"/>
-              <w:left w:color="000000" w:space="0" w:sz="8" w:val="single"/>
-              <w:bottom w:color="000000" w:space="0" w:sz="8" w:val="single"/>
-              <w:right w:color="000000" w:space="0" w:sz="8" w:val="single"/>
-            </w:tcBorders>
-            <w:tcMar>
-              <w:top w:w="0.0" w:type="dxa"/>
-              <w:left w:w="40.0" w:type="dxa"/>
-              <w:bottom w:w="0.0" w:type="dxa"/>
-              <w:right w:w="40.0" w:type="dxa"/>
-            </w:tcMar>
-            <w:vAlign w:val="center"/>
-          </w:tcPr>
-          <w:p>
-            <w:pPr>
-              <w:widowControl w:val="0"/>
-              <w:spacing w:after="0" w:before="0" w:line="240" w:lineRule="auto"/>
-              <w:ind w:left="0" w:firstLine="0"/>
-              <w:rPr>
-                <w:rFonts w:ascii="Times New Roman" w:cs="Times New Roman" w:eastAsia="Times New Roman" w:hAnsi="Times New Roman"/>
-              </w:rPr>
-            </w:pPr>
-            <w:r>
-              <w:rPr>
-                <w:rtl w:val="0"/>
-              </w:rPr>
-            </w:r>
-          </w:p>
-        </w:tc>
-        <w:tc>
-          <w:tcPr>
-            <w:tcBorders>
-              <w:top w:color="000000" w:space="0" w:sz="8" w:val="single"/>
-              <w:left w:color="000000" w:space="0" w:sz="8" w:val="single"/>
-              <w:bottom w:color="000000" w:space="0" w:sz="8" w:val="single"/>
-              <w:right w:color="000000" w:space="0" w:sz="8" w:val="single"/>
-            </w:tcBorders>
-            <w:tcMar>
-              <w:top w:w="0.0" w:type="dxa"/>
-              <w:left w:w="40.0" w:type="dxa"/>
-              <w:bottom w:w="0.0" w:type="dxa"/>
-              <w:right w:w="40.0" w:type="dxa"/>
-            </w:tcMar>
-            <w:vAlign w:val="bottom"/>
-          </w:tcPr>
-          <w:p>
-            <w:pPr>
-              <w:widowControl w:val="0"/>
-              <w:rPr>
-                <w:rFonts w:ascii="Times New Roman" w:cs="Times New Roman" w:eastAsia="Times New Roman" w:hAnsi="Times New Roman"/>
-              </w:rPr>
-            </w:pPr>
-            <w:r>
-              <w:rPr>
-                <w:rFonts w:ascii="Times New Roman" w:cs="Times New Roman" w:eastAsia="Times New Roman" w:hAnsi="Times New Roman"/>
-                <w:rtl w:val="0"/>
-              </w:rPr>
               <w:t xml:space="preserve">CU07</w:t>
+            </w:r>
+            <w:r>
+              <w:rPr>
+                <w:rtl w:val="0"/>
+              </w:rPr>
             </w:r>
           </w:p>
         </w:tc>
@@ -16568,7 +16468,116 @@
                 <w:rFonts w:ascii="Times New Roman" w:cs="Times New Roman" w:eastAsia="Times New Roman" w:hAnsi="Times New Roman"/>
                 <w:rtl w:val="0"/>
               </w:rPr>
-              <w:t xml:space="preserve">Revisión y validación del diseño del sistema</w:t>
+              <w:t xml:space="preserve">Reporte de Línea Base 2</w:t>
+            </w:r>
+          </w:p>
+        </w:tc>
+      </w:tr>
+      <w:tr>
+        <w:trPr>
+          <w:cantSplit w:val="0"/>
+          <w:trHeight w:val="360" w:hRule="atLeast"/>
+          <w:tblHeader w:val="0"/>
+        </w:trPr>
+        <w:tc>
+          <w:tcPr>
+            <w:vMerge w:val="restart"/>
+            <w:tcBorders>
+              <w:top w:color="000000" w:space="0" w:sz="8" w:val="single"/>
+              <w:left w:color="000000" w:space="0" w:sz="8" w:val="single"/>
+              <w:bottom w:color="000000" w:space="0" w:sz="8" w:val="single"/>
+              <w:right w:color="000000" w:space="0" w:sz="8" w:val="single"/>
+            </w:tcBorders>
+            <w:tcMar>
+              <w:top w:w="0.0" w:type="dxa"/>
+              <w:left w:w="40.0" w:type="dxa"/>
+              <w:bottom w:w="0.0" w:type="dxa"/>
+              <w:right w:w="40.0" w:type="dxa"/>
+            </w:tcMar>
+            <w:vAlign w:val="center"/>
+          </w:tcPr>
+          <w:p>
+            <w:pPr>
+              <w:widowControl w:val="0"/>
+              <w:rPr>
+                <w:rFonts w:ascii="Times New Roman" w:cs="Times New Roman" w:eastAsia="Times New Roman" w:hAnsi="Times New Roman"/>
+                <w:b w:val="1"/>
+                <w:bCs w:val="1"/>
+              </w:rPr>
+            </w:pPr>
+            <w:r>
+              <w:rPr>
+                <w:rFonts w:ascii="Times New Roman" w:cs="Times New Roman" w:eastAsia="Times New Roman" w:hAnsi="Times New Roman"/>
+                <w:b w:val="1"/>
+                <w:bCs w:val="1"/>
+                <w:rtl w:val="0"/>
+              </w:rPr>
+              <w:t xml:space="preserve">Hito 3: 18/06/2026</w:t>
+            </w:r>
+          </w:p>
+        </w:tc>
+        <w:tc>
+          <w:tcPr>
+            <w:vMerge w:val="restart"/>
+            <w:tcBorders>
+              <w:top w:color="000000" w:space="0" w:sz="8" w:val="single"/>
+              <w:left w:color="000000" w:space="0" w:sz="8" w:val="single"/>
+              <w:bottom w:color="000000" w:space="0" w:sz="8" w:val="single"/>
+              <w:right w:color="000000" w:space="0" w:sz="8" w:val="single"/>
+            </w:tcBorders>
+            <w:tcMar>
+              <w:top w:w="0.0" w:type="dxa"/>
+              <w:left w:w="40.0" w:type="dxa"/>
+              <w:bottom w:w="0.0" w:type="dxa"/>
+              <w:right w:w="40.0" w:type="dxa"/>
+            </w:tcMar>
+            <w:vAlign w:val="center"/>
+          </w:tcPr>
+          <w:p>
+            <w:pPr>
+              <w:widowControl w:val="0"/>
+              <w:rPr>
+                <w:rFonts w:ascii="Times New Roman" w:cs="Times New Roman" w:eastAsia="Times New Roman" w:hAnsi="Times New Roman"/>
+              </w:rPr>
+            </w:pPr>
+            <w:r>
+              <w:rPr>
+                <w:rFonts w:ascii="Times New Roman" w:cs="Times New Roman" w:eastAsia="Times New Roman" w:hAnsi="Times New Roman"/>
+                <w:rtl w:val="0"/>
+              </w:rPr>
+              <w:t xml:space="preserve">Línea Base 03</w:t>
+            </w:r>
+          </w:p>
+        </w:tc>
+        <w:tc>
+          <w:tcPr>
+            <w:tcBorders>
+              <w:top w:color="000000" w:space="0" w:sz="8" w:val="single"/>
+              <w:left w:color="000000" w:space="0" w:sz="8" w:val="single"/>
+              <w:bottom w:color="000000" w:space="0" w:sz="8" w:val="single"/>
+              <w:right w:color="000000" w:space="0" w:sz="8" w:val="single"/>
+            </w:tcBorders>
+            <w:tcMar>
+              <w:top w:w="0.0" w:type="dxa"/>
+              <w:left w:w="40.0" w:type="dxa"/>
+              <w:bottom w:w="0.0" w:type="dxa"/>
+              <w:right w:w="40.0" w:type="dxa"/>
+            </w:tcMar>
+            <w:vAlign w:val="bottom"/>
+          </w:tcPr>
+          <w:p>
+            <w:pPr>
+              <w:widowControl w:val="0"/>
+              <w:rPr>
+                <w:rFonts w:ascii="Times New Roman" w:cs="Times New Roman" w:eastAsia="Times New Roman" w:hAnsi="Times New Roman"/>
+              </w:rPr>
+            </w:pPr>
+            <w:r>
+              <w:rPr>
+                <w:rFonts w:ascii="Times New Roman" w:cs="Times New Roman" w:eastAsia="Times New Roman" w:hAnsi="Times New Roman"/>
+                <w:rtl w:val="0"/>
+              </w:rPr>
+              <w:t xml:space="preserve">Script SQL</w:t>
             </w:r>
           </w:p>
         </w:tc>
@@ -16673,116 +16682,7 @@
                 <w:rFonts w:ascii="Times New Roman" w:cs="Times New Roman" w:eastAsia="Times New Roman" w:hAnsi="Times New Roman"/>
                 <w:rtl w:val="0"/>
               </w:rPr>
-              <w:t xml:space="preserve">Reporte de Línea Base 2</w:t>
-            </w:r>
-          </w:p>
-        </w:tc>
-      </w:tr>
-      <w:tr>
-        <w:trPr>
-          <w:cantSplit w:val="0"/>
-          <w:trHeight w:val="360" w:hRule="atLeast"/>
-          <w:tblHeader w:val="0"/>
-        </w:trPr>
-        <w:tc>
-          <w:tcPr>
-            <w:vMerge w:val="restart"/>
-            <w:tcBorders>
-              <w:top w:color="000000" w:space="0" w:sz="8" w:val="single"/>
-              <w:left w:color="000000" w:space="0" w:sz="8" w:val="single"/>
-              <w:bottom w:color="000000" w:space="0" w:sz="8" w:val="single"/>
-              <w:right w:color="000000" w:space="0" w:sz="8" w:val="single"/>
-            </w:tcBorders>
-            <w:tcMar>
-              <w:top w:w="0.0" w:type="dxa"/>
-              <w:left w:w="40.0" w:type="dxa"/>
-              <w:bottom w:w="0.0" w:type="dxa"/>
-              <w:right w:w="40.0" w:type="dxa"/>
-            </w:tcMar>
-            <w:vAlign w:val="center"/>
-          </w:tcPr>
-          <w:p>
-            <w:pPr>
-              <w:widowControl w:val="0"/>
-              <w:rPr>
-                <w:rFonts w:ascii="Times New Roman" w:cs="Times New Roman" w:eastAsia="Times New Roman" w:hAnsi="Times New Roman"/>
-                <w:b w:val="1"/>
-                <w:bCs w:val="1"/>
-              </w:rPr>
-            </w:pPr>
-            <w:r>
-              <w:rPr>
-                <w:rFonts w:ascii="Times New Roman" w:cs="Times New Roman" w:eastAsia="Times New Roman" w:hAnsi="Times New Roman"/>
-                <w:b w:val="1"/>
-                <w:bCs w:val="1"/>
-                <w:rtl w:val="0"/>
-              </w:rPr>
-              <w:t xml:space="preserve">Hito 3: 18/06/2026</w:t>
-            </w:r>
-          </w:p>
-        </w:tc>
-        <w:tc>
-          <w:tcPr>
-            <w:vMerge w:val="restart"/>
-            <w:tcBorders>
-              <w:top w:color="000000" w:space="0" w:sz="8" w:val="single"/>
-              <w:left w:color="000000" w:space="0" w:sz="8" w:val="single"/>
-              <w:bottom w:color="000000" w:space="0" w:sz="8" w:val="single"/>
-              <w:right w:color="000000" w:space="0" w:sz="8" w:val="single"/>
-            </w:tcBorders>
-            <w:tcMar>
-              <w:top w:w="0.0" w:type="dxa"/>
-              <w:left w:w="40.0" w:type="dxa"/>
-              <w:bottom w:w="0.0" w:type="dxa"/>
-              <w:right w:w="40.0" w:type="dxa"/>
-            </w:tcMar>
-            <w:vAlign w:val="center"/>
-          </w:tcPr>
-          <w:p>
-            <w:pPr>
-              <w:widowControl w:val="0"/>
-              <w:rPr>
-                <w:rFonts w:ascii="Times New Roman" w:cs="Times New Roman" w:eastAsia="Times New Roman" w:hAnsi="Times New Roman"/>
-              </w:rPr>
-            </w:pPr>
-            <w:r>
-              <w:rPr>
-                <w:rFonts w:ascii="Times New Roman" w:cs="Times New Roman" w:eastAsia="Times New Roman" w:hAnsi="Times New Roman"/>
-                <w:rtl w:val="0"/>
-              </w:rPr>
-              <w:t xml:space="preserve">Línea Base 03</w:t>
-            </w:r>
-          </w:p>
-        </w:tc>
-        <w:tc>
-          <w:tcPr>
-            <w:tcBorders>
-              <w:top w:color="000000" w:space="0" w:sz="8" w:val="single"/>
-              <w:left w:color="000000" w:space="0" w:sz="8" w:val="single"/>
-              <w:bottom w:color="000000" w:space="0" w:sz="8" w:val="single"/>
-              <w:right w:color="000000" w:space="0" w:sz="8" w:val="single"/>
-            </w:tcBorders>
-            <w:tcMar>
-              <w:top w:w="0.0" w:type="dxa"/>
-              <w:left w:w="40.0" w:type="dxa"/>
-              <w:bottom w:w="0.0" w:type="dxa"/>
-              <w:right w:w="40.0" w:type="dxa"/>
-            </w:tcMar>
-            <w:vAlign w:val="bottom"/>
-          </w:tcPr>
-          <w:p>
-            <w:pPr>
-              <w:widowControl w:val="0"/>
-              <w:rPr>
-                <w:rFonts w:ascii="Times New Roman" w:cs="Times New Roman" w:eastAsia="Times New Roman" w:hAnsi="Times New Roman"/>
-              </w:rPr>
-            </w:pPr>
-            <w:r>
-              <w:rPr>
-                <w:rFonts w:ascii="Times New Roman" w:cs="Times New Roman" w:eastAsia="Times New Roman" w:hAnsi="Times New Roman"/>
-                <w:rtl w:val="0"/>
-              </w:rPr>
-              <w:t xml:space="preserve">Script SQL</w:t>
+              <w:t xml:space="preserve">Código Backend</w:t>
             </w:r>
           </w:p>
         </w:tc>
@@ -16887,7 +16787,7 @@
                 <w:rFonts w:ascii="Times New Roman" w:cs="Times New Roman" w:eastAsia="Times New Roman" w:hAnsi="Times New Roman"/>
                 <w:rtl w:val="0"/>
               </w:rPr>
-              <w:t xml:space="preserve">Código Backend</w:t>
+              <w:t xml:space="preserve">Código Frontend</w:t>
             </w:r>
           </w:p>
         </w:tc>
@@ -17000,111 +16900,6 @@
       <w:tr>
         <w:trPr>
           <w:cantSplit w:val="0"/>
-          <w:trHeight w:val="300" w:hRule="atLeast"/>
-          <w:tblHeader w:val="0"/>
-        </w:trPr>
-        <w:tc>
-          <w:tcPr>
-            <w:vMerge w:val="continue"/>
-            <w:tcBorders>
-              <w:top w:color="000000" w:space="0" w:sz="8" w:val="single"/>
-              <w:left w:color="000000" w:space="0" w:sz="8" w:val="single"/>
-              <w:bottom w:color="000000" w:space="0" w:sz="8" w:val="single"/>
-              <w:right w:color="000000" w:space="0" w:sz="8" w:val="single"/>
-            </w:tcBorders>
-            <w:tcMar>
-              <w:top w:w="0.0" w:type="dxa"/>
-              <w:left w:w="40.0" w:type="dxa"/>
-              <w:bottom w:w="0.0" w:type="dxa"/>
-              <w:right w:w="40.0" w:type="dxa"/>
-            </w:tcMar>
-            <w:vAlign w:val="center"/>
-          </w:tcPr>
-          <w:p>
-            <w:pPr>
-              <w:widowControl w:val="0"/>
-              <w:spacing w:after="0" w:before="0" w:line="240" w:lineRule="auto"/>
-              <w:ind w:left="0" w:firstLine="0"/>
-              <w:rPr>
-                <w:rFonts w:ascii="Times New Roman" w:cs="Times New Roman" w:eastAsia="Times New Roman" w:hAnsi="Times New Roman"/>
-              </w:rPr>
-            </w:pPr>
-            <w:r>
-              <w:rPr>
-                <w:rtl w:val="0"/>
-              </w:rPr>
-            </w:r>
-          </w:p>
-        </w:tc>
-        <w:tc>
-          <w:tcPr>
-            <w:vMerge w:val="continue"/>
-            <w:tcBorders>
-              <w:top w:color="000000" w:space="0" w:sz="8" w:val="single"/>
-              <w:left w:color="000000" w:space="0" w:sz="8" w:val="single"/>
-              <w:bottom w:color="000000" w:space="0" w:sz="8" w:val="single"/>
-              <w:right w:color="000000" w:space="0" w:sz="8" w:val="single"/>
-            </w:tcBorders>
-            <w:tcMar>
-              <w:top w:w="0.0" w:type="dxa"/>
-              <w:left w:w="40.0" w:type="dxa"/>
-              <w:bottom w:w="0.0" w:type="dxa"/>
-              <w:right w:w="40.0" w:type="dxa"/>
-            </w:tcMar>
-            <w:vAlign w:val="center"/>
-          </w:tcPr>
-          <w:p>
-            <w:pPr>
-              <w:widowControl w:val="0"/>
-              <w:spacing w:after="0" w:before="0" w:line="240" w:lineRule="auto"/>
-              <w:ind w:left="0" w:firstLine="0"/>
-              <w:rPr>
-                <w:rFonts w:ascii="Times New Roman" w:cs="Times New Roman" w:eastAsia="Times New Roman" w:hAnsi="Times New Roman"/>
-              </w:rPr>
-            </w:pPr>
-            <w:r>
-              <w:rPr>
-                <w:rtl w:val="0"/>
-              </w:rPr>
-            </w:r>
-          </w:p>
-        </w:tc>
-        <w:tc>
-          <w:tcPr>
-            <w:tcBorders>
-              <w:top w:color="000000" w:space="0" w:sz="8" w:val="single"/>
-              <w:left w:color="000000" w:space="0" w:sz="8" w:val="single"/>
-              <w:bottom w:color="000000" w:space="0" w:sz="8" w:val="single"/>
-              <w:right w:color="000000" w:space="0" w:sz="8" w:val="single"/>
-            </w:tcBorders>
-            <w:tcMar>
-              <w:top w:w="0.0" w:type="dxa"/>
-              <w:left w:w="40.0" w:type="dxa"/>
-              <w:bottom w:w="0.0" w:type="dxa"/>
-              <w:right w:w="40.0" w:type="dxa"/>
-            </w:tcMar>
-            <w:vAlign w:val="bottom"/>
-          </w:tcPr>
-          <w:p>
-            <w:pPr>
-              <w:widowControl w:val="0"/>
-              <w:rPr>
-                <w:rFonts w:ascii="Times New Roman" w:cs="Times New Roman" w:eastAsia="Times New Roman" w:hAnsi="Times New Roman"/>
-              </w:rPr>
-            </w:pPr>
-            <w:r>
-              <w:rPr>
-                <w:rFonts w:ascii="Times New Roman" w:cs="Times New Roman" w:eastAsia="Times New Roman" w:hAnsi="Times New Roman"/>
-                <w:rtl w:val="0"/>
-              </w:rPr>
-              <w:t xml:space="preserve">Código Frontend</w:t>
-            </w:r>
-          </w:p>
-        </w:tc>
-      </w:tr>
-      <w:tr>
-        <w:trPr>
-          <w:cantSplit w:val="0"/>
           <w:trHeight w:val="285" w:hRule="atLeast"/>
           <w:tblHeader w:val="0"/>
         </w:trPr>
@@ -17736,6 +17531,54 @@
     <w:p>
       <w:pPr>
         <w:pStyle w:val="Heading2"/>
+        <w:ind w:firstLine="1440"/>
+        <w:rPr/>
+      </w:pPr>
+      <w:bookmarkStart w:colFirst="0" w:colLast="0" w:name="_pgs54uv6r2xj" w:id="22"/>
+      <w:bookmarkEnd w:id="22"/>
+      <w:r>
+        <w:rPr>
+          <w:rtl w:val="0"/>
+        </w:rPr>
+      </w:r>
+    </w:p>
+    <w:p>
+      <w:pPr>
+        <w:rPr/>
+      </w:pPr>
+      <w:r>
+        <w:rPr>
+          <w:rtl w:val="0"/>
+        </w:rPr>
+      </w:r>
+    </w:p>
+    <w:p>
+      <w:pPr>
+        <w:pStyle w:val="Heading2"/>
+        <w:ind w:firstLine="1440"/>
+        <w:rPr/>
+      </w:pPr>
+      <w:bookmarkStart w:colFirst="0" w:colLast="0" w:name="_ytp1z49zg2ns" w:id="23"/>
+      <w:bookmarkEnd w:id="23"/>
+      <w:r>
+        <w:rPr>
+          <w:rtl w:val="0"/>
+        </w:rPr>
+      </w:r>
+    </w:p>
+    <w:p>
+      <w:pPr>
+        <w:rPr/>
+      </w:pPr>
+      <w:r>
+        <w:rPr>
+          <w:rtl w:val="0"/>
+        </w:rPr>
+      </w:r>
+    </w:p>
+    <w:p>
+      <w:pPr>
+        <w:pStyle w:val="Heading2"/>
         <w:numPr>
           <w:ilvl w:val="1"/>
           <w:numId w:val="12"/>
@@ -17748,8 +17591,8 @@
           <w:szCs w:val="24"/>
         </w:rPr>
       </w:pPr>
-      <w:bookmarkStart w:colFirst="0" w:colLast="0" w:name="_89bp1qgcxxf7" w:id="22"/>
-      <w:bookmarkEnd w:id="22"/>
+      <w:bookmarkStart w:colFirst="0" w:colLast="0" w:name="_89bp1qgcxxf7" w:id="24"/>
+      <w:bookmarkEnd w:id="24"/>
       <w:r>
         <w:rPr>
           <w:rtl w:val="0"/>
@@ -17778,8 +17621,8 @@
         <w:ind w:left="2160" w:hanging="180"/>
         <w:rPr/>
       </w:pPr>
-      <w:bookmarkStart w:colFirst="0" w:colLast="0" w:name="_ydovprbg4g8e" w:id="23"/>
-      <w:bookmarkEnd w:id="23"/>
+      <w:bookmarkStart w:colFirst="0" w:colLast="0" w:name="_ydovprbg4g8e" w:id="25"/>
+      <w:bookmarkEnd w:id="25"/>
       <w:r>
         <w:rPr>
           <w:rtl w:val="0"/>
@@ -22034,24 +21877,1088 @@
     </w:p>
     <w:p>
       <w:pPr>
+        <w:pStyle w:val="Heading2"/>
+        <w:numPr>
+          <w:ilvl w:val="1"/>
+          <w:numId w:val="12"/>
+        </w:numPr>
+        <w:rPr>
+          <w:rFonts w:ascii="Times New Roman" w:cs="Times New Roman" w:eastAsia="Times New Roman" w:hAnsi="Times New Roman"/>
+          <w:b w:val="1"/>
+          <w:bCs w:val="1"/>
+          <w:sz w:val="24"/>
+          <w:szCs w:val="24"/>
+        </w:rPr>
+      </w:pPr>
+      <w:bookmarkStart w:colFirst="0" w:colLast="0" w:name="_u2ltnjec4ucd" w:id="26"/>
+      <w:bookmarkEnd w:id="26"/>
+      <w:r>
+        <w:rPr>
+          <w:rtl w:val="0"/>
+        </w:rPr>
+        <w:t xml:space="preserve">Estados de la GCS</w:t>
+      </w:r>
+    </w:p>
+    <w:p>
+      <w:pPr>
+        <w:ind w:left="0" w:firstLine="0"/>
+        <w:rPr/>
+      </w:pPr>
+      <w:r>
+        <w:rPr>
+          <w:rtl w:val="0"/>
+        </w:rPr>
+      </w:r>
+    </w:p>
+    <w:p>
+      <w:pPr>
+        <w:spacing w:line="259" w:lineRule="auto"/>
+        <w:rPr>
+          <w:rFonts w:ascii="Calibri" w:cs="Calibri" w:eastAsia="Calibri" w:hAnsi="Calibri"/>
+        </w:rPr>
+      </w:pPr>
+      <w:r>
+        <w:rPr>
+          <w:rtl w:val="0"/>
+        </w:rPr>
+      </w:r>
+    </w:p>
+    <w:p>
+      <w:pPr>
+        <w:numPr>
+          <w:ilvl w:val="0"/>
+          <w:numId w:val="7"/>
+        </w:numPr>
+        <w:spacing w:line="259" w:lineRule="auto"/>
+        <w:ind w:left="2160" w:hanging="360"/>
+        <w:rPr>
+          <w:rFonts w:ascii="Times New Roman" w:cs="Times New Roman" w:eastAsia="Times New Roman" w:hAnsi="Times New Roman"/>
+        </w:rPr>
+      </w:pPr>
+      <w:r>
+        <w:rPr>
+          <w:rFonts w:ascii="Times New Roman" w:cs="Times New Roman" w:eastAsia="Times New Roman" w:hAnsi="Times New Roman"/>
+          <w:rtl w:val="0"/>
+        </w:rPr>
+        <w:t xml:space="preserve">Lista de versiones del ítem</w:t>
+      </w:r>
+    </w:p>
+    <w:p>
+      <w:pPr>
         <w:spacing w:line="259" w:lineRule="auto"/>
         <w:ind w:left="0" w:firstLine="0"/>
         <w:rPr>
-          <w:rFonts w:ascii="Calibri" w:cs="Calibri" w:eastAsia="Calibri" w:hAnsi="Calibri"/>
-        </w:rPr>
-      </w:pPr>
-      <w:r>
-        <w:rPr>
-          <w:rtl w:val="0"/>
-        </w:rPr>
-      </w:r>
-    </w:p>
+          <w:rFonts w:ascii="Times New Roman" w:cs="Times New Roman" w:eastAsia="Times New Roman" w:hAnsi="Times New Roman"/>
+        </w:rPr>
+      </w:pPr>
+      <w:r>
+        <w:rPr>
+          <w:rtl w:val="0"/>
+        </w:rPr>
+      </w:r>
+    </w:p>
+    <w:tbl>
+      <w:tblPr>
+        <w:tblStyle w:val="Table19"/>
+        <w:tblW w:w="9025.511811023624" w:type="dxa"/>
+        <w:jc w:val="left"/>
+        <w:tblBorders>
+          <w:top w:color="000000" w:space="0" w:sz="0" w:val="nil"/>
+          <w:left w:color="000000" w:space="0" w:sz="0" w:val="nil"/>
+          <w:bottom w:color="000000" w:space="0" w:sz="0" w:val="nil"/>
+          <w:right w:color="000000" w:space="0" w:sz="0" w:val="nil"/>
+          <w:insideH w:color="000000" w:space="0" w:sz="0" w:val="nil"/>
+          <w:insideV w:color="000000" w:space="0" w:sz="0" w:val="nil"/>
+        </w:tblBorders>
+        <w:tblLayout w:type="fixed"/>
+        <w:tblLook w:val="0600"/>
+      </w:tblPr>
+      <w:tblGrid>
+        <w:gridCol w:w="1187.32323927135"/>
+        <w:gridCol w:w="3654.7293458821246"/>
+        <w:gridCol w:w="2068.5397059180555"/>
+        <w:gridCol w:w="2114.9195199520927"/>
+        <w:tblGridChange w:id="0">
+          <w:tblGrid>
+            <w:gridCol w:w="1187.32323927135"/>
+            <w:gridCol w:w="3654.7293458821246"/>
+            <w:gridCol w:w="2068.5397059180555"/>
+            <w:gridCol w:w="2114.9195199520927"/>
+          </w:tblGrid>
+        </w:tblGridChange>
+      </w:tblGrid>
+      <w:tr>
+        <w:trPr>
+          <w:cantSplit w:val="0"/>
+          <w:trHeight w:val="615" w:hRule="atLeast"/>
+          <w:tblHeader w:val="0"/>
+        </w:trPr>
+        <w:tc>
+          <w:tcPr>
+            <w:gridSpan w:val="4"/>
+            <w:tcBorders>
+              <w:top w:color="cccccc" w:space="0" w:sz="7" w:val="single"/>
+              <w:left w:color="cccccc" w:space="0" w:sz="7" w:val="single"/>
+              <w:bottom w:color="cccccc" w:space="0" w:sz="7" w:val="single"/>
+              <w:right w:color="cccccc" w:space="0" w:sz="7" w:val="single"/>
+            </w:tcBorders>
+            <w:shd w:fill="d0e0e3" w:val="clear"/>
+            <w:tcMar>
+              <w:top w:w="0.0" w:type="dxa"/>
+              <w:left w:w="40.0" w:type="dxa"/>
+              <w:bottom w:w="0.0" w:type="dxa"/>
+              <w:right w:w="40.0" w:type="dxa"/>
+            </w:tcMar>
+            <w:vAlign w:val="center"/>
+          </w:tcPr>
+          <w:p>
+            <w:pPr>
+              <w:widowControl w:val="0"/>
+              <w:jc w:val="center"/>
+              <w:rPr/>
+            </w:pPr>
+            <w:r>
+              <w:rPr>
+                <w:sz w:val="30"/>
+                <w:szCs w:val="30"/>
+                <w:rtl w:val="0"/>
+              </w:rPr>
+              <w:t xml:space="preserve">LISTA DE VERSIONES DE UN ÍTEM</w:t>
+            </w:r>
+            <w:r>
+              <w:rPr>
+                <w:rtl w:val="0"/>
+              </w:rPr>
+            </w:r>
+          </w:p>
+        </w:tc>
+      </w:tr>
+      <w:tr>
+        <w:trPr>
+          <w:cantSplit w:val="0"/>
+          <w:trHeight w:val="300" w:hRule="atLeast"/>
+          <w:tblHeader w:val="0"/>
+        </w:trPr>
+        <w:tc>
+          <w:tcPr>
+            <w:tcBorders>
+              <w:top w:color="cccccc" w:space="0" w:sz="7" w:val="single"/>
+              <w:left w:color="cccccc" w:space="0" w:sz="7" w:val="single"/>
+              <w:bottom w:color="cccccc" w:space="0" w:sz="7" w:val="single"/>
+              <w:right w:color="cccccc" w:space="0" w:sz="7" w:val="single"/>
+            </w:tcBorders>
+            <w:shd w:fill="auto" w:val="clear"/>
+            <w:tcMar>
+              <w:top w:w="0.0" w:type="dxa"/>
+              <w:left w:w="40.0" w:type="dxa"/>
+              <w:bottom w:w="0.0" w:type="dxa"/>
+              <w:right w:w="40.0" w:type="dxa"/>
+            </w:tcMar>
+            <w:vAlign w:val="bottom"/>
+          </w:tcPr>
+          <w:p>
+            <w:pPr>
+              <w:widowControl w:val="0"/>
+              <w:rPr/>
+            </w:pPr>
+            <w:r>
+              <w:rPr>
+                <w:rtl w:val="0"/>
+              </w:rPr>
+            </w:r>
+          </w:p>
+        </w:tc>
+        <w:tc>
+          <w:tcPr>
+            <w:tcBorders>
+              <w:top w:color="cccccc" w:space="0" w:sz="7" w:val="single"/>
+              <w:left w:color="cccccc" w:space="0" w:sz="7" w:val="single"/>
+              <w:bottom w:color="000000" w:space="0" w:sz="7" w:val="single"/>
+              <w:right w:color="cccccc" w:space="0" w:sz="7" w:val="single"/>
+            </w:tcBorders>
+            <w:shd w:fill="auto" w:val="clear"/>
+            <w:tcMar>
+              <w:top w:w="0.0" w:type="dxa"/>
+              <w:left w:w="40.0" w:type="dxa"/>
+              <w:bottom w:w="0.0" w:type="dxa"/>
+              <w:right w:w="40.0" w:type="dxa"/>
+            </w:tcMar>
+            <w:vAlign w:val="bottom"/>
+          </w:tcPr>
+          <w:p>
+            <w:pPr>
+              <w:widowControl w:val="0"/>
+              <w:rPr/>
+            </w:pPr>
+            <w:r>
+              <w:rPr>
+                <w:rtl w:val="0"/>
+              </w:rPr>
+            </w:r>
+          </w:p>
+        </w:tc>
+        <w:tc>
+          <w:tcPr>
+            <w:tcBorders>
+              <w:top w:color="cccccc" w:space="0" w:sz="7" w:val="single"/>
+              <w:left w:color="cccccc" w:space="0" w:sz="7" w:val="single"/>
+              <w:bottom w:color="000000" w:space="0" w:sz="7" w:val="single"/>
+              <w:right w:color="cccccc" w:space="0" w:sz="7" w:val="single"/>
+            </w:tcBorders>
+            <w:shd w:fill="auto" w:val="clear"/>
+            <w:tcMar>
+              <w:top w:w="0.0" w:type="dxa"/>
+              <w:left w:w="40.0" w:type="dxa"/>
+              <w:bottom w:w="0.0" w:type="dxa"/>
+              <w:right w:w="40.0" w:type="dxa"/>
+            </w:tcMar>
+            <w:vAlign w:val="bottom"/>
+          </w:tcPr>
+          <w:p>
+            <w:pPr>
+              <w:widowControl w:val="0"/>
+              <w:rPr/>
+            </w:pPr>
+            <w:r>
+              <w:rPr>
+                <w:rtl w:val="0"/>
+              </w:rPr>
+            </w:r>
+          </w:p>
+        </w:tc>
+        <w:tc>
+          <w:tcPr>
+            <w:tcBorders>
+              <w:top w:color="cccccc" w:space="0" w:sz="7" w:val="single"/>
+              <w:left w:color="cccccc" w:space="0" w:sz="7" w:val="single"/>
+              <w:bottom w:color="cccccc" w:space="0" w:sz="7" w:val="single"/>
+              <w:right w:color="cccccc" w:space="0" w:sz="7" w:val="single"/>
+            </w:tcBorders>
+            <w:shd w:fill="auto" w:val="clear"/>
+            <w:tcMar>
+              <w:top w:w="0.0" w:type="dxa"/>
+              <w:left w:w="40.0" w:type="dxa"/>
+              <w:bottom w:w="0.0" w:type="dxa"/>
+              <w:right w:w="40.0" w:type="dxa"/>
+            </w:tcMar>
+            <w:vAlign w:val="bottom"/>
+          </w:tcPr>
+          <w:p>
+            <w:pPr>
+              <w:widowControl w:val="0"/>
+              <w:rPr/>
+            </w:pPr>
+            <w:r>
+              <w:rPr>
+                <w:rtl w:val="0"/>
+              </w:rPr>
+            </w:r>
+          </w:p>
+        </w:tc>
+      </w:tr>
+      <w:tr>
+        <w:trPr>
+          <w:cantSplit w:val="0"/>
+          <w:trHeight w:val="300" w:hRule="atLeast"/>
+          <w:tblHeader w:val="0"/>
+        </w:trPr>
+        <w:tc>
+          <w:tcPr>
+            <w:tcBorders>
+              <w:top w:color="cccccc" w:space="0" w:sz="7" w:val="single"/>
+              <w:left w:color="cccccc" w:space="0" w:sz="7" w:val="single"/>
+              <w:bottom w:color="cccccc" w:space="0" w:sz="7" w:val="single"/>
+              <w:right w:color="000000" w:space="0" w:sz="7" w:val="single"/>
+            </w:tcBorders>
+            <w:shd w:fill="auto" w:val="clear"/>
+            <w:tcMar>
+              <w:top w:w="0.0" w:type="dxa"/>
+              <w:left w:w="40.0" w:type="dxa"/>
+              <w:bottom w:w="0.0" w:type="dxa"/>
+              <w:right w:w="40.0" w:type="dxa"/>
+            </w:tcMar>
+            <w:vAlign w:val="bottom"/>
+          </w:tcPr>
+          <w:p>
+            <w:pPr>
+              <w:widowControl w:val="0"/>
+              <w:rPr/>
+            </w:pPr>
+            <w:r>
+              <w:rPr>
+                <w:rtl w:val="0"/>
+              </w:rPr>
+            </w:r>
+          </w:p>
+        </w:tc>
+        <w:tc>
+          <w:tcPr>
+            <w:tcBorders>
+              <w:top w:color="cccccc" w:space="0" w:sz="7" w:val="single"/>
+              <w:left w:color="cccccc" w:space="0" w:sz="7" w:val="single"/>
+              <w:bottom w:color="000000" w:space="0" w:sz="7" w:val="single"/>
+              <w:right w:color="000000" w:space="0" w:sz="7" w:val="single"/>
+            </w:tcBorders>
+            <w:shd w:fill="93c47d" w:val="clear"/>
+            <w:tcMar>
+              <w:top w:w="0.0" w:type="dxa"/>
+              <w:left w:w="40.0" w:type="dxa"/>
+              <w:bottom w:w="0.0" w:type="dxa"/>
+              <w:right w:w="40.0" w:type="dxa"/>
+            </w:tcMar>
+            <w:vAlign w:val="bottom"/>
+          </w:tcPr>
+          <w:p>
+            <w:pPr>
+              <w:widowControl w:val="0"/>
+              <w:rPr/>
+            </w:pPr>
+            <w:r>
+              <w:rPr>
+                <w:rtl w:val="0"/>
+              </w:rPr>
+              <w:t xml:space="preserve">ID del proyecto:</w:t>
+            </w:r>
+          </w:p>
+        </w:tc>
+        <w:tc>
+          <w:tcPr>
+            <w:tcBorders>
+              <w:top w:color="cccccc" w:space="0" w:sz="7" w:val="single"/>
+              <w:left w:color="cccccc" w:space="0" w:sz="7" w:val="single"/>
+              <w:bottom w:color="000000" w:space="0" w:sz="7" w:val="single"/>
+              <w:right w:color="000000" w:space="0" w:sz="7" w:val="single"/>
+            </w:tcBorders>
+            <w:shd w:fill="auto" w:val="clear"/>
+            <w:tcMar>
+              <w:top w:w="0.0" w:type="dxa"/>
+              <w:left w:w="40.0" w:type="dxa"/>
+              <w:bottom w:w="0.0" w:type="dxa"/>
+              <w:right w:w="40.0" w:type="dxa"/>
+            </w:tcMar>
+            <w:vAlign w:val="bottom"/>
+          </w:tcPr>
+          <w:p>
+            <w:pPr>
+              <w:widowControl w:val="0"/>
+              <w:rPr/>
+            </w:pPr>
+            <w:r>
+              <w:rPr>
+                <w:rtl w:val="0"/>
+              </w:rPr>
+              <w:t xml:space="preserve">ACP</w:t>
+            </w:r>
+          </w:p>
+        </w:tc>
+        <w:tc>
+          <w:tcPr>
+            <w:vMerge w:val="restart"/>
+            <w:tcBorders>
+              <w:top w:color="000000" w:space="0" w:sz="7" w:val="single"/>
+              <w:left w:color="000000" w:space="0" w:sz="8" w:val="single"/>
+              <w:bottom w:color="000000" w:space="0" w:sz="7" w:val="single"/>
+              <w:right w:color="000000" w:space="0" w:sz="7" w:val="single"/>
+            </w:tcBorders>
+            <w:shd w:fill="d9ead3" w:val="clear"/>
+            <w:tcMar>
+              <w:top w:w="0.0" w:type="dxa"/>
+              <w:left w:w="40.0" w:type="dxa"/>
+              <w:bottom w:w="0.0" w:type="dxa"/>
+              <w:right w:w="40.0" w:type="dxa"/>
+            </w:tcMar>
+            <w:vAlign w:val="center"/>
+          </w:tcPr>
+          <w:p>
+            <w:pPr>
+              <w:widowControl w:val="0"/>
+              <w:jc w:val="center"/>
+              <w:rPr/>
+            </w:pPr>
+            <w:r>
+              <w:rPr>
+                <w:rtl w:val="0"/>
+              </w:rPr>
+              <w:t xml:space="preserve">Generar</w:t>
+            </w:r>
+          </w:p>
+        </w:tc>
+      </w:tr>
+      <w:tr>
+        <w:trPr>
+          <w:cantSplit w:val="0"/>
+          <w:trHeight w:val="300" w:hRule="atLeast"/>
+          <w:tblHeader w:val="0"/>
+        </w:trPr>
+        <w:tc>
+          <w:tcPr>
+            <w:tcBorders>
+              <w:top w:color="cccccc" w:space="0" w:sz="7" w:val="single"/>
+              <w:left w:color="cccccc" w:space="0" w:sz="7" w:val="single"/>
+              <w:bottom w:color="cccccc" w:space="0" w:sz="7" w:val="single"/>
+              <w:right w:color="000000" w:space="0" w:sz="7" w:val="single"/>
+            </w:tcBorders>
+            <w:shd w:fill="auto" w:val="clear"/>
+            <w:tcMar>
+              <w:top w:w="0.0" w:type="dxa"/>
+              <w:left w:w="40.0" w:type="dxa"/>
+              <w:bottom w:w="0.0" w:type="dxa"/>
+              <w:right w:w="40.0" w:type="dxa"/>
+            </w:tcMar>
+            <w:vAlign w:val="bottom"/>
+          </w:tcPr>
+          <w:p>
+            <w:pPr>
+              <w:widowControl w:val="0"/>
+              <w:rPr/>
+            </w:pPr>
+            <w:r>
+              <w:rPr>
+                <w:rtl w:val="0"/>
+              </w:rPr>
+            </w:r>
+          </w:p>
+        </w:tc>
+        <w:tc>
+          <w:tcPr>
+            <w:tcBorders>
+              <w:top w:color="cccccc" w:space="0" w:sz="7" w:val="single"/>
+              <w:left w:color="cccccc" w:space="0" w:sz="7" w:val="single"/>
+              <w:bottom w:color="000000" w:space="0" w:sz="7" w:val="single"/>
+              <w:right w:color="000000" w:space="0" w:sz="7" w:val="single"/>
+            </w:tcBorders>
+            <w:shd w:fill="93c47d" w:val="clear"/>
+            <w:tcMar>
+              <w:top w:w="0.0" w:type="dxa"/>
+              <w:left w:w="40.0" w:type="dxa"/>
+              <w:bottom w:w="0.0" w:type="dxa"/>
+              <w:right w:w="40.0" w:type="dxa"/>
+            </w:tcMar>
+            <w:vAlign w:val="bottom"/>
+          </w:tcPr>
+          <w:p>
+            <w:pPr>
+              <w:widowControl w:val="0"/>
+              <w:rPr/>
+            </w:pPr>
+            <w:r>
+              <w:rPr>
+                <w:rtl w:val="0"/>
+              </w:rPr>
+              <w:t xml:space="preserve">ID del ítem:</w:t>
+            </w:r>
+          </w:p>
+        </w:tc>
+        <w:tc>
+          <w:tcPr>
+            <w:tcBorders>
+              <w:top w:color="cccccc" w:space="0" w:sz="7" w:val="single"/>
+              <w:left w:color="cccccc" w:space="0" w:sz="7" w:val="single"/>
+              <w:bottom w:color="000000" w:space="0" w:sz="7" w:val="single"/>
+              <w:right w:color="000000" w:space="0" w:sz="7" w:val="single"/>
+            </w:tcBorders>
+            <w:shd w:fill="auto" w:val="clear"/>
+            <w:tcMar>
+              <w:top w:w="0.0" w:type="dxa"/>
+              <w:left w:w="40.0" w:type="dxa"/>
+              <w:bottom w:w="0.0" w:type="dxa"/>
+              <w:right w:w="40.0" w:type="dxa"/>
+            </w:tcMar>
+            <w:vAlign w:val="bottom"/>
+          </w:tcPr>
+          <w:p>
+            <w:pPr>
+              <w:widowControl w:val="0"/>
+              <w:rPr/>
+            </w:pPr>
+            <w:r>
+              <w:rPr>
+                <w:rtl w:val="0"/>
+              </w:rPr>
+              <w:t xml:space="preserve">ACP-CU06</w:t>
+            </w:r>
+          </w:p>
+        </w:tc>
+        <w:tc>
+          <w:tcPr>
+            <w:vMerge w:val="continue"/>
+            <w:tcBorders>
+              <w:top w:color="000000" w:space="0" w:sz="7" w:val="single"/>
+              <w:left w:color="000000" w:space="0" w:sz="8" w:val="single"/>
+              <w:bottom w:color="000000" w:space="0" w:sz="7" w:val="single"/>
+              <w:right w:color="000000" w:space="0" w:sz="7" w:val="single"/>
+            </w:tcBorders>
+            <w:shd w:fill="d9ead3" w:val="clear"/>
+            <w:tcMar>
+              <w:top w:w="0.0" w:type="dxa"/>
+              <w:left w:w="40.0" w:type="dxa"/>
+              <w:bottom w:w="0.0" w:type="dxa"/>
+              <w:right w:w="40.0" w:type="dxa"/>
+            </w:tcMar>
+            <w:vAlign w:val="center"/>
+          </w:tcPr>
+          <w:p>
+            <w:pPr>
+              <w:widowControl w:val="0"/>
+              <w:rPr/>
+            </w:pPr>
+            <w:r>
+              <w:rPr>
+                <w:rtl w:val="0"/>
+              </w:rPr>
+            </w:r>
+          </w:p>
+        </w:tc>
+      </w:tr>
+      <w:tr>
+        <w:trPr>
+          <w:cantSplit w:val="0"/>
+          <w:trHeight w:val="300" w:hRule="atLeast"/>
+          <w:tblHeader w:val="0"/>
+        </w:trPr>
+        <w:tc>
+          <w:tcPr>
+            <w:tcBorders>
+              <w:top w:color="cccccc" w:space="0" w:sz="7" w:val="single"/>
+              <w:left w:color="cccccc" w:space="0" w:sz="7" w:val="single"/>
+              <w:bottom w:color="cccccc" w:space="0" w:sz="7" w:val="single"/>
+              <w:right w:color="cccccc" w:space="0" w:sz="7" w:val="single"/>
+            </w:tcBorders>
+            <w:shd w:fill="auto" w:val="clear"/>
+            <w:tcMar>
+              <w:top w:w="0.0" w:type="dxa"/>
+              <w:left w:w="40.0" w:type="dxa"/>
+              <w:bottom w:w="0.0" w:type="dxa"/>
+              <w:right w:w="40.0" w:type="dxa"/>
+            </w:tcMar>
+            <w:vAlign w:val="bottom"/>
+          </w:tcPr>
+          <w:p>
+            <w:pPr>
+              <w:widowControl w:val="0"/>
+              <w:rPr/>
+            </w:pPr>
+            <w:r>
+              <w:rPr>
+                <w:rtl w:val="0"/>
+              </w:rPr>
+            </w:r>
+          </w:p>
+        </w:tc>
+        <w:tc>
+          <w:tcPr>
+            <w:tcBorders>
+              <w:top w:color="cccccc" w:space="0" w:sz="7" w:val="single"/>
+              <w:left w:color="cccccc" w:space="0" w:sz="7" w:val="single"/>
+              <w:bottom w:color="cccccc" w:space="0" w:sz="7" w:val="single"/>
+              <w:right w:color="cccccc" w:space="0" w:sz="7" w:val="single"/>
+            </w:tcBorders>
+            <w:shd w:fill="auto" w:val="clear"/>
+            <w:tcMar>
+              <w:top w:w="0.0" w:type="dxa"/>
+              <w:left w:w="40.0" w:type="dxa"/>
+              <w:bottom w:w="0.0" w:type="dxa"/>
+              <w:right w:w="40.0" w:type="dxa"/>
+            </w:tcMar>
+            <w:vAlign w:val="bottom"/>
+          </w:tcPr>
+          <w:p>
+            <w:pPr>
+              <w:widowControl w:val="0"/>
+              <w:rPr/>
+            </w:pPr>
+            <w:r>
+              <w:rPr>
+                <w:rtl w:val="0"/>
+              </w:rPr>
+            </w:r>
+          </w:p>
+        </w:tc>
+        <w:tc>
+          <w:tcPr>
+            <w:tcBorders>
+              <w:top w:color="cccccc" w:space="0" w:sz="7" w:val="single"/>
+              <w:left w:color="cccccc" w:space="0" w:sz="7" w:val="single"/>
+              <w:bottom w:color="cccccc" w:space="0" w:sz="7" w:val="single"/>
+              <w:right w:color="cccccc" w:space="0" w:sz="7" w:val="single"/>
+            </w:tcBorders>
+            <w:shd w:fill="auto" w:val="clear"/>
+            <w:tcMar>
+              <w:top w:w="0.0" w:type="dxa"/>
+              <w:left w:w="40.0" w:type="dxa"/>
+              <w:bottom w:w="0.0" w:type="dxa"/>
+              <w:right w:w="40.0" w:type="dxa"/>
+            </w:tcMar>
+            <w:vAlign w:val="bottom"/>
+          </w:tcPr>
+          <w:p>
+            <w:pPr>
+              <w:widowControl w:val="0"/>
+              <w:rPr/>
+            </w:pPr>
+            <w:r>
+              <w:rPr>
+                <w:rtl w:val="0"/>
+              </w:rPr>
+            </w:r>
+          </w:p>
+        </w:tc>
+        <w:tc>
+          <w:tcPr>
+            <w:tcBorders>
+              <w:top w:color="cccccc" w:space="0" w:sz="7" w:val="single"/>
+              <w:left w:color="cccccc" w:space="0" w:sz="7" w:val="single"/>
+              <w:bottom w:color="cccccc" w:space="0" w:sz="7" w:val="single"/>
+              <w:right w:color="cccccc" w:space="0" w:sz="7" w:val="single"/>
+            </w:tcBorders>
+            <w:shd w:fill="auto" w:val="clear"/>
+            <w:tcMar>
+              <w:top w:w="0.0" w:type="dxa"/>
+              <w:left w:w="40.0" w:type="dxa"/>
+              <w:bottom w:w="0.0" w:type="dxa"/>
+              <w:right w:w="40.0" w:type="dxa"/>
+            </w:tcMar>
+            <w:vAlign w:val="bottom"/>
+          </w:tcPr>
+          <w:p>
+            <w:pPr>
+              <w:widowControl w:val="0"/>
+              <w:rPr/>
+            </w:pPr>
+            <w:r>
+              <w:rPr>
+                <w:rtl w:val="0"/>
+              </w:rPr>
+            </w:r>
+          </w:p>
+        </w:tc>
+      </w:tr>
+      <w:tr>
+        <w:trPr>
+          <w:cantSplit w:val="0"/>
+          <w:trHeight w:val="300" w:hRule="atLeast"/>
+          <w:tblHeader w:val="0"/>
+        </w:trPr>
+        <w:tc>
+          <w:tcPr>
+            <w:tcBorders>
+              <w:top w:color="cccccc" w:space="0" w:sz="7" w:val="single"/>
+              <w:left w:color="284e3f" w:space="0" w:sz="7" w:val="single"/>
+              <w:bottom w:color="000000" w:space="0" w:sz="7" w:val="single"/>
+              <w:right w:color="356854" w:space="0" w:sz="7" w:val="single"/>
+            </w:tcBorders>
+            <w:shd w:fill="356854" w:val="clear"/>
+            <w:tcMar>
+              <w:top w:w="0.0" w:type="dxa"/>
+              <w:left w:w="120.0" w:type="dxa"/>
+              <w:bottom w:w="0.0" w:type="dxa"/>
+              <w:right w:w="120.0" w:type="dxa"/>
+            </w:tcMar>
+            <w:vAlign w:val="center"/>
+          </w:tcPr>
+          <w:p>
+            <w:pPr>
+              <w:widowControl w:val="0"/>
+              <w:rPr/>
+            </w:pPr>
+            <w:r>
+              <w:rPr>
+                <w:color w:val="ffffff"/>
+                <w:rtl w:val="0"/>
+              </w:rPr>
+              <w:t xml:space="preserve">No. Version</w:t>
+            </w:r>
+            <w:r>
+              <w:rPr>
+                <w:rtl w:val="0"/>
+              </w:rPr>
+            </w:r>
+          </w:p>
+        </w:tc>
+        <w:tc>
+          <w:tcPr>
+            <w:tcBorders>
+              <w:top w:color="cccccc" w:space="0" w:sz="7" w:val="single"/>
+              <w:left w:color="cccccc" w:space="0" w:sz="7" w:val="single"/>
+              <w:bottom w:color="000000" w:space="0" w:sz="7" w:val="single"/>
+              <w:right w:color="356854" w:space="0" w:sz="7" w:val="single"/>
+            </w:tcBorders>
+            <w:shd w:fill="356854" w:val="clear"/>
+            <w:tcMar>
+              <w:top w:w="0.0" w:type="dxa"/>
+              <w:left w:w="120.0" w:type="dxa"/>
+              <w:bottom w:w="0.0" w:type="dxa"/>
+              <w:right w:w="120.0" w:type="dxa"/>
+            </w:tcMar>
+            <w:vAlign w:val="center"/>
+          </w:tcPr>
+          <w:p>
+            <w:pPr>
+              <w:widowControl w:val="0"/>
+              <w:rPr/>
+            </w:pPr>
+            <w:r>
+              <w:rPr>
+                <w:color w:val="ffffff"/>
+                <w:rtl w:val="0"/>
+              </w:rPr>
+              <w:t xml:space="preserve">Descripción</w:t>
+            </w:r>
+            <w:r>
+              <w:rPr>
+                <w:rtl w:val="0"/>
+              </w:rPr>
+            </w:r>
+          </w:p>
+        </w:tc>
+        <w:tc>
+          <w:tcPr>
+            <w:tcBorders>
+              <w:top w:color="cccccc" w:space="0" w:sz="7" w:val="single"/>
+              <w:left w:color="cccccc" w:space="0" w:sz="7" w:val="single"/>
+              <w:bottom w:color="000000" w:space="0" w:sz="7" w:val="single"/>
+              <w:right w:color="356854" w:space="0" w:sz="7" w:val="single"/>
+            </w:tcBorders>
+            <w:shd w:fill="356854" w:val="clear"/>
+            <w:tcMar>
+              <w:top w:w="0.0" w:type="dxa"/>
+              <w:left w:w="120.0" w:type="dxa"/>
+              <w:bottom w:w="0.0" w:type="dxa"/>
+              <w:right w:w="120.0" w:type="dxa"/>
+            </w:tcMar>
+            <w:vAlign w:val="center"/>
+          </w:tcPr>
+          <w:p>
+            <w:pPr>
+              <w:widowControl w:val="0"/>
+              <w:rPr/>
+            </w:pPr>
+            <w:r>
+              <w:rPr>
+                <w:color w:val="ffffff"/>
+                <w:rtl w:val="0"/>
+              </w:rPr>
+              <w:t xml:space="preserve">Fecha modificación</w:t>
+            </w:r>
+            <w:r>
+              <w:rPr>
+                <w:rtl w:val="0"/>
+              </w:rPr>
+            </w:r>
+          </w:p>
+        </w:tc>
+        <w:tc>
+          <w:tcPr>
+            <w:tcBorders>
+              <w:top w:color="cccccc" w:space="0" w:sz="7" w:val="single"/>
+              <w:left w:color="cccccc" w:space="0" w:sz="7" w:val="single"/>
+              <w:bottom w:color="000000" w:space="0" w:sz="7" w:val="single"/>
+              <w:right w:color="284e3f" w:space="0" w:sz="7" w:val="single"/>
+            </w:tcBorders>
+            <w:shd w:fill="356854" w:val="clear"/>
+            <w:tcMar>
+              <w:top w:w="0.0" w:type="dxa"/>
+              <w:left w:w="120.0" w:type="dxa"/>
+              <w:bottom w:w="0.0" w:type="dxa"/>
+              <w:right w:w="120.0" w:type="dxa"/>
+            </w:tcMar>
+            <w:vAlign w:val="center"/>
+          </w:tcPr>
+          <w:p>
+            <w:pPr>
+              <w:widowControl w:val="0"/>
+              <w:rPr/>
+            </w:pPr>
+            <w:r>
+              <w:rPr>
+                <w:color w:val="ffffff"/>
+                <w:rtl w:val="0"/>
+              </w:rPr>
+              <w:t xml:space="preserve">Autor de la modificación</w:t>
+            </w:r>
+            <w:r>
+              <w:rPr>
+                <w:rtl w:val="0"/>
+              </w:rPr>
+            </w:r>
+          </w:p>
+        </w:tc>
+      </w:tr>
+      <w:tr>
+        <w:trPr>
+          <w:cantSplit w:val="0"/>
+          <w:trHeight w:val="300" w:hRule="atLeast"/>
+          <w:tblHeader w:val="0"/>
+        </w:trPr>
+        <w:tc>
+          <w:tcPr>
+            <w:tcBorders>
+              <w:top w:color="cccccc" w:space="0" w:sz="7" w:val="single"/>
+              <w:left w:color="000000" w:space="0" w:sz="7" w:val="single"/>
+              <w:bottom w:color="000000" w:space="0" w:sz="7" w:val="single"/>
+              <w:right w:color="000000" w:space="0" w:sz="7" w:val="single"/>
+            </w:tcBorders>
+            <w:shd w:fill="ffffff" w:val="clear"/>
+            <w:tcMar>
+              <w:top w:w="0.0" w:type="dxa"/>
+              <w:left w:w="120.0" w:type="dxa"/>
+              <w:bottom w:w="0.0" w:type="dxa"/>
+              <w:right w:w="120.0" w:type="dxa"/>
+            </w:tcMar>
+            <w:vAlign w:val="center"/>
+          </w:tcPr>
+          <w:p>
+            <w:pPr>
+              <w:widowControl w:val="0"/>
+              <w:rPr/>
+            </w:pPr>
+            <w:r>
+              <w:rPr>
+                <w:rtl w:val="0"/>
+              </w:rPr>
+              <w:t xml:space="preserve">1.0</w:t>
+            </w:r>
+          </w:p>
+        </w:tc>
+        <w:tc>
+          <w:tcPr>
+            <w:tcBorders>
+              <w:top w:color="cccccc" w:space="0" w:sz="7" w:val="single"/>
+              <w:left w:color="cccccc" w:space="0" w:sz="7" w:val="single"/>
+              <w:bottom w:color="000000" w:space="0" w:sz="7" w:val="single"/>
+              <w:right w:color="000000" w:space="0" w:sz="7" w:val="single"/>
+            </w:tcBorders>
+            <w:shd w:fill="ffffff" w:val="clear"/>
+            <w:tcMar>
+              <w:top w:w="0.0" w:type="dxa"/>
+              <w:left w:w="120.0" w:type="dxa"/>
+              <w:bottom w:w="0.0" w:type="dxa"/>
+              <w:right w:w="120.0" w:type="dxa"/>
+            </w:tcMar>
+            <w:vAlign w:val="center"/>
+          </w:tcPr>
+          <w:p>
+            <w:pPr>
+              <w:widowControl w:val="0"/>
+              <w:rPr/>
+            </w:pPr>
+            <w:r>
+              <w:rPr>
+                <w:rtl w:val="0"/>
+              </w:rPr>
+              <w:t xml:space="preserve">Caso de Uso 006 - Visualizar reporte financiero personal</w:t>
+            </w:r>
+          </w:p>
+        </w:tc>
+        <w:tc>
+          <w:tcPr>
+            <w:tcBorders>
+              <w:top w:color="cccccc" w:space="0" w:sz="7" w:val="single"/>
+              <w:left w:color="cccccc" w:space="0" w:sz="7" w:val="single"/>
+              <w:bottom w:color="000000" w:space="0" w:sz="7" w:val="single"/>
+              <w:right w:color="000000" w:space="0" w:sz="7" w:val="single"/>
+            </w:tcBorders>
+            <w:shd w:fill="ffffff" w:val="clear"/>
+            <w:tcMar>
+              <w:top w:w="0.0" w:type="dxa"/>
+              <w:left w:w="120.0" w:type="dxa"/>
+              <w:bottom w:w="0.0" w:type="dxa"/>
+              <w:right w:w="120.0" w:type="dxa"/>
+            </w:tcMar>
+            <w:vAlign w:val="center"/>
+          </w:tcPr>
+          <w:p>
+            <w:pPr>
+              <w:widowControl w:val="0"/>
+              <w:jc w:val="right"/>
+              <w:rPr/>
+            </w:pPr>
+            <w:r>
+              <w:rPr>
+                <w:rtl w:val="0"/>
+              </w:rPr>
+              <w:t xml:space="preserve">14/05/2026</w:t>
+            </w:r>
+          </w:p>
+        </w:tc>
+        <w:tc>
+          <w:tcPr>
+            <w:tcBorders>
+              <w:top w:color="cccccc" w:space="0" w:sz="7" w:val="single"/>
+              <w:left w:color="cccccc" w:space="0" w:sz="7" w:val="single"/>
+              <w:bottom w:color="000000" w:space="0" w:sz="7" w:val="single"/>
+              <w:right w:color="000000" w:space="0" w:sz="7" w:val="single"/>
+            </w:tcBorders>
+            <w:shd w:fill="ffffff" w:val="clear"/>
+            <w:tcMar>
+              <w:top w:w="0.0" w:type="dxa"/>
+              <w:left w:w="120.0" w:type="dxa"/>
+              <w:bottom w:w="0.0" w:type="dxa"/>
+              <w:right w:w="120.0" w:type="dxa"/>
+            </w:tcMar>
+            <w:vAlign w:val="center"/>
+          </w:tcPr>
+          <w:p>
+            <w:pPr>
+              <w:widowControl w:val="0"/>
+              <w:rPr/>
+            </w:pPr>
+            <w:r>
+              <w:rPr>
+                <w:rFonts w:ascii="Roboto" w:cs="Roboto" w:eastAsia="Roboto" w:hAnsi="Roboto"/>
+                <w:rtl w:val="0"/>
+              </w:rPr>
+              <w:t xml:space="preserve">Johan Solano Huarocc</w:t>
+            </w:r>
+            <w:r>
+              <w:rPr>
+                <w:rtl w:val="0"/>
+              </w:rPr>
+            </w:r>
+          </w:p>
+        </w:tc>
+      </w:tr>
+      <w:tr>
+        <w:trPr>
+          <w:cantSplit w:val="0"/>
+          <w:trHeight w:val="300" w:hRule="atLeast"/>
+          <w:tblHeader w:val="0"/>
+        </w:trPr>
+        <w:tc>
+          <w:tcPr>
+            <w:tcBorders>
+              <w:top w:color="cccccc" w:space="0" w:sz="7" w:val="single"/>
+              <w:left w:color="000000" w:space="0" w:sz="7" w:val="single"/>
+              <w:bottom w:color="000000" w:space="0" w:sz="7" w:val="single"/>
+              <w:right w:color="000000" w:space="0" w:sz="7" w:val="single"/>
+            </w:tcBorders>
+            <w:shd w:fill="f6f8f9" w:val="clear"/>
+            <w:tcMar>
+              <w:top w:w="0.0" w:type="dxa"/>
+              <w:left w:w="120.0" w:type="dxa"/>
+              <w:bottom w:w="0.0" w:type="dxa"/>
+              <w:right w:w="120.0" w:type="dxa"/>
+            </w:tcMar>
+            <w:vAlign w:val="center"/>
+          </w:tcPr>
+          <w:p>
+            <w:pPr>
+              <w:widowControl w:val="0"/>
+              <w:rPr/>
+            </w:pPr>
+            <w:r>
+              <w:rPr>
+                <w:rtl w:val="0"/>
+              </w:rPr>
+              <w:t xml:space="preserve">1.1</w:t>
+            </w:r>
+          </w:p>
+        </w:tc>
+        <w:tc>
+          <w:tcPr>
+            <w:tcBorders>
+              <w:top w:color="cccccc" w:space="0" w:sz="7" w:val="single"/>
+              <w:left w:color="cccccc" w:space="0" w:sz="7" w:val="single"/>
+              <w:bottom w:color="000000" w:space="0" w:sz="7" w:val="single"/>
+              <w:right w:color="000000" w:space="0" w:sz="7" w:val="single"/>
+            </w:tcBorders>
+            <w:shd w:fill="f6f8f9" w:val="clear"/>
+            <w:tcMar>
+              <w:top w:w="0.0" w:type="dxa"/>
+              <w:left w:w="120.0" w:type="dxa"/>
+              <w:bottom w:w="0.0" w:type="dxa"/>
+              <w:right w:w="120.0" w:type="dxa"/>
+            </w:tcMar>
+            <w:vAlign w:val="center"/>
+          </w:tcPr>
+          <w:p>
+            <w:pPr>
+              <w:widowControl w:val="0"/>
+              <w:rPr/>
+            </w:pPr>
+            <w:r>
+              <w:rPr>
+                <w:rtl w:val="0"/>
+              </w:rPr>
+              <w:t xml:space="preserve">Caso de Uso 006 - Visualizar reporte financiero personal</w:t>
+            </w:r>
+          </w:p>
+        </w:tc>
+        <w:tc>
+          <w:tcPr>
+            <w:tcBorders>
+              <w:top w:color="cccccc" w:space="0" w:sz="7" w:val="single"/>
+              <w:left w:color="cccccc" w:space="0" w:sz="7" w:val="single"/>
+              <w:bottom w:color="000000" w:space="0" w:sz="7" w:val="single"/>
+              <w:right w:color="000000" w:space="0" w:sz="7" w:val="single"/>
+            </w:tcBorders>
+            <w:shd w:fill="f6f8f9" w:val="clear"/>
+            <w:tcMar>
+              <w:top w:w="0.0" w:type="dxa"/>
+              <w:left w:w="120.0" w:type="dxa"/>
+              <w:bottom w:w="0.0" w:type="dxa"/>
+              <w:right w:w="120.0" w:type="dxa"/>
+            </w:tcMar>
+            <w:vAlign w:val="center"/>
+          </w:tcPr>
+          <w:p>
+            <w:pPr>
+              <w:widowControl w:val="0"/>
+              <w:jc w:val="right"/>
+              <w:rPr/>
+            </w:pPr>
+            <w:r>
+              <w:rPr>
+                <w:rtl w:val="0"/>
+              </w:rPr>
+              <w:t xml:space="preserve">16/05/2026</w:t>
+            </w:r>
+          </w:p>
+        </w:tc>
+        <w:tc>
+          <w:tcPr>
+            <w:tcBorders>
+              <w:top w:color="cccccc" w:space="0" w:sz="7" w:val="single"/>
+              <w:left w:color="cccccc" w:space="0" w:sz="7" w:val="single"/>
+              <w:bottom w:color="000000" w:space="0" w:sz="7" w:val="single"/>
+              <w:right w:color="000000" w:space="0" w:sz="7" w:val="single"/>
+            </w:tcBorders>
+            <w:shd w:fill="f6f8f9" w:val="clear"/>
+            <w:tcMar>
+              <w:top w:w="0.0" w:type="dxa"/>
+              <w:left w:w="120.0" w:type="dxa"/>
+              <w:bottom w:w="0.0" w:type="dxa"/>
+              <w:right w:w="120.0" w:type="dxa"/>
+            </w:tcMar>
+            <w:vAlign w:val="center"/>
+          </w:tcPr>
+          <w:p>
+            <w:pPr>
+              <w:widowControl w:val="0"/>
+              <w:rPr/>
+            </w:pPr>
+            <w:r>
+              <w:rPr>
+                <w:rFonts w:ascii="Roboto" w:cs="Roboto" w:eastAsia="Roboto" w:hAnsi="Roboto"/>
+                <w:rtl w:val="0"/>
+              </w:rPr>
+              <w:t xml:space="preserve">Fabrizio Huaytalla Llacsahuanga</w:t>
+            </w:r>
+            <w:r>
+              <w:rPr>
+                <w:rtl w:val="0"/>
+              </w:rPr>
+            </w:r>
+          </w:p>
+        </w:tc>
+      </w:tr>
+    </w:tbl>
     <w:p>
       <w:pPr>
         <w:spacing w:line="259" w:lineRule="auto"/>
         <w:ind w:left="0" w:firstLine="0"/>
         <w:rPr>
-          <w:rFonts w:ascii="Calibri" w:cs="Calibri" w:eastAsia="Calibri" w:hAnsi="Calibri"/>
+          <w:rFonts w:ascii="Times New Roman" w:cs="Times New Roman" w:eastAsia="Times New Roman" w:hAnsi="Times New Roman"/>
         </w:rPr>
       </w:pPr>
       <w:r>
@@ -22065,7 +22972,7 @@
         <w:spacing w:line="259" w:lineRule="auto"/>
         <w:ind w:left="0" w:firstLine="0"/>
         <w:rPr>
-          <w:rFonts w:ascii="Calibri" w:cs="Calibri" w:eastAsia="Calibri" w:hAnsi="Calibri"/>
+          <w:rFonts w:ascii="Times New Roman" w:cs="Times New Roman" w:eastAsia="Times New Roman" w:hAnsi="Times New Roman"/>
         </w:rPr>
       </w:pPr>
       <w:r>
@@ -22079,9 +22986,1919 @@
         <w:spacing w:line="259" w:lineRule="auto"/>
         <w:ind w:left="0" w:firstLine="0"/>
         <w:rPr>
-          <w:rFonts w:ascii="Calibri" w:cs="Calibri" w:eastAsia="Calibri" w:hAnsi="Calibri"/>
-        </w:rPr>
-      </w:pPr>
+          <w:rFonts w:ascii="Times New Roman" w:cs="Times New Roman" w:eastAsia="Times New Roman" w:hAnsi="Times New Roman"/>
+        </w:rPr>
+      </w:pPr>
+      <w:r>
+        <w:rPr>
+          <w:rtl w:val="0"/>
+        </w:rPr>
+      </w:r>
+    </w:p>
+    <w:p>
+      <w:pPr>
+        <w:numPr>
+          <w:ilvl w:val="0"/>
+          <w:numId w:val="7"/>
+        </w:numPr>
+        <w:spacing w:line="259" w:lineRule="auto"/>
+        <w:ind w:left="2160" w:hanging="360"/>
+        <w:rPr>
+          <w:rFonts w:ascii="Times New Roman" w:cs="Times New Roman" w:eastAsia="Times New Roman" w:hAnsi="Times New Roman"/>
+        </w:rPr>
+      </w:pPr>
+      <w:r>
+        <w:rPr>
+          <w:rFonts w:ascii="Times New Roman" w:cs="Times New Roman" w:eastAsia="Times New Roman" w:hAnsi="Times New Roman"/>
+          <w:rtl w:val="0"/>
+        </w:rPr>
+        <w:t xml:space="preserve">Lista de ítems de la gestion de la configuración</w:t>
+      </w:r>
+    </w:p>
+    <w:p>
+      <w:pPr>
+        <w:spacing w:line="259" w:lineRule="auto"/>
+        <w:rPr>
+          <w:rFonts w:ascii="Times New Roman" w:cs="Times New Roman" w:eastAsia="Times New Roman" w:hAnsi="Times New Roman"/>
+        </w:rPr>
+      </w:pPr>
+      <w:r>
+        <w:rPr>
+          <w:rtl w:val="0"/>
+        </w:rPr>
+      </w:r>
+    </w:p>
+    <w:p>
+      <w:pPr>
+        <w:spacing w:line="259" w:lineRule="auto"/>
+        <w:rPr>
+          <w:rFonts w:ascii="Times New Roman" w:cs="Times New Roman" w:eastAsia="Times New Roman" w:hAnsi="Times New Roman"/>
+        </w:rPr>
+      </w:pPr>
+      <w:r>
+        <w:rPr>
+          <w:rtl w:val="0"/>
+        </w:rPr>
+      </w:r>
+    </w:p>
+    <w:tbl>
+      <w:tblPr>
+        <w:tblStyle w:val="Table20"/>
+        <w:tblpPr w:leftFromText="180" w:rightFromText="180" w:topFromText="180" w:bottomFromText="180" w:vertAnchor="page" w:horzAnchor="page" w:tblpX="1440" w:tblpY="2260.0612792968745"/>
+        <w:tblW w:w="9045.0" w:type="dxa"/>
+        <w:jc w:val="left"/>
+        <w:tblBorders>
+          <w:top w:color="000000" w:space="0" w:sz="0" w:val="nil"/>
+          <w:left w:color="000000" w:space="0" w:sz="0" w:val="nil"/>
+          <w:bottom w:color="000000" w:space="0" w:sz="0" w:val="nil"/>
+          <w:right w:color="000000" w:space="0" w:sz="0" w:val="nil"/>
+          <w:insideH w:color="000000" w:space="0" w:sz="0" w:val="nil"/>
+          <w:insideV w:color="000000" w:space="0" w:sz="0" w:val="nil"/>
+        </w:tblBorders>
+        <w:tblLayout w:type="fixed"/>
+        <w:tblLook w:val="0600"/>
+      </w:tblPr>
+      <w:tblGrid>
+        <w:gridCol w:w="990"/>
+        <w:gridCol w:w="2025"/>
+        <w:gridCol w:w="1110"/>
+        <w:gridCol w:w="1455"/>
+        <w:gridCol w:w="1920"/>
+        <w:gridCol w:w="1545"/>
+        <w:tblGridChange w:id="0">
+          <w:tblGrid>
+            <w:gridCol w:w="990"/>
+            <w:gridCol w:w="2025"/>
+            <w:gridCol w:w="1110"/>
+            <w:gridCol w:w="1455"/>
+            <w:gridCol w:w="1920"/>
+            <w:gridCol w:w="1545"/>
+          </w:tblGrid>
+        </w:tblGridChange>
+      </w:tblGrid>
+      <w:tr>
+        <w:trPr>
+          <w:cantSplit w:val="0"/>
+          <w:trHeight w:val="615" w:hRule="atLeast"/>
+          <w:tblHeader w:val="0"/>
+        </w:trPr>
+        <w:tc>
+          <w:tcPr>
+            <w:gridSpan w:val="6"/>
+            <w:tcBorders>
+              <w:top w:color="cccccc" w:space="0" w:sz="7" w:val="single"/>
+              <w:left w:color="cccccc" w:space="0" w:sz="7" w:val="single"/>
+              <w:bottom w:color="cccccc" w:space="0" w:sz="7" w:val="single"/>
+              <w:right w:color="cccccc" w:space="0" w:sz="7" w:val="single"/>
+            </w:tcBorders>
+            <w:shd w:fill="d0e0e3" w:val="clear"/>
+            <w:tcMar>
+              <w:top w:w="0.0" w:type="dxa"/>
+              <w:left w:w="40.0" w:type="dxa"/>
+              <w:bottom w:w="0.0" w:type="dxa"/>
+              <w:right w:w="40.0" w:type="dxa"/>
+            </w:tcMar>
+            <w:vAlign w:val="center"/>
+          </w:tcPr>
+          <w:p>
+            <w:pPr>
+              <w:widowControl w:val="0"/>
+              <w:jc w:val="center"/>
+              <w:rPr/>
+            </w:pPr>
+            <w:r>
+              <w:rPr>
+                <w:sz w:val="30"/>
+                <w:szCs w:val="30"/>
+                <w:rtl w:val="0"/>
+              </w:rPr>
+              <w:t xml:space="preserve">LISTA DE ÍTEMS DE LA GESTIÓN DE LA CONFIGURACIÓN</w:t>
+            </w:r>
+            <w:r>
+              <w:rPr>
+                <w:rtl w:val="0"/>
+              </w:rPr>
+            </w:r>
+          </w:p>
+        </w:tc>
+      </w:tr>
+      <w:tr>
+        <w:trPr>
+          <w:cantSplit w:val="0"/>
+          <w:trHeight w:val="315" w:hRule="atLeast"/>
+          <w:tblHeader w:val="0"/>
+        </w:trPr>
+        <w:tc>
+          <w:tcPr>
+            <w:tcBorders>
+              <w:top w:color="cccccc" w:space="0" w:sz="7" w:val="single"/>
+              <w:left w:color="cccccc" w:space="0" w:sz="7" w:val="single"/>
+              <w:bottom w:color="cccccc" w:space="0" w:sz="7" w:val="single"/>
+              <w:right w:color="cccccc" w:space="0" w:sz="7" w:val="single"/>
+            </w:tcBorders>
+            <w:tcMar>
+              <w:top w:w="0.0" w:type="dxa"/>
+              <w:left w:w="40.0" w:type="dxa"/>
+              <w:bottom w:w="0.0" w:type="dxa"/>
+              <w:right w:w="40.0" w:type="dxa"/>
+            </w:tcMar>
+            <w:vAlign w:val="bottom"/>
+          </w:tcPr>
+          <w:p>
+            <w:pPr>
+              <w:widowControl w:val="0"/>
+              <w:rPr/>
+            </w:pPr>
+            <w:r>
+              <w:rPr>
+                <w:rtl w:val="0"/>
+              </w:rPr>
+            </w:r>
+          </w:p>
+        </w:tc>
+        <w:tc>
+          <w:tcPr>
+            <w:tcBorders>
+              <w:top w:color="cccccc" w:space="0" w:sz="7" w:val="single"/>
+              <w:left w:color="cccccc" w:space="0" w:sz="7" w:val="single"/>
+              <w:bottom w:color="000000" w:space="0" w:sz="8" w:val="single"/>
+              <w:right w:color="cccccc" w:space="0" w:sz="7" w:val="single"/>
+            </w:tcBorders>
+            <w:tcMar>
+              <w:top w:w="0.0" w:type="dxa"/>
+              <w:left w:w="40.0" w:type="dxa"/>
+              <w:bottom w:w="0.0" w:type="dxa"/>
+              <w:right w:w="40.0" w:type="dxa"/>
+            </w:tcMar>
+            <w:vAlign w:val="bottom"/>
+          </w:tcPr>
+          <w:p>
+            <w:pPr>
+              <w:widowControl w:val="0"/>
+              <w:rPr/>
+            </w:pPr>
+            <w:r>
+              <w:rPr>
+                <w:rtl w:val="0"/>
+              </w:rPr>
+            </w:r>
+          </w:p>
+        </w:tc>
+        <w:tc>
+          <w:tcPr>
+            <w:tcBorders>
+              <w:top w:color="cccccc" w:space="0" w:sz="7" w:val="single"/>
+              <w:left w:color="cccccc" w:space="0" w:sz="7" w:val="single"/>
+              <w:bottom w:color="000000" w:space="0" w:sz="8" w:val="single"/>
+              <w:right w:color="cccccc" w:space="0" w:sz="7" w:val="single"/>
+            </w:tcBorders>
+            <w:tcMar>
+              <w:top w:w="0.0" w:type="dxa"/>
+              <w:left w:w="40.0" w:type="dxa"/>
+              <w:bottom w:w="0.0" w:type="dxa"/>
+              <w:right w:w="40.0" w:type="dxa"/>
+            </w:tcMar>
+            <w:vAlign w:val="bottom"/>
+          </w:tcPr>
+          <w:p>
+            <w:pPr>
+              <w:widowControl w:val="0"/>
+              <w:rPr/>
+            </w:pPr>
+            <w:r>
+              <w:rPr>
+                <w:rtl w:val="0"/>
+              </w:rPr>
+            </w:r>
+          </w:p>
+        </w:tc>
+        <w:tc>
+          <w:tcPr>
+            <w:tcBorders>
+              <w:top w:color="cccccc" w:space="0" w:sz="7" w:val="single"/>
+              <w:left w:color="cccccc" w:space="0" w:sz="7" w:val="single"/>
+              <w:bottom w:color="000000" w:space="0" w:sz="8" w:val="single"/>
+              <w:right w:color="cccccc" w:space="0" w:sz="7" w:val="single"/>
+            </w:tcBorders>
+            <w:tcMar>
+              <w:top w:w="0.0" w:type="dxa"/>
+              <w:left w:w="40.0" w:type="dxa"/>
+              <w:bottom w:w="0.0" w:type="dxa"/>
+              <w:right w:w="40.0" w:type="dxa"/>
+            </w:tcMar>
+            <w:vAlign w:val="bottom"/>
+          </w:tcPr>
+          <w:p>
+            <w:pPr>
+              <w:widowControl w:val="0"/>
+              <w:rPr/>
+            </w:pPr>
+            <w:r>
+              <w:rPr>
+                <w:rtl w:val="0"/>
+              </w:rPr>
+            </w:r>
+          </w:p>
+        </w:tc>
+        <w:tc>
+          <w:tcPr>
+            <w:tcBorders>
+              <w:top w:color="cccccc" w:space="0" w:sz="7" w:val="single"/>
+              <w:left w:color="cccccc" w:space="0" w:sz="7" w:val="single"/>
+              <w:bottom w:color="000000" w:space="0" w:sz="8" w:val="single"/>
+              <w:right w:color="cccccc" w:space="0" w:sz="7" w:val="single"/>
+            </w:tcBorders>
+            <w:tcMar>
+              <w:top w:w="0.0" w:type="dxa"/>
+              <w:left w:w="40.0" w:type="dxa"/>
+              <w:bottom w:w="0.0" w:type="dxa"/>
+              <w:right w:w="40.0" w:type="dxa"/>
+            </w:tcMar>
+            <w:vAlign w:val="bottom"/>
+          </w:tcPr>
+          <w:p>
+            <w:pPr>
+              <w:widowControl w:val="0"/>
+              <w:rPr/>
+            </w:pPr>
+            <w:r>
+              <w:rPr>
+                <w:rtl w:val="0"/>
+              </w:rPr>
+            </w:r>
+          </w:p>
+        </w:tc>
+        <w:tc>
+          <w:tcPr>
+            <w:tcBorders>
+              <w:top w:color="cccccc" w:space="0" w:sz="7" w:val="single"/>
+              <w:left w:color="cccccc" w:space="0" w:sz="7" w:val="single"/>
+              <w:bottom w:color="cccccc" w:space="0" w:sz="7" w:val="single"/>
+              <w:right w:color="cccccc" w:space="0" w:sz="7" w:val="single"/>
+            </w:tcBorders>
+            <w:tcMar>
+              <w:top w:w="0.0" w:type="dxa"/>
+              <w:left w:w="40.0" w:type="dxa"/>
+              <w:bottom w:w="0.0" w:type="dxa"/>
+              <w:right w:w="40.0" w:type="dxa"/>
+            </w:tcMar>
+            <w:vAlign w:val="bottom"/>
+          </w:tcPr>
+          <w:p>
+            <w:pPr>
+              <w:widowControl w:val="0"/>
+              <w:rPr/>
+            </w:pPr>
+            <w:r>
+              <w:rPr>
+                <w:rtl w:val="0"/>
+              </w:rPr>
+            </w:r>
+          </w:p>
+        </w:tc>
+      </w:tr>
+      <w:tr>
+        <w:trPr>
+          <w:cantSplit w:val="0"/>
+          <w:trHeight w:val="300" w:hRule="atLeast"/>
+          <w:tblHeader w:val="0"/>
+        </w:trPr>
+        <w:tc>
+          <w:tcPr>
+            <w:tcBorders>
+              <w:top w:color="cccccc" w:space="0" w:sz="7" w:val="single"/>
+              <w:left w:color="cccccc" w:space="0" w:sz="7" w:val="single"/>
+              <w:bottom w:color="cccccc" w:space="0" w:sz="7" w:val="single"/>
+              <w:right w:color="000000" w:space="0" w:sz="8" w:val="single"/>
+            </w:tcBorders>
+            <w:tcMar>
+              <w:top w:w="0.0" w:type="dxa"/>
+              <w:left w:w="40.0" w:type="dxa"/>
+              <w:bottom w:w="0.0" w:type="dxa"/>
+              <w:right w:w="40.0" w:type="dxa"/>
+            </w:tcMar>
+            <w:vAlign w:val="bottom"/>
+          </w:tcPr>
+          <w:p>
+            <w:pPr>
+              <w:widowControl w:val="0"/>
+              <w:rPr/>
+            </w:pPr>
+            <w:r>
+              <w:rPr>
+                <w:rtl w:val="0"/>
+              </w:rPr>
+            </w:r>
+          </w:p>
+        </w:tc>
+        <w:tc>
+          <w:tcPr>
+            <w:gridSpan w:val="2"/>
+            <w:tcBorders>
+              <w:top w:color="000000" w:space="0" w:sz="8" w:val="single"/>
+              <w:left w:color="000000" w:space="0" w:sz="8" w:val="single"/>
+              <w:bottom w:color="000000" w:space="0" w:sz="8" w:val="single"/>
+              <w:right w:color="000000" w:space="0" w:sz="7" w:val="single"/>
+            </w:tcBorders>
+            <w:shd w:fill="93c47d" w:val="clear"/>
+            <w:tcMar>
+              <w:top w:w="0.0" w:type="dxa"/>
+              <w:left w:w="40.0" w:type="dxa"/>
+              <w:bottom w:w="0.0" w:type="dxa"/>
+              <w:right w:w="40.0" w:type="dxa"/>
+            </w:tcMar>
+            <w:vAlign w:val="bottom"/>
+          </w:tcPr>
+          <w:p>
+            <w:pPr>
+              <w:widowControl w:val="0"/>
+              <w:rPr/>
+            </w:pPr>
+            <w:r>
+              <w:rPr>
+                <w:rtl w:val="0"/>
+              </w:rPr>
+              <w:t xml:space="preserve">ID del proyecto:</w:t>
+            </w:r>
+          </w:p>
+        </w:tc>
+        <w:tc>
+          <w:tcPr>
+            <w:tcBorders>
+              <w:top w:color="000000" w:space="0" w:sz="8" w:val="single"/>
+              <w:left w:color="000000" w:space="0" w:sz="8" w:val="single"/>
+              <w:bottom w:color="000000" w:space="0" w:sz="8" w:val="single"/>
+              <w:right w:color="000000" w:space="0" w:sz="8" w:val="single"/>
+            </w:tcBorders>
+            <w:tcMar>
+              <w:top w:w="0.0" w:type="dxa"/>
+              <w:left w:w="40.0" w:type="dxa"/>
+              <w:bottom w:w="0.0" w:type="dxa"/>
+              <w:right w:w="40.0" w:type="dxa"/>
+            </w:tcMar>
+            <w:vAlign w:val="bottom"/>
+          </w:tcPr>
+          <w:p>
+            <w:pPr>
+              <w:widowControl w:val="0"/>
+              <w:rPr/>
+            </w:pPr>
+            <w:r>
+              <w:rPr>
+                <w:rtl w:val="0"/>
+              </w:rPr>
+              <w:t xml:space="preserve">ACP</w:t>
+            </w:r>
+          </w:p>
+        </w:tc>
+        <w:tc>
+          <w:tcPr>
+            <w:vMerge w:val="restart"/>
+            <w:tcBorders>
+              <w:top w:color="000000" w:space="0" w:sz="8" w:val="single"/>
+              <w:left w:color="000000" w:space="0" w:sz="8" w:val="single"/>
+              <w:bottom w:color="000000" w:space="0" w:sz="7" w:val="single"/>
+              <w:right w:color="000000" w:space="0" w:sz="8" w:val="single"/>
+            </w:tcBorders>
+            <w:shd w:fill="d9ead3" w:val="clear"/>
+            <w:tcMar>
+              <w:top w:w="0.0" w:type="dxa"/>
+              <w:left w:w="40.0" w:type="dxa"/>
+              <w:bottom w:w="0.0" w:type="dxa"/>
+              <w:right w:w="40.0" w:type="dxa"/>
+            </w:tcMar>
+            <w:vAlign w:val="center"/>
+          </w:tcPr>
+          <w:p>
+            <w:pPr>
+              <w:widowControl w:val="0"/>
+              <w:jc w:val="center"/>
+              <w:rPr/>
+            </w:pPr>
+            <w:r>
+              <w:rPr>
+                <w:rtl w:val="0"/>
+              </w:rPr>
+              <w:t xml:space="preserve">Generar</w:t>
+            </w:r>
+          </w:p>
+        </w:tc>
+        <w:tc>
+          <w:tcPr>
+            <w:tcBorders>
+              <w:top w:color="cccccc" w:space="0" w:sz="7" w:val="single"/>
+              <w:left w:color="000000" w:space="0" w:sz="8" w:val="single"/>
+              <w:bottom w:color="cccccc" w:space="0" w:sz="7" w:val="single"/>
+              <w:right w:color="cccccc" w:space="0" w:sz="7" w:val="single"/>
+            </w:tcBorders>
+            <w:tcMar>
+              <w:top w:w="0.0" w:type="dxa"/>
+              <w:left w:w="40.0" w:type="dxa"/>
+              <w:bottom w:w="0.0" w:type="dxa"/>
+              <w:right w:w="40.0" w:type="dxa"/>
+            </w:tcMar>
+            <w:vAlign w:val="center"/>
+          </w:tcPr>
+          <w:p>
+            <w:pPr>
+              <w:widowControl w:val="0"/>
+              <w:jc w:val="center"/>
+              <w:rPr/>
+            </w:pPr>
+            <w:r>
+              <w:rPr>
+                <w:rtl w:val="0"/>
+              </w:rPr>
+            </w:r>
+          </w:p>
+        </w:tc>
+      </w:tr>
+      <w:tr>
+        <w:trPr>
+          <w:cantSplit w:val="0"/>
+          <w:trHeight w:val="300" w:hRule="atLeast"/>
+          <w:tblHeader w:val="0"/>
+        </w:trPr>
+        <w:tc>
+          <w:tcPr>
+            <w:tcBorders>
+              <w:top w:color="cccccc" w:space="0" w:sz="7" w:val="single"/>
+              <w:left w:color="cccccc" w:space="0" w:sz="7" w:val="single"/>
+              <w:bottom w:color="cccccc" w:space="0" w:sz="7" w:val="single"/>
+              <w:right w:color="000000" w:space="0" w:sz="8" w:val="single"/>
+            </w:tcBorders>
+            <w:tcMar>
+              <w:top w:w="0.0" w:type="dxa"/>
+              <w:left w:w="40.0" w:type="dxa"/>
+              <w:bottom w:w="0.0" w:type="dxa"/>
+              <w:right w:w="40.0" w:type="dxa"/>
+            </w:tcMar>
+            <w:vAlign w:val="bottom"/>
+          </w:tcPr>
+          <w:p>
+            <w:pPr>
+              <w:widowControl w:val="0"/>
+              <w:rPr/>
+            </w:pPr>
+            <w:r>
+              <w:rPr>
+                <w:rtl w:val="0"/>
+              </w:rPr>
+            </w:r>
+          </w:p>
+        </w:tc>
+        <w:tc>
+          <w:tcPr>
+            <w:gridSpan w:val="2"/>
+            <w:tcBorders>
+              <w:top w:color="000000" w:space="0" w:sz="8" w:val="single"/>
+              <w:left w:color="000000" w:space="0" w:sz="8" w:val="single"/>
+              <w:bottom w:color="000000" w:space="0" w:sz="8" w:val="single"/>
+              <w:right w:color="000000" w:space="0" w:sz="7" w:val="single"/>
+            </w:tcBorders>
+            <w:shd w:fill="93c47d" w:val="clear"/>
+            <w:tcMar>
+              <w:top w:w="0.0" w:type="dxa"/>
+              <w:left w:w="40.0" w:type="dxa"/>
+              <w:bottom w:w="0.0" w:type="dxa"/>
+              <w:right w:w="40.0" w:type="dxa"/>
+            </w:tcMar>
+            <w:vAlign w:val="bottom"/>
+          </w:tcPr>
+          <w:p>
+            <w:pPr>
+              <w:widowControl w:val="0"/>
+              <w:rPr/>
+            </w:pPr>
+            <w:r>
+              <w:rPr>
+                <w:rtl w:val="0"/>
+              </w:rPr>
+              <w:t xml:space="preserve">Fecha (última versión del ítem)</w:t>
+            </w:r>
+          </w:p>
+        </w:tc>
+        <w:tc>
+          <w:tcPr>
+            <w:tcBorders>
+              <w:top w:color="000000" w:space="0" w:sz="8" w:val="single"/>
+              <w:left w:color="000000" w:space="0" w:sz="8" w:val="single"/>
+              <w:bottom w:color="000000" w:space="0" w:sz="8" w:val="single"/>
+              <w:right w:color="000000" w:space="0" w:sz="8" w:val="single"/>
+            </w:tcBorders>
+            <w:tcMar>
+              <w:top w:w="0.0" w:type="dxa"/>
+              <w:left w:w="40.0" w:type="dxa"/>
+              <w:bottom w:w="0.0" w:type="dxa"/>
+              <w:right w:w="40.0" w:type="dxa"/>
+            </w:tcMar>
+            <w:vAlign w:val="bottom"/>
+          </w:tcPr>
+          <w:p>
+            <w:pPr>
+              <w:widowControl w:val="0"/>
+              <w:rPr/>
+            </w:pPr>
+            <w:r>
+              <w:rPr>
+                <w:rtl w:val="0"/>
+              </w:rPr>
+              <w:t xml:space="preserve">16/05/2026</w:t>
+            </w:r>
+          </w:p>
+        </w:tc>
+        <w:tc>
+          <w:tcPr>
+            <w:vMerge w:val="continue"/>
+            <w:tcBorders>
+              <w:top w:color="000000" w:space="0" w:sz="7" w:val="single"/>
+              <w:left w:color="000000" w:space="0" w:sz="8" w:val="single"/>
+              <w:bottom w:color="000000" w:space="0" w:sz="8" w:val="single"/>
+              <w:right w:color="000000" w:space="0" w:sz="8" w:val="single"/>
+            </w:tcBorders>
+            <w:shd w:fill="d9ead3" w:val="clear"/>
+            <w:tcMar>
+              <w:top w:w="0.0" w:type="dxa"/>
+              <w:left w:w="40.0" w:type="dxa"/>
+              <w:bottom w:w="0.0" w:type="dxa"/>
+              <w:right w:w="40.0" w:type="dxa"/>
+            </w:tcMar>
+            <w:vAlign w:val="center"/>
+          </w:tcPr>
+          <w:p>
+            <w:pPr>
+              <w:widowControl w:val="0"/>
+              <w:spacing w:line="240" w:lineRule="auto"/>
+              <w:rPr/>
+            </w:pPr>
+            <w:r>
+              <w:rPr>
+                <w:rtl w:val="0"/>
+              </w:rPr>
+            </w:r>
+          </w:p>
+        </w:tc>
+        <w:tc>
+          <w:tcPr>
+            <w:tcBorders>
+              <w:top w:color="cccccc" w:space="0" w:sz="7" w:val="single"/>
+              <w:left w:color="000000" w:space="0" w:sz="8" w:val="single"/>
+              <w:bottom w:color="cccccc" w:space="0" w:sz="7" w:val="single"/>
+              <w:right w:color="cccccc" w:space="0" w:sz="7" w:val="single"/>
+            </w:tcBorders>
+            <w:tcMar>
+              <w:top w:w="0.0" w:type="dxa"/>
+              <w:left w:w="40.0" w:type="dxa"/>
+              <w:bottom w:w="0.0" w:type="dxa"/>
+              <w:right w:w="40.0" w:type="dxa"/>
+            </w:tcMar>
+            <w:vAlign w:val="center"/>
+          </w:tcPr>
+          <w:p>
+            <w:pPr>
+              <w:widowControl w:val="0"/>
+              <w:spacing w:line="240" w:lineRule="auto"/>
+              <w:rPr/>
+            </w:pPr>
+            <w:r>
+              <w:rPr>
+                <w:rtl w:val="0"/>
+              </w:rPr>
+            </w:r>
+          </w:p>
+        </w:tc>
+      </w:tr>
+      <w:tr>
+        <w:trPr>
+          <w:cantSplit w:val="0"/>
+          <w:trHeight w:val="300" w:hRule="atLeast"/>
+          <w:tblHeader w:val="0"/>
+        </w:trPr>
+        <w:tc>
+          <w:tcPr>
+            <w:tcBorders>
+              <w:top w:color="cccccc" w:space="0" w:sz="7" w:val="single"/>
+              <w:left w:color="cccccc" w:space="0" w:sz="7" w:val="single"/>
+              <w:bottom w:color="000000" w:space="0" w:sz="7" w:val="single"/>
+              <w:right w:color="cccccc" w:space="0" w:sz="7" w:val="single"/>
+            </w:tcBorders>
+            <w:tcMar>
+              <w:top w:w="0.0" w:type="dxa"/>
+              <w:left w:w="40.0" w:type="dxa"/>
+              <w:bottom w:w="0.0" w:type="dxa"/>
+              <w:right w:w="40.0" w:type="dxa"/>
+            </w:tcMar>
+            <w:vAlign w:val="bottom"/>
+          </w:tcPr>
+          <w:p>
+            <w:pPr>
+              <w:widowControl w:val="0"/>
+              <w:rPr/>
+            </w:pPr>
+            <w:r>
+              <w:rPr>
+                <w:rtl w:val="0"/>
+              </w:rPr>
+            </w:r>
+          </w:p>
+        </w:tc>
+        <w:tc>
+          <w:tcPr>
+            <w:tcBorders>
+              <w:top w:color="000000" w:space="0" w:sz="8" w:val="single"/>
+              <w:left w:color="cccccc" w:space="0" w:sz="7" w:val="single"/>
+              <w:bottom w:color="000000" w:space="0" w:sz="7" w:val="single"/>
+              <w:right w:color="cccccc" w:space="0" w:sz="7" w:val="single"/>
+            </w:tcBorders>
+            <w:tcMar>
+              <w:top w:w="0.0" w:type="dxa"/>
+              <w:left w:w="40.0" w:type="dxa"/>
+              <w:bottom w:w="0.0" w:type="dxa"/>
+              <w:right w:w="40.0" w:type="dxa"/>
+            </w:tcMar>
+            <w:vAlign w:val="bottom"/>
+          </w:tcPr>
+          <w:p>
+            <w:pPr>
+              <w:widowControl w:val="0"/>
+              <w:rPr/>
+            </w:pPr>
+            <w:r>
+              <w:rPr>
+                <w:rtl w:val="0"/>
+              </w:rPr>
+            </w:r>
+          </w:p>
+        </w:tc>
+        <w:tc>
+          <w:tcPr>
+            <w:tcBorders>
+              <w:top w:color="000000" w:space="0" w:sz="8" w:val="single"/>
+              <w:left w:color="cccccc" w:space="0" w:sz="7" w:val="single"/>
+              <w:bottom w:color="000000" w:space="0" w:sz="7" w:val="single"/>
+              <w:right w:color="cccccc" w:space="0" w:sz="7" w:val="single"/>
+            </w:tcBorders>
+            <w:tcMar>
+              <w:top w:w="0.0" w:type="dxa"/>
+              <w:left w:w="40.0" w:type="dxa"/>
+              <w:bottom w:w="0.0" w:type="dxa"/>
+              <w:right w:w="40.0" w:type="dxa"/>
+            </w:tcMar>
+            <w:vAlign w:val="bottom"/>
+          </w:tcPr>
+          <w:p>
+            <w:pPr>
+              <w:widowControl w:val="0"/>
+              <w:rPr/>
+            </w:pPr>
+            <w:r>
+              <w:rPr>
+                <w:rtl w:val="0"/>
+              </w:rPr>
+            </w:r>
+          </w:p>
+        </w:tc>
+        <w:tc>
+          <w:tcPr>
+            <w:tcBorders>
+              <w:top w:color="000000" w:space="0" w:sz="8" w:val="single"/>
+              <w:left w:color="cccccc" w:space="0" w:sz="7" w:val="single"/>
+              <w:bottom w:color="000000" w:space="0" w:sz="7" w:val="single"/>
+              <w:right w:color="cccccc" w:space="0" w:sz="7" w:val="single"/>
+            </w:tcBorders>
+            <w:tcMar>
+              <w:top w:w="0.0" w:type="dxa"/>
+              <w:left w:w="40.0" w:type="dxa"/>
+              <w:bottom w:w="0.0" w:type="dxa"/>
+              <w:right w:w="40.0" w:type="dxa"/>
+            </w:tcMar>
+            <w:vAlign w:val="bottom"/>
+          </w:tcPr>
+          <w:p>
+            <w:pPr>
+              <w:widowControl w:val="0"/>
+              <w:rPr/>
+            </w:pPr>
+            <w:r>
+              <w:rPr>
+                <w:rtl w:val="0"/>
+              </w:rPr>
+            </w:r>
+          </w:p>
+        </w:tc>
+        <w:tc>
+          <w:tcPr>
+            <w:tcBorders>
+              <w:top w:color="000000" w:space="0" w:sz="8" w:val="single"/>
+              <w:left w:color="cccccc" w:space="0" w:sz="7" w:val="single"/>
+              <w:bottom w:color="000000" w:space="0" w:sz="7" w:val="single"/>
+              <w:right w:color="cccccc" w:space="0" w:sz="7" w:val="single"/>
+            </w:tcBorders>
+            <w:tcMar>
+              <w:top w:w="0.0" w:type="dxa"/>
+              <w:left w:w="40.0" w:type="dxa"/>
+              <w:bottom w:w="0.0" w:type="dxa"/>
+              <w:right w:w="40.0" w:type="dxa"/>
+            </w:tcMar>
+            <w:vAlign w:val="bottom"/>
+          </w:tcPr>
+          <w:p>
+            <w:pPr>
+              <w:widowControl w:val="0"/>
+              <w:rPr/>
+            </w:pPr>
+            <w:r>
+              <w:rPr>
+                <w:rtl w:val="0"/>
+              </w:rPr>
+            </w:r>
+          </w:p>
+        </w:tc>
+        <w:tc>
+          <w:tcPr>
+            <w:tcBorders>
+              <w:top w:color="cccccc" w:space="0" w:sz="7" w:val="single"/>
+              <w:left w:color="cccccc" w:space="0" w:sz="7" w:val="single"/>
+              <w:bottom w:color="000000" w:space="0" w:sz="7" w:val="single"/>
+              <w:right w:color="cccccc" w:space="0" w:sz="7" w:val="single"/>
+            </w:tcBorders>
+            <w:tcMar>
+              <w:top w:w="0.0" w:type="dxa"/>
+              <w:left w:w="40.0" w:type="dxa"/>
+              <w:bottom w:w="0.0" w:type="dxa"/>
+              <w:right w:w="40.0" w:type="dxa"/>
+            </w:tcMar>
+            <w:vAlign w:val="bottom"/>
+          </w:tcPr>
+          <w:p>
+            <w:pPr>
+              <w:widowControl w:val="0"/>
+              <w:rPr/>
+            </w:pPr>
+            <w:r>
+              <w:rPr>
+                <w:rtl w:val="0"/>
+              </w:rPr>
+            </w:r>
+          </w:p>
+        </w:tc>
+      </w:tr>
+      <w:tr>
+        <w:trPr>
+          <w:cantSplit w:val="0"/>
+          <w:trHeight w:val="300" w:hRule="atLeast"/>
+          <w:tblHeader w:val="0"/>
+        </w:trPr>
+        <w:tc>
+          <w:tcPr>
+            <w:tcBorders>
+              <w:top w:color="000000" w:space="0" w:sz="7" w:val="single"/>
+              <w:left w:color="000000" w:space="0" w:sz="7" w:val="single"/>
+              <w:bottom w:color="000000" w:space="0" w:sz="7" w:val="single"/>
+              <w:right w:color="356854" w:space="0" w:sz="7" w:val="single"/>
+            </w:tcBorders>
+            <w:shd w:fill="356854" w:val="clear"/>
+            <w:tcMar>
+              <w:top w:w="0.0" w:type="dxa"/>
+              <w:left w:w="120.0" w:type="dxa"/>
+              <w:bottom w:w="0.0" w:type="dxa"/>
+              <w:right w:w="120.0" w:type="dxa"/>
+            </w:tcMar>
+            <w:vAlign w:val="center"/>
+          </w:tcPr>
+          <w:p>
+            <w:pPr>
+              <w:widowControl w:val="0"/>
+              <w:rPr/>
+            </w:pPr>
+            <w:r>
+              <w:rPr>
+                <w:color w:val="ffffff"/>
+                <w:rtl w:val="0"/>
+              </w:rPr>
+              <w:t xml:space="preserve">Código del ítem</w:t>
+            </w:r>
+            <w:r>
+              <w:rPr>
+                <w:rtl w:val="0"/>
+              </w:rPr>
+            </w:r>
+          </w:p>
+        </w:tc>
+        <w:tc>
+          <w:tcPr>
+            <w:tcBorders>
+              <w:top w:color="000000" w:space="0" w:sz="7" w:val="single"/>
+              <w:left w:color="356854" w:space="0" w:sz="7" w:val="single"/>
+              <w:bottom w:color="000000" w:space="0" w:sz="7" w:val="single"/>
+              <w:right w:color="356854" w:space="0" w:sz="7" w:val="single"/>
+            </w:tcBorders>
+            <w:shd w:fill="356854" w:val="clear"/>
+            <w:tcMar>
+              <w:top w:w="0.0" w:type="dxa"/>
+              <w:left w:w="120.0" w:type="dxa"/>
+              <w:bottom w:w="0.0" w:type="dxa"/>
+              <w:right w:w="120.0" w:type="dxa"/>
+            </w:tcMar>
+            <w:vAlign w:val="center"/>
+          </w:tcPr>
+          <w:p>
+            <w:pPr>
+              <w:widowControl w:val="0"/>
+              <w:rPr/>
+            </w:pPr>
+            <w:r>
+              <w:rPr>
+                <w:color w:val="ffffff"/>
+                <w:rtl w:val="0"/>
+              </w:rPr>
+              <w:t xml:space="preserve">Descripción del ítem</w:t>
+            </w:r>
+            <w:r>
+              <w:rPr>
+                <w:rtl w:val="0"/>
+              </w:rPr>
+            </w:r>
+          </w:p>
+        </w:tc>
+        <w:tc>
+          <w:tcPr>
+            <w:tcBorders>
+              <w:top w:color="000000" w:space="0" w:sz="7" w:val="single"/>
+              <w:left w:color="356854" w:space="0" w:sz="7" w:val="single"/>
+              <w:bottom w:color="000000" w:space="0" w:sz="7" w:val="single"/>
+              <w:right w:color="356854" w:space="0" w:sz="7" w:val="single"/>
+            </w:tcBorders>
+            <w:shd w:fill="356854" w:val="clear"/>
+            <w:tcMar>
+              <w:top w:w="0.0" w:type="dxa"/>
+              <w:left w:w="120.0" w:type="dxa"/>
+              <w:bottom w:w="0.0" w:type="dxa"/>
+              <w:right w:w="120.0" w:type="dxa"/>
+            </w:tcMar>
+            <w:vAlign w:val="center"/>
+          </w:tcPr>
+          <w:p>
+            <w:pPr>
+              <w:widowControl w:val="0"/>
+              <w:rPr/>
+            </w:pPr>
+            <w:r>
+              <w:rPr>
+                <w:color w:val="ffffff"/>
+                <w:rtl w:val="0"/>
+              </w:rPr>
+              <w:t xml:space="preserve">Última versión</w:t>
+            </w:r>
+            <w:r>
+              <w:rPr>
+                <w:rtl w:val="0"/>
+              </w:rPr>
+            </w:r>
+          </w:p>
+        </w:tc>
+        <w:tc>
+          <w:tcPr>
+            <w:tcBorders>
+              <w:top w:color="000000" w:space="0" w:sz="7" w:val="single"/>
+              <w:left w:color="356854" w:space="0" w:sz="7" w:val="single"/>
+              <w:bottom w:color="000000" w:space="0" w:sz="7" w:val="single"/>
+              <w:right w:color="356854" w:space="0" w:sz="7" w:val="single"/>
+            </w:tcBorders>
+            <w:shd w:fill="356854" w:val="clear"/>
+            <w:tcMar>
+              <w:top w:w="0.0" w:type="dxa"/>
+              <w:left w:w="120.0" w:type="dxa"/>
+              <w:bottom w:w="0.0" w:type="dxa"/>
+              <w:right w:w="120.0" w:type="dxa"/>
+            </w:tcMar>
+            <w:vAlign w:val="center"/>
+          </w:tcPr>
+          <w:p>
+            <w:pPr>
+              <w:widowControl w:val="0"/>
+              <w:rPr/>
+            </w:pPr>
+            <w:r>
+              <w:rPr>
+                <w:color w:val="ffffff"/>
+                <w:rtl w:val="0"/>
+              </w:rPr>
+              <w:t xml:space="preserve">Fecha modificación</w:t>
+            </w:r>
+            <w:r>
+              <w:rPr>
+                <w:rtl w:val="0"/>
+              </w:rPr>
+            </w:r>
+          </w:p>
+        </w:tc>
+        <w:tc>
+          <w:tcPr>
+            <w:tcBorders>
+              <w:top w:color="000000" w:space="0" w:sz="7" w:val="single"/>
+              <w:left w:color="356854" w:space="0" w:sz="7" w:val="single"/>
+              <w:bottom w:color="000000" w:space="0" w:sz="7" w:val="single"/>
+              <w:right w:color="356854" w:space="0" w:sz="7" w:val="single"/>
+            </w:tcBorders>
+            <w:shd w:fill="356854" w:val="clear"/>
+            <w:tcMar>
+              <w:top w:w="0.0" w:type="dxa"/>
+              <w:left w:w="120.0" w:type="dxa"/>
+              <w:bottom w:w="0.0" w:type="dxa"/>
+              <w:right w:w="120.0" w:type="dxa"/>
+            </w:tcMar>
+            <w:vAlign w:val="center"/>
+          </w:tcPr>
+          <w:p>
+            <w:pPr>
+              <w:widowControl w:val="0"/>
+              <w:rPr/>
+            </w:pPr>
+            <w:r>
+              <w:rPr>
+                <w:color w:val="ffffff"/>
+                <w:rtl w:val="0"/>
+              </w:rPr>
+              <w:t xml:space="preserve">Ruta de ubicación del ítem</w:t>
+            </w:r>
+            <w:r>
+              <w:rPr>
+                <w:rtl w:val="0"/>
+              </w:rPr>
+            </w:r>
+          </w:p>
+        </w:tc>
+        <w:tc>
+          <w:tcPr>
+            <w:tcBorders>
+              <w:top w:color="000000" w:space="0" w:sz="7" w:val="single"/>
+              <w:left w:color="356854" w:space="0" w:sz="7" w:val="single"/>
+              <w:bottom w:color="000000" w:space="0" w:sz="7" w:val="single"/>
+              <w:right w:color="000000" w:space="0" w:sz="7" w:val="single"/>
+            </w:tcBorders>
+            <w:shd w:fill="356854" w:val="clear"/>
+            <w:tcMar>
+              <w:top w:w="0.0" w:type="dxa"/>
+              <w:left w:w="120.0" w:type="dxa"/>
+              <w:bottom w:w="0.0" w:type="dxa"/>
+              <w:right w:w="120.0" w:type="dxa"/>
+            </w:tcMar>
+            <w:vAlign w:val="center"/>
+          </w:tcPr>
+          <w:p>
+            <w:pPr>
+              <w:widowControl w:val="0"/>
+              <w:rPr/>
+            </w:pPr>
+            <w:r>
+              <w:rPr>
+                <w:color w:val="ffffff"/>
+                <w:rtl w:val="0"/>
+              </w:rPr>
+              <w:t xml:space="preserve">Autor de la última modificación</w:t>
+            </w:r>
+            <w:r>
+              <w:rPr>
+                <w:rtl w:val="0"/>
+              </w:rPr>
+            </w:r>
+          </w:p>
+        </w:tc>
+      </w:tr>
+      <w:tr>
+        <w:trPr>
+          <w:cantSplit w:val="0"/>
+          <w:trHeight w:val="645" w:hRule="atLeast"/>
+          <w:tblHeader w:val="0"/>
+        </w:trPr>
+        <w:tc>
+          <w:tcPr>
+            <w:tcBorders>
+              <w:top w:color="000000" w:space="0" w:sz="7" w:val="single"/>
+              <w:left w:color="000000" w:space="0" w:sz="7" w:val="single"/>
+              <w:bottom w:color="000000" w:space="0" w:sz="7" w:val="single"/>
+              <w:right w:color="000000" w:space="0" w:sz="7" w:val="single"/>
+            </w:tcBorders>
+            <w:shd w:fill="ffffff" w:val="clear"/>
+            <w:tcMar>
+              <w:top w:w="0.0" w:type="dxa"/>
+              <w:left w:w="120.0" w:type="dxa"/>
+              <w:bottom w:w="0.0" w:type="dxa"/>
+              <w:right w:w="120.0" w:type="dxa"/>
+            </w:tcMar>
+            <w:vAlign w:val="center"/>
+          </w:tcPr>
+          <w:p>
+            <w:pPr>
+              <w:widowControl w:val="0"/>
+              <w:rPr/>
+            </w:pPr>
+            <w:r>
+              <w:rPr>
+                <w:rtl w:val="0"/>
+              </w:rPr>
+              <w:t xml:space="preserve">ACP-SQL.sql</w:t>
+            </w:r>
+          </w:p>
+        </w:tc>
+        <w:tc>
+          <w:tcPr>
+            <w:tcBorders>
+              <w:top w:color="000000" w:space="0" w:sz="7" w:val="single"/>
+              <w:left w:color="000000" w:space="0" w:sz="7" w:val="single"/>
+              <w:bottom w:color="000000" w:space="0" w:sz="7" w:val="single"/>
+              <w:right w:color="000000" w:space="0" w:sz="7" w:val="single"/>
+            </w:tcBorders>
+            <w:shd w:fill="ffffff" w:val="clear"/>
+            <w:tcMar>
+              <w:top w:w="0.0" w:type="dxa"/>
+              <w:left w:w="120.0" w:type="dxa"/>
+              <w:bottom w:w="0.0" w:type="dxa"/>
+              <w:right w:w="120.0" w:type="dxa"/>
+            </w:tcMar>
+            <w:vAlign w:val="center"/>
+          </w:tcPr>
+          <w:p>
+            <w:pPr>
+              <w:widowControl w:val="0"/>
+              <w:rPr/>
+            </w:pPr>
+            <w:r>
+              <w:rPr>
+                <w:rtl w:val="0"/>
+              </w:rPr>
+              <w:t xml:space="preserve">Script SQL de la base de datos</w:t>
+            </w:r>
+          </w:p>
+        </w:tc>
+        <w:tc>
+          <w:tcPr>
+            <w:tcBorders>
+              <w:top w:color="000000" w:space="0" w:sz="7" w:val="single"/>
+              <w:left w:color="000000" w:space="0" w:sz="7" w:val="single"/>
+              <w:bottom w:color="000000" w:space="0" w:sz="7" w:val="single"/>
+              <w:right w:color="000000" w:space="0" w:sz="7" w:val="single"/>
+            </w:tcBorders>
+            <w:shd w:fill="ffffff" w:val="clear"/>
+            <w:tcMar>
+              <w:top w:w="0.0" w:type="dxa"/>
+              <w:left w:w="120.0" w:type="dxa"/>
+              <w:bottom w:w="0.0" w:type="dxa"/>
+              <w:right w:w="120.0" w:type="dxa"/>
+            </w:tcMar>
+            <w:vAlign w:val="center"/>
+          </w:tcPr>
+          <w:p>
+            <w:pPr>
+              <w:widowControl w:val="0"/>
+              <w:rPr/>
+            </w:pPr>
+            <w:r>
+              <w:rPr>
+                <w:rtl w:val="0"/>
+              </w:rPr>
+              <w:t xml:space="preserve">1.1</w:t>
+            </w:r>
+          </w:p>
+        </w:tc>
+        <w:tc>
+          <w:tcPr>
+            <w:tcBorders>
+              <w:top w:color="000000" w:space="0" w:sz="7" w:val="single"/>
+              <w:left w:color="000000" w:space="0" w:sz="7" w:val="single"/>
+              <w:bottom w:color="000000" w:space="0" w:sz="7" w:val="single"/>
+              <w:right w:color="000000" w:space="0" w:sz="7" w:val="single"/>
+            </w:tcBorders>
+            <w:shd w:fill="ffffff" w:val="clear"/>
+            <w:tcMar>
+              <w:top w:w="0.0" w:type="dxa"/>
+              <w:left w:w="120.0" w:type="dxa"/>
+              <w:bottom w:w="0.0" w:type="dxa"/>
+              <w:right w:w="120.0" w:type="dxa"/>
+            </w:tcMar>
+            <w:vAlign w:val="center"/>
+          </w:tcPr>
+          <w:p>
+            <w:pPr>
+              <w:widowControl w:val="0"/>
+              <w:jc w:val="right"/>
+              <w:rPr/>
+            </w:pPr>
+            <w:r>
+              <w:rPr>
+                <w:rtl w:val="0"/>
+              </w:rPr>
+              <w:t xml:space="preserve">16/05/2026</w:t>
+            </w:r>
+          </w:p>
+        </w:tc>
+        <w:tc>
+          <w:tcPr>
+            <w:tcBorders>
+              <w:top w:color="000000" w:space="0" w:sz="7" w:val="single"/>
+              <w:left w:color="000000" w:space="0" w:sz="7" w:val="single"/>
+              <w:bottom w:color="000000" w:space="0" w:sz="7" w:val="single"/>
+              <w:right w:color="000000" w:space="0" w:sz="7" w:val="single"/>
+            </w:tcBorders>
+            <w:shd w:fill="ffffff" w:val="clear"/>
+            <w:tcMar>
+              <w:top w:w="0.0" w:type="dxa"/>
+              <w:left w:w="120.0" w:type="dxa"/>
+              <w:bottom w:w="0.0" w:type="dxa"/>
+              <w:right w:w="120.0" w:type="dxa"/>
+            </w:tcMar>
+            <w:vAlign w:val="center"/>
+          </w:tcPr>
+          <w:p>
+            <w:pPr>
+              <w:widowControl w:val="0"/>
+              <w:rPr/>
+            </w:pPr>
+            <w:r>
+              <w:rPr>
+                <w:rFonts w:ascii="Roboto" w:cs="Roboto" w:eastAsia="Roboto" w:hAnsi="Roboto"/>
+                <w:rtl w:val="0"/>
+              </w:rPr>
+              <w:t xml:space="preserve">CoreLogic-Project / Desarrollo / ACP / Despliegue / ACP-SQL.sql</w:t>
+            </w:r>
+            <w:r>
+              <w:rPr>
+                <w:rtl w:val="0"/>
+              </w:rPr>
+            </w:r>
+          </w:p>
+        </w:tc>
+        <w:tc>
+          <w:tcPr>
+            <w:tcBorders>
+              <w:top w:color="000000" w:space="0" w:sz="7" w:val="single"/>
+              <w:left w:color="000000" w:space="0" w:sz="7" w:val="single"/>
+              <w:bottom w:color="000000" w:space="0" w:sz="7" w:val="single"/>
+              <w:right w:color="000000" w:space="0" w:sz="7" w:val="single"/>
+            </w:tcBorders>
+            <w:shd w:fill="ffffff" w:val="clear"/>
+            <w:tcMar>
+              <w:top w:w="0.0" w:type="dxa"/>
+              <w:left w:w="120.0" w:type="dxa"/>
+              <w:bottom w:w="0.0" w:type="dxa"/>
+              <w:right w:w="120.0" w:type="dxa"/>
+            </w:tcMar>
+            <w:vAlign w:val="center"/>
+          </w:tcPr>
+          <w:p>
+            <w:pPr>
+              <w:widowControl w:val="0"/>
+              <w:rPr/>
+            </w:pPr>
+            <w:r>
+              <w:rPr>
+                <w:rFonts w:ascii="Roboto" w:cs="Roboto" w:eastAsia="Roboto" w:hAnsi="Roboto"/>
+                <w:rtl w:val="0"/>
+              </w:rPr>
+              <w:t xml:space="preserve">Luis Junior Alfredo Bizarro Ortiz</w:t>
+            </w:r>
+            <w:r>
+              <w:rPr>
+                <w:rtl w:val="0"/>
+              </w:rPr>
+            </w:r>
+          </w:p>
+        </w:tc>
+      </w:tr>
+      <w:tr>
+        <w:trPr>
+          <w:cantSplit w:val="0"/>
+          <w:trHeight w:val="735" w:hRule="atLeast"/>
+          <w:tblHeader w:val="0"/>
+        </w:trPr>
+        <w:tc>
+          <w:tcPr>
+            <w:tcBorders>
+              <w:top w:color="000000" w:space="0" w:sz="7" w:val="single"/>
+              <w:left w:color="000000" w:space="0" w:sz="7" w:val="single"/>
+              <w:bottom w:color="000000" w:space="0" w:sz="7" w:val="single"/>
+              <w:right w:color="000000" w:space="0" w:sz="7" w:val="single"/>
+            </w:tcBorders>
+            <w:shd w:fill="f6f8f9" w:val="clear"/>
+            <w:tcMar>
+              <w:top w:w="0.0" w:type="dxa"/>
+              <w:left w:w="120.0" w:type="dxa"/>
+              <w:bottom w:w="0.0" w:type="dxa"/>
+              <w:right w:w="120.0" w:type="dxa"/>
+            </w:tcMar>
+            <w:vAlign w:val="center"/>
+          </w:tcPr>
+          <w:p>
+            <w:pPr>
+              <w:widowControl w:val="0"/>
+              <w:rPr/>
+            </w:pPr>
+            <w:r>
+              <w:rPr>
+                <w:rtl w:val="0"/>
+              </w:rPr>
+              <w:t xml:space="preserve">ACP-UX.fig</w:t>
+            </w:r>
+          </w:p>
+        </w:tc>
+        <w:tc>
+          <w:tcPr>
+            <w:tcBorders>
+              <w:top w:color="000000" w:space="0" w:sz="7" w:val="single"/>
+              <w:left w:color="000000" w:space="0" w:sz="7" w:val="single"/>
+              <w:bottom w:color="000000" w:space="0" w:sz="7" w:val="single"/>
+              <w:right w:color="000000" w:space="0" w:sz="7" w:val="single"/>
+            </w:tcBorders>
+            <w:shd w:fill="f6f8f9" w:val="clear"/>
+            <w:tcMar>
+              <w:top w:w="0.0" w:type="dxa"/>
+              <w:left w:w="120.0" w:type="dxa"/>
+              <w:bottom w:w="0.0" w:type="dxa"/>
+              <w:right w:w="120.0" w:type="dxa"/>
+            </w:tcMar>
+            <w:vAlign w:val="center"/>
+          </w:tcPr>
+          <w:p>
+            <w:pPr>
+              <w:widowControl w:val="0"/>
+              <w:rPr/>
+            </w:pPr>
+            <w:r>
+              <w:rPr>
+                <w:rtl w:val="0"/>
+              </w:rPr>
+              <w:t xml:space="preserve">Prototipo UX/UI del software ACP desarrollado en Figma</w:t>
+            </w:r>
+          </w:p>
+        </w:tc>
+        <w:tc>
+          <w:tcPr>
+            <w:tcBorders>
+              <w:top w:color="000000" w:space="0" w:sz="7" w:val="single"/>
+              <w:left w:color="000000" w:space="0" w:sz="7" w:val="single"/>
+              <w:bottom w:color="000000" w:space="0" w:sz="7" w:val="single"/>
+              <w:right w:color="000000" w:space="0" w:sz="7" w:val="single"/>
+            </w:tcBorders>
+            <w:shd w:fill="f6f8f9" w:val="clear"/>
+            <w:tcMar>
+              <w:top w:w="0.0" w:type="dxa"/>
+              <w:left w:w="120.0" w:type="dxa"/>
+              <w:bottom w:w="0.0" w:type="dxa"/>
+              <w:right w:w="120.0" w:type="dxa"/>
+            </w:tcMar>
+            <w:vAlign w:val="center"/>
+          </w:tcPr>
+          <w:p>
+            <w:pPr>
+              <w:widowControl w:val="0"/>
+              <w:rPr/>
+            </w:pPr>
+            <w:r>
+              <w:rPr>
+                <w:rtl w:val="0"/>
+              </w:rPr>
+              <w:t xml:space="preserve">1.1</w:t>
+            </w:r>
+          </w:p>
+        </w:tc>
+        <w:tc>
+          <w:tcPr>
+            <w:tcBorders>
+              <w:top w:color="000000" w:space="0" w:sz="7" w:val="single"/>
+              <w:left w:color="000000" w:space="0" w:sz="7" w:val="single"/>
+              <w:bottom w:color="000000" w:space="0" w:sz="7" w:val="single"/>
+              <w:right w:color="000000" w:space="0" w:sz="7" w:val="single"/>
+            </w:tcBorders>
+            <w:shd w:fill="f6f8f9" w:val="clear"/>
+            <w:tcMar>
+              <w:top w:w="0.0" w:type="dxa"/>
+              <w:left w:w="120.0" w:type="dxa"/>
+              <w:bottom w:w="0.0" w:type="dxa"/>
+              <w:right w:w="120.0" w:type="dxa"/>
+            </w:tcMar>
+            <w:vAlign w:val="center"/>
+          </w:tcPr>
+          <w:p>
+            <w:pPr>
+              <w:widowControl w:val="0"/>
+              <w:jc w:val="right"/>
+              <w:rPr/>
+            </w:pPr>
+            <w:r>
+              <w:rPr>
+                <w:rtl w:val="0"/>
+              </w:rPr>
+              <w:t xml:space="preserve">16/05/2026</w:t>
+            </w:r>
+          </w:p>
+        </w:tc>
+        <w:tc>
+          <w:tcPr>
+            <w:tcBorders>
+              <w:top w:color="000000" w:space="0" w:sz="7" w:val="single"/>
+              <w:left w:color="000000" w:space="0" w:sz="7" w:val="single"/>
+              <w:bottom w:color="000000" w:space="0" w:sz="7" w:val="single"/>
+              <w:right w:color="000000" w:space="0" w:sz="7" w:val="single"/>
+            </w:tcBorders>
+            <w:shd w:fill="f6f8f9" w:val="clear"/>
+            <w:tcMar>
+              <w:top w:w="0.0" w:type="dxa"/>
+              <w:left w:w="120.0" w:type="dxa"/>
+              <w:bottom w:w="0.0" w:type="dxa"/>
+              <w:right w:w="120.0" w:type="dxa"/>
+            </w:tcMar>
+            <w:vAlign w:val="center"/>
+          </w:tcPr>
+          <w:p>
+            <w:pPr>
+              <w:widowControl w:val="0"/>
+              <w:rPr/>
+            </w:pPr>
+            <w:r>
+              <w:rPr>
+                <w:rFonts w:ascii="Roboto" w:cs="Roboto" w:eastAsia="Roboto" w:hAnsi="Roboto"/>
+                <w:rtl w:val="0"/>
+              </w:rPr>
+              <w:t xml:space="preserve">CoreLogic-Project / Desarrollo / ACP / Diseño / ACP-UX.fig</w:t>
+            </w:r>
+            <w:r>
+              <w:rPr>
+                <w:rtl w:val="0"/>
+              </w:rPr>
+            </w:r>
+          </w:p>
+        </w:tc>
+        <w:tc>
+          <w:tcPr>
+            <w:tcBorders>
+              <w:top w:color="000000" w:space="0" w:sz="7" w:val="single"/>
+              <w:left w:color="000000" w:space="0" w:sz="7" w:val="single"/>
+              <w:bottom w:color="000000" w:space="0" w:sz="7" w:val="single"/>
+              <w:right w:color="000000" w:space="0" w:sz="7" w:val="single"/>
+            </w:tcBorders>
+            <w:shd w:fill="f6f8f9" w:val="clear"/>
+            <w:tcMar>
+              <w:top w:w="0.0" w:type="dxa"/>
+              <w:left w:w="120.0" w:type="dxa"/>
+              <w:bottom w:w="0.0" w:type="dxa"/>
+              <w:right w:w="120.0" w:type="dxa"/>
+            </w:tcMar>
+            <w:vAlign w:val="center"/>
+          </w:tcPr>
+          <w:p>
+            <w:pPr>
+              <w:widowControl w:val="0"/>
+              <w:rPr/>
+            </w:pPr>
+            <w:r>
+              <w:rPr>
+                <w:rFonts w:ascii="Roboto" w:cs="Roboto" w:eastAsia="Roboto" w:hAnsi="Roboto"/>
+                <w:rtl w:val="0"/>
+              </w:rPr>
+              <w:t xml:space="preserve">Carol Montes Ramos</w:t>
+            </w:r>
+            <w:r>
+              <w:rPr>
+                <w:rtl w:val="0"/>
+              </w:rPr>
+            </w:r>
+          </w:p>
+        </w:tc>
+      </w:tr>
+      <w:tr>
+        <w:trPr>
+          <w:cantSplit w:val="0"/>
+          <w:trHeight w:val="675" w:hRule="atLeast"/>
+          <w:tblHeader w:val="0"/>
+        </w:trPr>
+        <w:tc>
+          <w:tcPr>
+            <w:tcBorders>
+              <w:top w:color="000000" w:space="0" w:sz="7" w:val="single"/>
+              <w:left w:color="000000" w:space="0" w:sz="7" w:val="single"/>
+              <w:bottom w:color="000000" w:space="0" w:sz="7" w:val="single"/>
+              <w:right w:color="000000" w:space="0" w:sz="7" w:val="single"/>
+            </w:tcBorders>
+            <w:shd w:fill="ffffff" w:val="clear"/>
+            <w:tcMar>
+              <w:top w:w="0.0" w:type="dxa"/>
+              <w:left w:w="120.0" w:type="dxa"/>
+              <w:bottom w:w="0.0" w:type="dxa"/>
+              <w:right w:w="120.0" w:type="dxa"/>
+            </w:tcMar>
+            <w:vAlign w:val="center"/>
+          </w:tcPr>
+          <w:p>
+            <w:pPr>
+              <w:widowControl w:val="0"/>
+              <w:rPr/>
+            </w:pPr>
+            <w:r>
+              <w:rPr>
+                <w:rtl w:val="0"/>
+              </w:rPr>
+              <w:t xml:space="preserve">ACP-CU06.docx</w:t>
+            </w:r>
+          </w:p>
+        </w:tc>
+        <w:tc>
+          <w:tcPr>
+            <w:tcBorders>
+              <w:top w:color="000000" w:space="0" w:sz="7" w:val="single"/>
+              <w:left w:color="000000" w:space="0" w:sz="7" w:val="single"/>
+              <w:bottom w:color="000000" w:space="0" w:sz="7" w:val="single"/>
+              <w:right w:color="000000" w:space="0" w:sz="7" w:val="single"/>
+            </w:tcBorders>
+            <w:shd w:fill="ffffff" w:val="clear"/>
+            <w:tcMar>
+              <w:top w:w="0.0" w:type="dxa"/>
+              <w:left w:w="120.0" w:type="dxa"/>
+              <w:bottom w:w="0.0" w:type="dxa"/>
+              <w:right w:w="120.0" w:type="dxa"/>
+            </w:tcMar>
+            <w:vAlign w:val="center"/>
+          </w:tcPr>
+          <w:p>
+            <w:pPr>
+              <w:widowControl w:val="0"/>
+              <w:rPr/>
+            </w:pPr>
+            <w:r>
+              <w:rPr>
+                <w:rtl w:val="0"/>
+              </w:rPr>
+              <w:t xml:space="preserve">Caso de Uso 006 - Visualizar reporte financiero personal</w:t>
+            </w:r>
+          </w:p>
+        </w:tc>
+        <w:tc>
+          <w:tcPr>
+            <w:tcBorders>
+              <w:top w:color="000000" w:space="0" w:sz="7" w:val="single"/>
+              <w:left w:color="000000" w:space="0" w:sz="7" w:val="single"/>
+              <w:bottom w:color="000000" w:space="0" w:sz="7" w:val="single"/>
+              <w:right w:color="000000" w:space="0" w:sz="7" w:val="single"/>
+            </w:tcBorders>
+            <w:shd w:fill="ffffff" w:val="clear"/>
+            <w:tcMar>
+              <w:top w:w="0.0" w:type="dxa"/>
+              <w:left w:w="120.0" w:type="dxa"/>
+              <w:bottom w:w="0.0" w:type="dxa"/>
+              <w:right w:w="120.0" w:type="dxa"/>
+            </w:tcMar>
+            <w:vAlign w:val="center"/>
+          </w:tcPr>
+          <w:p>
+            <w:pPr>
+              <w:widowControl w:val="0"/>
+              <w:rPr/>
+            </w:pPr>
+            <w:r>
+              <w:rPr>
+                <w:rtl w:val="0"/>
+              </w:rPr>
+              <w:t xml:space="preserve">1.1</w:t>
+            </w:r>
+          </w:p>
+        </w:tc>
+        <w:tc>
+          <w:tcPr>
+            <w:tcBorders>
+              <w:top w:color="000000" w:space="0" w:sz="7" w:val="single"/>
+              <w:left w:color="000000" w:space="0" w:sz="7" w:val="single"/>
+              <w:bottom w:color="000000" w:space="0" w:sz="7" w:val="single"/>
+              <w:right w:color="000000" w:space="0" w:sz="7" w:val="single"/>
+            </w:tcBorders>
+            <w:shd w:fill="ffffff" w:val="clear"/>
+            <w:tcMar>
+              <w:top w:w="0.0" w:type="dxa"/>
+              <w:left w:w="120.0" w:type="dxa"/>
+              <w:bottom w:w="0.0" w:type="dxa"/>
+              <w:right w:w="120.0" w:type="dxa"/>
+            </w:tcMar>
+            <w:vAlign w:val="center"/>
+          </w:tcPr>
+          <w:p>
+            <w:pPr>
+              <w:widowControl w:val="0"/>
+              <w:jc w:val="right"/>
+              <w:rPr/>
+            </w:pPr>
+            <w:r>
+              <w:rPr>
+                <w:rtl w:val="0"/>
+              </w:rPr>
+              <w:t xml:space="preserve">16/05/2026</w:t>
+            </w:r>
+          </w:p>
+        </w:tc>
+        <w:tc>
+          <w:tcPr>
+            <w:tcBorders>
+              <w:top w:color="000000" w:space="0" w:sz="7" w:val="single"/>
+              <w:left w:color="000000" w:space="0" w:sz="7" w:val="single"/>
+              <w:bottom w:color="000000" w:space="0" w:sz="7" w:val="single"/>
+              <w:right w:color="000000" w:space="0" w:sz="7" w:val="single"/>
+            </w:tcBorders>
+            <w:shd w:fill="ffffff" w:val="clear"/>
+            <w:tcMar>
+              <w:top w:w="0.0" w:type="dxa"/>
+              <w:left w:w="120.0" w:type="dxa"/>
+              <w:bottom w:w="0.0" w:type="dxa"/>
+              <w:right w:w="120.0" w:type="dxa"/>
+            </w:tcMar>
+            <w:vAlign w:val="center"/>
+          </w:tcPr>
+          <w:p>
+            <w:pPr>
+              <w:widowControl w:val="0"/>
+              <w:rPr/>
+            </w:pPr>
+            <w:r>
+              <w:rPr>
+                <w:rFonts w:ascii="Roboto" w:cs="Roboto" w:eastAsia="Roboto" w:hAnsi="Roboto"/>
+                <w:rtl w:val="0"/>
+              </w:rPr>
+              <w:t xml:space="preserve">CoreLogic-Project / Desarrollo / ACP / Analisis / ACP-CU06.docx</w:t>
+            </w:r>
+            <w:r>
+              <w:rPr>
+                <w:rtl w:val="0"/>
+              </w:rPr>
+            </w:r>
+          </w:p>
+        </w:tc>
+        <w:tc>
+          <w:tcPr>
+            <w:tcBorders>
+              <w:top w:color="000000" w:space="0" w:sz="7" w:val="single"/>
+              <w:left w:color="000000" w:space="0" w:sz="7" w:val="single"/>
+              <w:bottom w:color="000000" w:space="0" w:sz="7" w:val="single"/>
+              <w:right w:color="000000" w:space="0" w:sz="7" w:val="single"/>
+            </w:tcBorders>
+            <w:shd w:fill="ffffff" w:val="clear"/>
+            <w:tcMar>
+              <w:top w:w="0.0" w:type="dxa"/>
+              <w:left w:w="120.0" w:type="dxa"/>
+              <w:bottom w:w="0.0" w:type="dxa"/>
+              <w:right w:w="120.0" w:type="dxa"/>
+            </w:tcMar>
+            <w:vAlign w:val="center"/>
+          </w:tcPr>
+          <w:p>
+            <w:pPr>
+              <w:widowControl w:val="0"/>
+              <w:rPr/>
+            </w:pPr>
+            <w:r>
+              <w:rPr>
+                <w:rFonts w:ascii="Roboto" w:cs="Roboto" w:eastAsia="Roboto" w:hAnsi="Roboto"/>
+                <w:rtl w:val="0"/>
+              </w:rPr>
+              <w:t xml:space="preserve">Johan Solano Huarocc</w:t>
+            </w:r>
+            <w:r>
+              <w:rPr>
+                <w:rtl w:val="0"/>
+              </w:rPr>
+            </w:r>
+          </w:p>
+        </w:tc>
+      </w:tr>
+    </w:tbl>
+    <w:p>
+      <w:pPr>
+        <w:spacing w:line="259" w:lineRule="auto"/>
+        <w:rPr>
+          <w:rFonts w:ascii="Times New Roman" w:cs="Times New Roman" w:eastAsia="Times New Roman" w:hAnsi="Times New Roman"/>
+        </w:rPr>
+      </w:pPr>
+      <w:r>
+        <w:rPr>
+          <w:rtl w:val="0"/>
+        </w:rPr>
+      </w:r>
+    </w:p>
+    <w:p>
+      <w:pPr>
+        <w:spacing w:line="259" w:lineRule="auto"/>
+        <w:rPr>
+          <w:rFonts w:ascii="Times New Roman" w:cs="Times New Roman" w:eastAsia="Times New Roman" w:hAnsi="Times New Roman"/>
+        </w:rPr>
+      </w:pPr>
+      <w:r>
+        <w:rPr>
+          <w:rtl w:val="0"/>
+        </w:rPr>
+      </w:r>
+    </w:p>
+    <w:p>
+      <w:pPr>
+        <w:spacing w:line="259" w:lineRule="auto"/>
+        <w:rPr>
+          <w:rFonts w:ascii="Times New Roman" w:cs="Times New Roman" w:eastAsia="Times New Roman" w:hAnsi="Times New Roman"/>
+        </w:rPr>
+      </w:pPr>
+      <w:r>
+        <w:rPr>
+          <w:rtl w:val="0"/>
+        </w:rPr>
+      </w:r>
+    </w:p>
+    <w:p>
+      <w:pPr>
+        <w:spacing w:line="259" w:lineRule="auto"/>
+        <w:rPr>
+          <w:rFonts w:ascii="Times New Roman" w:cs="Times New Roman" w:eastAsia="Times New Roman" w:hAnsi="Times New Roman"/>
+        </w:rPr>
+      </w:pPr>
+      <w:r>
+        <w:rPr>
+          <w:rtl w:val="0"/>
+        </w:rPr>
+      </w:r>
+    </w:p>
+    <w:p>
+      <w:pPr>
+        <w:spacing w:line="259" w:lineRule="auto"/>
+        <w:rPr>
+          <w:rFonts w:ascii="Times New Roman" w:cs="Times New Roman" w:eastAsia="Times New Roman" w:hAnsi="Times New Roman"/>
+        </w:rPr>
+      </w:pPr>
+      <w:r>
+        <w:rPr>
+          <w:rtl w:val="0"/>
+        </w:rPr>
+      </w:r>
+    </w:p>
+    <w:p>
+      <w:pPr>
+        <w:spacing w:line="259" w:lineRule="auto"/>
+        <w:rPr>
+          <w:rFonts w:ascii="Times New Roman" w:cs="Times New Roman" w:eastAsia="Times New Roman" w:hAnsi="Times New Roman"/>
+        </w:rPr>
+      </w:pPr>
+      <w:r>
+        <w:rPr>
+          <w:rtl w:val="0"/>
+        </w:rPr>
+      </w:r>
+    </w:p>
+    <w:p>
+      <w:pPr>
+        <w:spacing w:line="259" w:lineRule="auto"/>
+        <w:rPr>
+          <w:rFonts w:ascii="Times New Roman" w:cs="Times New Roman" w:eastAsia="Times New Roman" w:hAnsi="Times New Roman"/>
+        </w:rPr>
+      </w:pPr>
+      <w:r>
+        <w:rPr>
+          <w:rtl w:val="0"/>
+        </w:rPr>
+      </w:r>
+    </w:p>
+    <w:p>
+      <w:pPr>
+        <w:spacing w:line="259" w:lineRule="auto"/>
+        <w:rPr>
+          <w:rFonts w:ascii="Times New Roman" w:cs="Times New Roman" w:eastAsia="Times New Roman" w:hAnsi="Times New Roman"/>
+        </w:rPr>
+      </w:pPr>
+      <w:r>
+        <w:rPr>
+          <w:rtl w:val="0"/>
+        </w:rPr>
+      </w:r>
+    </w:p>
+    <w:p>
+      <w:pPr>
+        <w:spacing w:line="259" w:lineRule="auto"/>
+        <w:rPr>
+          <w:rFonts w:ascii="Times New Roman" w:cs="Times New Roman" w:eastAsia="Times New Roman" w:hAnsi="Times New Roman"/>
+        </w:rPr>
+      </w:pPr>
+      <w:r>
+        <w:rPr>
+          <w:rtl w:val="0"/>
+        </w:rPr>
+      </w:r>
+    </w:p>
+    <w:p>
+      <w:pPr>
+        <w:spacing w:line="259" w:lineRule="auto"/>
+        <w:rPr>
+          <w:rFonts w:ascii="Times New Roman" w:cs="Times New Roman" w:eastAsia="Times New Roman" w:hAnsi="Times New Roman"/>
+        </w:rPr>
+      </w:pPr>
+      <w:r>
+        <w:rPr>
+          <w:rtl w:val="0"/>
+        </w:rPr>
+      </w:r>
+    </w:p>
+    <w:p>
+      <w:pPr>
+        <w:spacing w:line="259" w:lineRule="auto"/>
+        <w:rPr>
+          <w:rFonts w:ascii="Times New Roman" w:cs="Times New Roman" w:eastAsia="Times New Roman" w:hAnsi="Times New Roman"/>
+        </w:rPr>
+      </w:pPr>
+      <w:r>
+        <w:rPr>
+          <w:rtl w:val="0"/>
+        </w:rPr>
+      </w:r>
+    </w:p>
+    <w:p>
+      <w:pPr>
+        <w:spacing w:line="259" w:lineRule="auto"/>
+        <w:rPr>
+          <w:rFonts w:ascii="Times New Roman" w:cs="Times New Roman" w:eastAsia="Times New Roman" w:hAnsi="Times New Roman"/>
+        </w:rPr>
+      </w:pPr>
+      <w:r>
+        <w:rPr>
+          <w:rtl w:val="0"/>
+        </w:rPr>
+      </w:r>
+    </w:p>
+    <w:p>
+      <w:pPr>
+        <w:spacing w:line="259" w:lineRule="auto"/>
+        <w:rPr>
+          <w:rFonts w:ascii="Times New Roman" w:cs="Times New Roman" w:eastAsia="Times New Roman" w:hAnsi="Times New Roman"/>
+        </w:rPr>
+      </w:pPr>
+      <w:r>
+        <w:rPr>
+          <w:rtl w:val="0"/>
+        </w:rPr>
+      </w:r>
+    </w:p>
+    <w:p>
+      <w:pPr>
+        <w:spacing w:line="259" w:lineRule="auto"/>
+        <w:rPr>
+          <w:rFonts w:ascii="Times New Roman" w:cs="Times New Roman" w:eastAsia="Times New Roman" w:hAnsi="Times New Roman"/>
+        </w:rPr>
+      </w:pPr>
+      <w:r>
+        <w:rPr>
+          <w:rtl w:val="0"/>
+        </w:rPr>
+      </w:r>
+    </w:p>
+    <w:p>
+      <w:pPr>
+        <w:spacing w:line="259" w:lineRule="auto"/>
+        <w:rPr>
+          <w:rFonts w:ascii="Times New Roman" w:cs="Times New Roman" w:eastAsia="Times New Roman" w:hAnsi="Times New Roman"/>
+        </w:rPr>
+      </w:pPr>
+      <w:r>
+        <w:rPr>
+          <w:rtl w:val="0"/>
+        </w:rPr>
+      </w:r>
+    </w:p>
+    <w:p>
+      <w:pPr>
+        <w:spacing w:line="259" w:lineRule="auto"/>
+        <w:rPr>
+          <w:rFonts w:ascii="Times New Roman" w:cs="Times New Roman" w:eastAsia="Times New Roman" w:hAnsi="Times New Roman"/>
+        </w:rPr>
+      </w:pPr>
+      <w:r>
+        <w:rPr>
+          <w:rtl w:val="0"/>
+        </w:rPr>
+      </w:r>
+    </w:p>
+    <w:p>
+      <w:pPr>
+        <w:spacing w:line="259" w:lineRule="auto"/>
+        <w:rPr>
+          <w:rFonts w:ascii="Times New Roman" w:cs="Times New Roman" w:eastAsia="Times New Roman" w:hAnsi="Times New Roman"/>
+        </w:rPr>
+      </w:pPr>
+      <w:r>
+        <w:rPr>
+          <w:rtl w:val="0"/>
+        </w:rPr>
+      </w:r>
+    </w:p>
+    <w:p>
+      <w:pPr>
+        <w:spacing w:line="259" w:lineRule="auto"/>
+        <w:rPr>
+          <w:rFonts w:ascii="Times New Roman" w:cs="Times New Roman" w:eastAsia="Times New Roman" w:hAnsi="Times New Roman"/>
+        </w:rPr>
+      </w:pPr>
+      <w:r>
+        <w:rPr>
+          <w:rtl w:val="0"/>
+        </w:rPr>
+      </w:r>
+    </w:p>
+    <w:p>
+      <w:pPr>
+        <w:spacing w:line="259" w:lineRule="auto"/>
+        <w:rPr>
+          <w:rFonts w:ascii="Times New Roman" w:cs="Times New Roman" w:eastAsia="Times New Roman" w:hAnsi="Times New Roman"/>
+        </w:rPr>
+      </w:pPr>
+      <w:r>
+        <w:rPr>
+          <w:rtl w:val="0"/>
+        </w:rPr>
+      </w:r>
+    </w:p>
+    <w:p>
+      <w:pPr>
+        <w:spacing w:line="259" w:lineRule="auto"/>
+        <w:rPr>
+          <w:rFonts w:ascii="Times New Roman" w:cs="Times New Roman" w:eastAsia="Times New Roman" w:hAnsi="Times New Roman"/>
+        </w:rPr>
+      </w:pPr>
+      <w:r>
+        <w:rPr>
+          <w:rtl w:val="0"/>
+        </w:rPr>
+      </w:r>
+    </w:p>
+    <w:p>
+      <w:pPr>
+        <w:spacing w:line="259" w:lineRule="auto"/>
+        <w:rPr>
+          <w:rFonts w:ascii="Times New Roman" w:cs="Times New Roman" w:eastAsia="Times New Roman" w:hAnsi="Times New Roman"/>
+        </w:rPr>
+      </w:pPr>
+      <w:r>
+        <w:rPr>
+          <w:rtl w:val="0"/>
+        </w:rPr>
+      </w:r>
+    </w:p>
+    <w:p>
+      <w:pPr>
+        <w:numPr>
+          <w:ilvl w:val="0"/>
+          <w:numId w:val="7"/>
+        </w:numPr>
+        <w:spacing w:line="259" w:lineRule="auto"/>
+        <w:ind w:left="2160" w:hanging="360"/>
+        <w:rPr>
+          <w:rFonts w:ascii="Times New Roman" w:cs="Times New Roman" w:eastAsia="Times New Roman" w:hAnsi="Times New Roman"/>
+        </w:rPr>
+      </w:pPr>
+      <w:r>
+        <w:rPr>
+          <w:rFonts w:ascii="Times New Roman" w:cs="Times New Roman" w:eastAsia="Times New Roman" w:hAnsi="Times New Roman"/>
+          <w:rtl w:val="0"/>
+        </w:rPr>
+        <w:t xml:space="preserve">Lista de Ítems afectados por una Solicitud de cambio</w:t>
+      </w:r>
       <w:r>
         <w:rPr>
           <w:rtl w:val="0"/>
@@ -22130,62 +24947,2268 @@
         </w:rPr>
       </w:r>
     </w:p>
-    <w:p>
-      <w:pPr>
-        <w:spacing w:line="259" w:lineRule="auto"/>
-        <w:ind w:left="0" w:firstLine="0"/>
-        <w:rPr>
-          <w:rFonts w:ascii="Calibri" w:cs="Calibri" w:eastAsia="Calibri" w:hAnsi="Calibri"/>
-        </w:rPr>
-      </w:pPr>
-      <w:r>
-        <w:rPr>
-          <w:rtl w:val="0"/>
-        </w:rPr>
-      </w:r>
-    </w:p>
-    <w:p>
-      <w:pPr>
-        <w:spacing w:line="259" w:lineRule="auto"/>
-        <w:ind w:left="0" w:firstLine="0"/>
-        <w:rPr>
-          <w:rFonts w:ascii="Calibri" w:cs="Calibri" w:eastAsia="Calibri" w:hAnsi="Calibri"/>
-        </w:rPr>
-      </w:pPr>
-      <w:r>
-        <w:rPr>
-          <w:rtl w:val="0"/>
-        </w:rPr>
-      </w:r>
-    </w:p>
-    <w:p>
-      <w:pPr>
-        <w:spacing w:line="259" w:lineRule="auto"/>
-        <w:ind w:left="0" w:firstLine="0"/>
-        <w:rPr>
-          <w:rFonts w:ascii="Calibri" w:cs="Calibri" w:eastAsia="Calibri" w:hAnsi="Calibri"/>
-        </w:rPr>
-      </w:pPr>
-      <w:r>
-        <w:rPr>
-          <w:rtl w:val="0"/>
-        </w:rPr>
-      </w:r>
-    </w:p>
-    <w:p>
-      <w:pPr>
-        <w:spacing w:line="259" w:lineRule="auto"/>
-        <w:ind w:left="0" w:firstLine="0"/>
-        <w:rPr>
-          <w:rFonts w:ascii="Calibri" w:cs="Calibri" w:eastAsia="Calibri" w:hAnsi="Calibri"/>
-        </w:rPr>
-      </w:pPr>
-      <w:r>
-        <w:rPr>
-          <w:rtl w:val="0"/>
-        </w:rPr>
-      </w:r>
-    </w:p>
+    <w:tbl>
+      <w:tblPr>
+        <w:tblStyle w:val="Table21"/>
+        <w:tblW w:w="9015.0" w:type="dxa"/>
+        <w:jc w:val="left"/>
+        <w:tblBorders>
+          <w:top w:color="000000" w:space="0" w:sz="0" w:val="nil"/>
+          <w:left w:color="000000" w:space="0" w:sz="0" w:val="nil"/>
+          <w:bottom w:color="000000" w:space="0" w:sz="0" w:val="nil"/>
+          <w:right w:color="000000" w:space="0" w:sz="0" w:val="nil"/>
+          <w:insideH w:color="000000" w:space="0" w:sz="0" w:val="nil"/>
+          <w:insideV w:color="000000" w:space="0" w:sz="0" w:val="nil"/>
+        </w:tblBorders>
+        <w:tblLayout w:type="fixed"/>
+        <w:tblLook w:val="0600"/>
+      </w:tblPr>
+      <w:tblGrid>
+        <w:gridCol w:w="1755"/>
+        <w:gridCol w:w="1470"/>
+        <w:gridCol w:w="1785"/>
+        <w:gridCol w:w="1950"/>
+        <w:gridCol w:w="2055"/>
+        <w:tblGridChange w:id="0">
+          <w:tblGrid>
+            <w:gridCol w:w="1755"/>
+            <w:gridCol w:w="1470"/>
+            <w:gridCol w:w="1785"/>
+            <w:gridCol w:w="1950"/>
+            <w:gridCol w:w="2055"/>
+          </w:tblGrid>
+        </w:tblGridChange>
+      </w:tblGrid>
+      <w:tr>
+        <w:trPr>
+          <w:cantSplit w:val="0"/>
+          <w:trHeight w:val="1005" w:hRule="atLeast"/>
+          <w:tblHeader w:val="0"/>
+        </w:trPr>
+        <w:tc>
+          <w:tcPr>
+            <w:gridSpan w:val="5"/>
+            <w:tcBorders>
+              <w:top w:color="cccccc" w:space="0" w:sz="7" w:val="single"/>
+              <w:left w:color="cccccc" w:space="0" w:sz="7" w:val="single"/>
+              <w:bottom w:color="cccccc" w:space="0" w:sz="7" w:val="single"/>
+              <w:right w:color="cccccc" w:space="0" w:sz="7" w:val="single"/>
+            </w:tcBorders>
+            <w:shd w:fill="d0e0e3" w:val="clear"/>
+            <w:tcMar>
+              <w:top w:w="0.0" w:type="dxa"/>
+              <w:left w:w="40.0" w:type="dxa"/>
+              <w:bottom w:w="0.0" w:type="dxa"/>
+              <w:right w:w="40.0" w:type="dxa"/>
+            </w:tcMar>
+            <w:vAlign w:val="center"/>
+          </w:tcPr>
+          <w:p>
+            <w:pPr>
+              <w:widowControl w:val="0"/>
+              <w:jc w:val="center"/>
+              <w:rPr/>
+            </w:pPr>
+            <w:r>
+              <w:rPr>
+                <w:sz w:val="30"/>
+                <w:szCs w:val="30"/>
+                <w:rtl w:val="0"/>
+              </w:rPr>
+              <w:t xml:space="preserve">LISTA DE VERSIONES DE ÍTEMS AFECTADOS POR UNA SOLICITUD DE CAMBIO</w:t>
+            </w:r>
+            <w:r>
+              <w:rPr>
+                <w:rtl w:val="0"/>
+              </w:rPr>
+            </w:r>
+          </w:p>
+        </w:tc>
+      </w:tr>
+      <w:tr>
+        <w:trPr>
+          <w:cantSplit w:val="0"/>
+          <w:trHeight w:val="300" w:hRule="atLeast"/>
+          <w:tblHeader w:val="0"/>
+        </w:trPr>
+        <w:tc>
+          <w:tcPr>
+            <w:tcBorders>
+              <w:top w:color="cccccc" w:space="0" w:sz="7" w:val="single"/>
+              <w:left w:color="cccccc" w:space="0" w:sz="7" w:val="single"/>
+              <w:bottom w:color="cccccc" w:space="0" w:sz="7" w:val="single"/>
+              <w:right w:color="cccccc" w:space="0" w:sz="7" w:val="single"/>
+            </w:tcBorders>
+            <w:shd w:fill="auto" w:val="clear"/>
+            <w:tcMar>
+              <w:top w:w="0.0" w:type="dxa"/>
+              <w:left w:w="40.0" w:type="dxa"/>
+              <w:bottom w:w="0.0" w:type="dxa"/>
+              <w:right w:w="40.0" w:type="dxa"/>
+            </w:tcMar>
+            <w:vAlign w:val="bottom"/>
+          </w:tcPr>
+          <w:p>
+            <w:pPr>
+              <w:widowControl w:val="0"/>
+              <w:rPr/>
+            </w:pPr>
+            <w:r>
+              <w:rPr>
+                <w:rtl w:val="0"/>
+              </w:rPr>
+            </w:r>
+          </w:p>
+        </w:tc>
+        <w:tc>
+          <w:tcPr>
+            <w:tcBorders>
+              <w:top w:color="cccccc" w:space="0" w:sz="7" w:val="single"/>
+              <w:left w:color="cccccc" w:space="0" w:sz="7" w:val="single"/>
+              <w:bottom w:color="000000" w:space="0" w:sz="7" w:val="single"/>
+              <w:right w:color="cccccc" w:space="0" w:sz="7" w:val="single"/>
+            </w:tcBorders>
+            <w:shd w:fill="auto" w:val="clear"/>
+            <w:tcMar>
+              <w:top w:w="0.0" w:type="dxa"/>
+              <w:left w:w="40.0" w:type="dxa"/>
+              <w:bottom w:w="0.0" w:type="dxa"/>
+              <w:right w:w="40.0" w:type="dxa"/>
+            </w:tcMar>
+            <w:vAlign w:val="bottom"/>
+          </w:tcPr>
+          <w:p>
+            <w:pPr>
+              <w:widowControl w:val="0"/>
+              <w:rPr/>
+            </w:pPr>
+            <w:r>
+              <w:rPr>
+                <w:rtl w:val="0"/>
+              </w:rPr>
+            </w:r>
+          </w:p>
+        </w:tc>
+        <w:tc>
+          <w:tcPr>
+            <w:tcBorders>
+              <w:top w:color="cccccc" w:space="0" w:sz="7" w:val="single"/>
+              <w:left w:color="cccccc" w:space="0" w:sz="7" w:val="single"/>
+              <w:bottom w:color="000000" w:space="0" w:sz="7" w:val="single"/>
+              <w:right w:color="cccccc" w:space="0" w:sz="7" w:val="single"/>
+            </w:tcBorders>
+            <w:shd w:fill="auto" w:val="clear"/>
+            <w:tcMar>
+              <w:top w:w="0.0" w:type="dxa"/>
+              <w:left w:w="40.0" w:type="dxa"/>
+              <w:bottom w:w="0.0" w:type="dxa"/>
+              <w:right w:w="40.0" w:type="dxa"/>
+            </w:tcMar>
+            <w:vAlign w:val="bottom"/>
+          </w:tcPr>
+          <w:p>
+            <w:pPr>
+              <w:widowControl w:val="0"/>
+              <w:rPr/>
+            </w:pPr>
+            <w:r>
+              <w:rPr>
+                <w:rtl w:val="0"/>
+              </w:rPr>
+            </w:r>
+          </w:p>
+        </w:tc>
+        <w:tc>
+          <w:tcPr>
+            <w:tcBorders>
+              <w:top w:color="cccccc" w:space="0" w:sz="7" w:val="single"/>
+              <w:left w:color="cccccc" w:space="0" w:sz="7" w:val="single"/>
+              <w:bottom w:color="000000" w:space="0" w:sz="7" w:val="single"/>
+              <w:right w:color="cccccc" w:space="0" w:sz="7" w:val="single"/>
+            </w:tcBorders>
+            <w:shd w:fill="auto" w:val="clear"/>
+            <w:tcMar>
+              <w:top w:w="0.0" w:type="dxa"/>
+              <w:left w:w="40.0" w:type="dxa"/>
+              <w:bottom w:w="0.0" w:type="dxa"/>
+              <w:right w:w="40.0" w:type="dxa"/>
+            </w:tcMar>
+            <w:vAlign w:val="bottom"/>
+          </w:tcPr>
+          <w:p>
+            <w:pPr>
+              <w:widowControl w:val="0"/>
+              <w:rPr/>
+            </w:pPr>
+            <w:r>
+              <w:rPr>
+                <w:rtl w:val="0"/>
+              </w:rPr>
+            </w:r>
+          </w:p>
+        </w:tc>
+        <w:tc>
+          <w:tcPr>
+            <w:tcBorders>
+              <w:top w:color="cccccc" w:space="0" w:sz="7" w:val="single"/>
+              <w:left w:color="cccccc" w:space="0" w:sz="7" w:val="single"/>
+              <w:bottom w:color="cccccc" w:space="0" w:sz="7" w:val="single"/>
+              <w:right w:color="cccccc" w:space="0" w:sz="7" w:val="single"/>
+            </w:tcBorders>
+            <w:shd w:fill="auto" w:val="clear"/>
+            <w:tcMar>
+              <w:top w:w="0.0" w:type="dxa"/>
+              <w:left w:w="40.0" w:type="dxa"/>
+              <w:bottom w:w="0.0" w:type="dxa"/>
+              <w:right w:w="40.0" w:type="dxa"/>
+            </w:tcMar>
+            <w:vAlign w:val="bottom"/>
+          </w:tcPr>
+          <w:p>
+            <w:pPr>
+              <w:widowControl w:val="0"/>
+              <w:rPr/>
+            </w:pPr>
+            <w:r>
+              <w:rPr>
+                <w:rtl w:val="0"/>
+              </w:rPr>
+            </w:r>
+          </w:p>
+        </w:tc>
+      </w:tr>
+      <w:tr>
+        <w:trPr>
+          <w:cantSplit w:val="0"/>
+          <w:trHeight w:val="300" w:hRule="atLeast"/>
+          <w:tblHeader w:val="0"/>
+        </w:trPr>
+        <w:tc>
+          <w:tcPr>
+            <w:tcBorders>
+              <w:top w:color="cccccc" w:space="0" w:sz="7" w:val="single"/>
+              <w:left w:color="cccccc" w:space="0" w:sz="7" w:val="single"/>
+              <w:bottom w:color="cccccc" w:space="0" w:sz="7" w:val="single"/>
+              <w:right w:color="000000" w:space="0" w:sz="7" w:val="single"/>
+            </w:tcBorders>
+            <w:shd w:fill="auto" w:val="clear"/>
+            <w:tcMar>
+              <w:top w:w="0.0" w:type="dxa"/>
+              <w:left w:w="40.0" w:type="dxa"/>
+              <w:bottom w:w="0.0" w:type="dxa"/>
+              <w:right w:w="40.0" w:type="dxa"/>
+            </w:tcMar>
+            <w:vAlign w:val="bottom"/>
+          </w:tcPr>
+          <w:p>
+            <w:pPr>
+              <w:widowControl w:val="0"/>
+              <w:rPr/>
+            </w:pPr>
+            <w:r>
+              <w:rPr>
+                <w:rtl w:val="0"/>
+              </w:rPr>
+            </w:r>
+          </w:p>
+        </w:tc>
+        <w:tc>
+          <w:tcPr>
+            <w:gridSpan w:val="2"/>
+            <w:tcBorders>
+              <w:top w:color="cccccc" w:space="0" w:sz="7" w:val="single"/>
+              <w:left w:color="cccccc" w:space="0" w:sz="7" w:val="single"/>
+              <w:bottom w:color="000000" w:space="0" w:sz="7" w:val="single"/>
+              <w:right w:color="000000" w:space="0" w:sz="7" w:val="single"/>
+            </w:tcBorders>
+            <w:shd w:fill="93c47d" w:val="clear"/>
+            <w:tcMar>
+              <w:top w:w="0.0" w:type="dxa"/>
+              <w:left w:w="40.0" w:type="dxa"/>
+              <w:bottom w:w="0.0" w:type="dxa"/>
+              <w:right w:w="40.0" w:type="dxa"/>
+            </w:tcMar>
+            <w:vAlign w:val="bottom"/>
+          </w:tcPr>
+          <w:p>
+            <w:pPr>
+              <w:widowControl w:val="0"/>
+              <w:rPr/>
+            </w:pPr>
+            <w:r>
+              <w:rPr>
+                <w:rtl w:val="0"/>
+              </w:rPr>
+              <w:t xml:space="preserve">ID de la solicitud de cambio:</w:t>
+            </w:r>
+          </w:p>
+        </w:tc>
+        <w:tc>
+          <w:tcPr>
+            <w:tcBorders>
+              <w:top w:color="000000" w:space="0" w:sz="7" w:val="single"/>
+              <w:left w:color="000000" w:space="0" w:sz="7" w:val="single"/>
+              <w:bottom w:color="000000" w:space="0" w:sz="7" w:val="single"/>
+              <w:right w:color="000000" w:space="0" w:sz="7" w:val="single"/>
+            </w:tcBorders>
+            <w:shd w:fill="auto" w:val="clear"/>
+            <w:tcMar>
+              <w:top w:w="0.0" w:type="dxa"/>
+              <w:left w:w="40.0" w:type="dxa"/>
+              <w:bottom w:w="0.0" w:type="dxa"/>
+              <w:right w:w="40.0" w:type="dxa"/>
+            </w:tcMar>
+            <w:vAlign w:val="bottom"/>
+          </w:tcPr>
+          <w:p>
+            <w:pPr>
+              <w:widowControl w:val="0"/>
+              <w:rPr/>
+            </w:pPr>
+            <w:r>
+              <w:rPr>
+                <w:rtl w:val="0"/>
+              </w:rPr>
+              <w:t xml:space="preserve">SC-2026-005</w:t>
+            </w:r>
+          </w:p>
+        </w:tc>
+        <w:tc>
+          <w:tcPr>
+            <w:vMerge w:val="restart"/>
+            <w:tcBorders>
+              <w:top w:color="000000" w:space="0" w:sz="7" w:val="single"/>
+              <w:left w:color="000000" w:space="0" w:sz="8" w:val="single"/>
+              <w:bottom w:color="000000" w:space="0" w:sz="7" w:val="single"/>
+              <w:right w:color="000000" w:space="0" w:sz="7" w:val="single"/>
+            </w:tcBorders>
+            <w:shd w:fill="d9ead3" w:val="clear"/>
+            <w:tcMar>
+              <w:top w:w="0.0" w:type="dxa"/>
+              <w:left w:w="40.0" w:type="dxa"/>
+              <w:bottom w:w="0.0" w:type="dxa"/>
+              <w:right w:w="40.0" w:type="dxa"/>
+            </w:tcMar>
+            <w:vAlign w:val="center"/>
+          </w:tcPr>
+          <w:p>
+            <w:pPr>
+              <w:widowControl w:val="0"/>
+              <w:jc w:val="center"/>
+              <w:rPr/>
+            </w:pPr>
+            <w:r>
+              <w:rPr>
+                <w:rtl w:val="0"/>
+              </w:rPr>
+              <w:t xml:space="preserve">Generar</w:t>
+            </w:r>
+          </w:p>
+        </w:tc>
+      </w:tr>
+      <w:tr>
+        <w:trPr>
+          <w:cantSplit w:val="0"/>
+          <w:trHeight w:val="300" w:hRule="atLeast"/>
+          <w:tblHeader w:val="0"/>
+        </w:trPr>
+        <w:tc>
+          <w:tcPr>
+            <w:tcBorders>
+              <w:top w:color="cccccc" w:space="0" w:sz="7" w:val="single"/>
+              <w:left w:color="cccccc" w:space="0" w:sz="7" w:val="single"/>
+              <w:bottom w:color="cccccc" w:space="0" w:sz="7" w:val="single"/>
+              <w:right w:color="000000" w:space="0" w:sz="7" w:val="single"/>
+            </w:tcBorders>
+            <w:shd w:fill="auto" w:val="clear"/>
+            <w:tcMar>
+              <w:top w:w="0.0" w:type="dxa"/>
+              <w:left w:w="40.0" w:type="dxa"/>
+              <w:bottom w:w="0.0" w:type="dxa"/>
+              <w:right w:w="40.0" w:type="dxa"/>
+            </w:tcMar>
+            <w:vAlign w:val="bottom"/>
+          </w:tcPr>
+          <w:p>
+            <w:pPr>
+              <w:widowControl w:val="0"/>
+              <w:rPr/>
+            </w:pPr>
+            <w:r>
+              <w:rPr>
+                <w:rtl w:val="0"/>
+              </w:rPr>
+            </w:r>
+          </w:p>
+        </w:tc>
+        <w:tc>
+          <w:tcPr>
+            <w:gridSpan w:val="2"/>
+            <w:tcBorders>
+              <w:top w:color="cccccc" w:space="0" w:sz="7" w:val="single"/>
+              <w:left w:color="cccccc" w:space="0" w:sz="7" w:val="single"/>
+              <w:bottom w:color="000000" w:space="0" w:sz="7" w:val="single"/>
+              <w:right w:color="000000" w:space="0" w:sz="7" w:val="single"/>
+            </w:tcBorders>
+            <w:shd w:fill="93c47d" w:val="clear"/>
+            <w:tcMar>
+              <w:top w:w="0.0" w:type="dxa"/>
+              <w:left w:w="40.0" w:type="dxa"/>
+              <w:bottom w:w="0.0" w:type="dxa"/>
+              <w:right w:w="40.0" w:type="dxa"/>
+            </w:tcMar>
+            <w:vAlign w:val="bottom"/>
+          </w:tcPr>
+          <w:p>
+            <w:pPr>
+              <w:widowControl w:val="0"/>
+              <w:rPr/>
+            </w:pPr>
+            <w:r>
+              <w:rPr>
+                <w:rtl w:val="0"/>
+              </w:rPr>
+              <w:t xml:space="preserve">Item:</w:t>
+            </w:r>
+          </w:p>
+        </w:tc>
+        <w:tc>
+          <w:tcPr>
+            <w:tcBorders>
+              <w:top w:color="000000" w:space="0" w:sz="7" w:val="single"/>
+              <w:left w:color="000000" w:space="0" w:sz="7" w:val="single"/>
+              <w:bottom w:color="000000" w:space="0" w:sz="7" w:val="single"/>
+              <w:right w:color="000000" w:space="0" w:sz="7" w:val="single"/>
+            </w:tcBorders>
+            <w:shd w:fill="auto" w:val="clear"/>
+            <w:tcMar>
+              <w:top w:w="0.0" w:type="dxa"/>
+              <w:left w:w="40.0" w:type="dxa"/>
+              <w:bottom w:w="0.0" w:type="dxa"/>
+              <w:right w:w="40.0" w:type="dxa"/>
+            </w:tcMar>
+            <w:vAlign w:val="bottom"/>
+          </w:tcPr>
+          <w:p>
+            <w:pPr>
+              <w:widowControl w:val="0"/>
+              <w:rPr/>
+            </w:pPr>
+            <w:r>
+              <w:rPr>
+                <w:rtl w:val="0"/>
+              </w:rPr>
+              <w:t xml:space="preserve">ACP</w:t>
+            </w:r>
+          </w:p>
+        </w:tc>
+        <w:tc>
+          <w:tcPr>
+            <w:vMerge w:val="continue"/>
+            <w:tcBorders>
+              <w:top w:color="000000" w:space="0" w:sz="7" w:val="single"/>
+              <w:left w:color="000000" w:space="0" w:sz="8" w:val="single"/>
+              <w:bottom w:color="000000" w:space="0" w:sz="7" w:val="single"/>
+              <w:right w:color="000000" w:space="0" w:sz="7" w:val="single"/>
+            </w:tcBorders>
+            <w:shd w:fill="d9ead3" w:val="clear"/>
+            <w:tcMar>
+              <w:top w:w="0.0" w:type="dxa"/>
+              <w:left w:w="40.0" w:type="dxa"/>
+              <w:bottom w:w="0.0" w:type="dxa"/>
+              <w:right w:w="40.0" w:type="dxa"/>
+            </w:tcMar>
+            <w:vAlign w:val="center"/>
+          </w:tcPr>
+          <w:p>
+            <w:pPr>
+              <w:widowControl w:val="0"/>
+              <w:rPr/>
+            </w:pPr>
+            <w:r>
+              <w:rPr>
+                <w:rtl w:val="0"/>
+              </w:rPr>
+            </w:r>
+          </w:p>
+        </w:tc>
+      </w:tr>
+      <w:tr>
+        <w:trPr>
+          <w:cantSplit w:val="0"/>
+          <w:trHeight w:val="300" w:hRule="atLeast"/>
+          <w:tblHeader w:val="0"/>
+        </w:trPr>
+        <w:tc>
+          <w:tcPr>
+            <w:tcBorders>
+              <w:top w:color="cccccc" w:space="0" w:sz="7" w:val="single"/>
+              <w:left w:color="cccccc" w:space="0" w:sz="7" w:val="single"/>
+              <w:bottom w:color="cccccc" w:space="0" w:sz="7" w:val="single"/>
+              <w:right w:color="cccccc" w:space="0" w:sz="7" w:val="single"/>
+            </w:tcBorders>
+            <w:shd w:fill="auto" w:val="clear"/>
+            <w:tcMar>
+              <w:top w:w="0.0" w:type="dxa"/>
+              <w:left w:w="40.0" w:type="dxa"/>
+              <w:bottom w:w="0.0" w:type="dxa"/>
+              <w:right w:w="40.0" w:type="dxa"/>
+            </w:tcMar>
+            <w:vAlign w:val="bottom"/>
+          </w:tcPr>
+          <w:p>
+            <w:pPr>
+              <w:widowControl w:val="0"/>
+              <w:rPr/>
+            </w:pPr>
+            <w:r>
+              <w:rPr>
+                <w:rtl w:val="0"/>
+              </w:rPr>
+            </w:r>
+          </w:p>
+        </w:tc>
+        <w:tc>
+          <w:tcPr>
+            <w:tcBorders>
+              <w:top w:color="cccccc" w:space="0" w:sz="7" w:val="single"/>
+              <w:left w:color="cccccc" w:space="0" w:sz="7" w:val="single"/>
+              <w:bottom w:color="cccccc" w:space="0" w:sz="7" w:val="single"/>
+              <w:right w:color="cccccc" w:space="0" w:sz="7" w:val="single"/>
+            </w:tcBorders>
+            <w:shd w:fill="auto" w:val="clear"/>
+            <w:tcMar>
+              <w:top w:w="0.0" w:type="dxa"/>
+              <w:left w:w="40.0" w:type="dxa"/>
+              <w:bottom w:w="0.0" w:type="dxa"/>
+              <w:right w:w="40.0" w:type="dxa"/>
+            </w:tcMar>
+            <w:vAlign w:val="bottom"/>
+          </w:tcPr>
+          <w:p>
+            <w:pPr>
+              <w:widowControl w:val="0"/>
+              <w:rPr/>
+            </w:pPr>
+            <w:r>
+              <w:rPr>
+                <w:rtl w:val="0"/>
+              </w:rPr>
+            </w:r>
+          </w:p>
+        </w:tc>
+        <w:tc>
+          <w:tcPr>
+            <w:tcBorders>
+              <w:top w:color="cccccc" w:space="0" w:sz="7" w:val="single"/>
+              <w:left w:color="cccccc" w:space="0" w:sz="7" w:val="single"/>
+              <w:bottom w:color="cccccc" w:space="0" w:sz="7" w:val="single"/>
+              <w:right w:color="cccccc" w:space="0" w:sz="7" w:val="single"/>
+            </w:tcBorders>
+            <w:shd w:fill="auto" w:val="clear"/>
+            <w:tcMar>
+              <w:top w:w="0.0" w:type="dxa"/>
+              <w:left w:w="40.0" w:type="dxa"/>
+              <w:bottom w:w="0.0" w:type="dxa"/>
+              <w:right w:w="40.0" w:type="dxa"/>
+            </w:tcMar>
+            <w:vAlign w:val="bottom"/>
+          </w:tcPr>
+          <w:p>
+            <w:pPr>
+              <w:widowControl w:val="0"/>
+              <w:rPr/>
+            </w:pPr>
+            <w:r>
+              <w:rPr>
+                <w:rtl w:val="0"/>
+              </w:rPr>
+            </w:r>
+          </w:p>
+        </w:tc>
+        <w:tc>
+          <w:tcPr>
+            <w:tcBorders>
+              <w:top w:color="000000" w:space="0" w:sz="7" w:val="single"/>
+              <w:left w:color="cccccc" w:space="0" w:sz="7" w:val="single"/>
+              <w:bottom w:color="cccccc" w:space="0" w:sz="7" w:val="single"/>
+              <w:right w:color="cccccc" w:space="0" w:sz="7" w:val="single"/>
+            </w:tcBorders>
+            <w:shd w:fill="auto" w:val="clear"/>
+            <w:tcMar>
+              <w:top w:w="0.0" w:type="dxa"/>
+              <w:left w:w="40.0" w:type="dxa"/>
+              <w:bottom w:w="0.0" w:type="dxa"/>
+              <w:right w:w="40.0" w:type="dxa"/>
+            </w:tcMar>
+            <w:vAlign w:val="bottom"/>
+          </w:tcPr>
+          <w:p>
+            <w:pPr>
+              <w:widowControl w:val="0"/>
+              <w:rPr/>
+            </w:pPr>
+            <w:r>
+              <w:rPr>
+                <w:rtl w:val="0"/>
+              </w:rPr>
+            </w:r>
+          </w:p>
+        </w:tc>
+        <w:tc>
+          <w:tcPr>
+            <w:tcBorders>
+              <w:top w:color="cccccc" w:space="0" w:sz="7" w:val="single"/>
+              <w:left w:color="cccccc" w:space="0" w:sz="7" w:val="single"/>
+              <w:bottom w:color="cccccc" w:space="0" w:sz="7" w:val="single"/>
+              <w:right w:color="cccccc" w:space="0" w:sz="7" w:val="single"/>
+            </w:tcBorders>
+            <w:shd w:fill="auto" w:val="clear"/>
+            <w:tcMar>
+              <w:top w:w="0.0" w:type="dxa"/>
+              <w:left w:w="40.0" w:type="dxa"/>
+              <w:bottom w:w="0.0" w:type="dxa"/>
+              <w:right w:w="40.0" w:type="dxa"/>
+            </w:tcMar>
+            <w:vAlign w:val="bottom"/>
+          </w:tcPr>
+          <w:p>
+            <w:pPr>
+              <w:widowControl w:val="0"/>
+              <w:rPr/>
+            </w:pPr>
+            <w:r>
+              <w:rPr>
+                <w:rtl w:val="0"/>
+              </w:rPr>
+            </w:r>
+          </w:p>
+        </w:tc>
+      </w:tr>
+      <w:tr>
+        <w:trPr>
+          <w:cantSplit w:val="0"/>
+          <w:trHeight w:val="300" w:hRule="atLeast"/>
+          <w:tblHeader w:val="0"/>
+        </w:trPr>
+        <w:tc>
+          <w:tcPr>
+            <w:tcBorders>
+              <w:top w:color="cccccc" w:space="0" w:sz="7" w:val="single"/>
+              <w:left w:color="cccccc" w:space="0" w:sz="7" w:val="single"/>
+              <w:bottom w:color="cccccc" w:space="0" w:sz="7" w:val="single"/>
+              <w:right w:color="284e3f" w:space="0" w:sz="7" w:val="single"/>
+            </w:tcBorders>
+            <w:shd w:fill="auto" w:val="clear"/>
+            <w:tcMar>
+              <w:top w:w="0.0" w:type="dxa"/>
+              <w:left w:w="40.0" w:type="dxa"/>
+              <w:bottom w:w="0.0" w:type="dxa"/>
+              <w:right w:w="40.0" w:type="dxa"/>
+            </w:tcMar>
+            <w:vAlign w:val="bottom"/>
+          </w:tcPr>
+          <w:p>
+            <w:pPr>
+              <w:widowControl w:val="0"/>
+              <w:rPr/>
+            </w:pPr>
+            <w:r>
+              <w:rPr>
+                <w:rtl w:val="0"/>
+              </w:rPr>
+            </w:r>
+          </w:p>
+        </w:tc>
+        <w:tc>
+          <w:tcPr>
+            <w:gridSpan w:val="2"/>
+            <w:tcBorders>
+              <w:top w:color="cccccc" w:space="0" w:sz="7" w:val="single"/>
+              <w:left w:color="cccccc" w:space="0" w:sz="7" w:val="single"/>
+              <w:bottom w:color="000000" w:space="0" w:sz="7" w:val="single"/>
+              <w:right w:color="356854" w:space="0" w:sz="7" w:val="single"/>
+            </w:tcBorders>
+            <w:shd w:fill="356854" w:val="clear"/>
+            <w:tcMar>
+              <w:top w:w="0.0" w:type="dxa"/>
+              <w:left w:w="120.0" w:type="dxa"/>
+              <w:bottom w:w="0.0" w:type="dxa"/>
+              <w:right w:w="120.0" w:type="dxa"/>
+            </w:tcMar>
+            <w:vAlign w:val="center"/>
+          </w:tcPr>
+          <w:p>
+            <w:pPr>
+              <w:widowControl w:val="0"/>
+              <w:rPr/>
+            </w:pPr>
+            <w:r>
+              <w:rPr>
+                <w:color w:val="ffffff"/>
+                <w:rtl w:val="0"/>
+              </w:rPr>
+              <w:t xml:space="preserve">Usuario que solicitó el cambio</w:t>
+            </w:r>
+            <w:r>
+              <w:rPr>
+                <w:rtl w:val="0"/>
+              </w:rPr>
+            </w:r>
+          </w:p>
+        </w:tc>
+        <w:tc>
+          <w:tcPr>
+            <w:tcBorders>
+              <w:top w:color="cccccc" w:space="0" w:sz="7" w:val="single"/>
+              <w:left w:color="cccccc" w:space="0" w:sz="7" w:val="single"/>
+              <w:bottom w:color="000000" w:space="0" w:sz="7" w:val="single"/>
+              <w:right w:color="284e3f" w:space="0" w:sz="7" w:val="single"/>
+            </w:tcBorders>
+            <w:shd w:fill="356854" w:val="clear"/>
+            <w:tcMar>
+              <w:top w:w="0.0" w:type="dxa"/>
+              <w:left w:w="120.0" w:type="dxa"/>
+              <w:bottom w:w="0.0" w:type="dxa"/>
+              <w:right w:w="120.0" w:type="dxa"/>
+            </w:tcMar>
+            <w:vAlign w:val="center"/>
+          </w:tcPr>
+          <w:p>
+            <w:pPr>
+              <w:widowControl w:val="0"/>
+              <w:rPr/>
+            </w:pPr>
+            <w:r>
+              <w:rPr>
+                <w:color w:val="ffffff"/>
+                <w:rtl w:val="0"/>
+              </w:rPr>
+              <w:t xml:space="preserve">Tipo de Cambio</w:t>
+            </w:r>
+            <w:r>
+              <w:rPr>
+                <w:rtl w:val="0"/>
+              </w:rPr>
+            </w:r>
+          </w:p>
+        </w:tc>
+        <w:tc>
+          <w:tcPr>
+            <w:tcBorders>
+              <w:top w:color="cccccc" w:space="0" w:sz="7" w:val="single"/>
+              <w:left w:color="cccccc" w:space="0" w:sz="7" w:val="single"/>
+              <w:bottom w:color="cccccc" w:space="0" w:sz="7" w:val="single"/>
+              <w:right w:color="cccccc" w:space="0" w:sz="7" w:val="single"/>
+            </w:tcBorders>
+            <w:shd w:fill="auto" w:val="clear"/>
+            <w:tcMar>
+              <w:top w:w="0.0" w:type="dxa"/>
+              <w:left w:w="40.0" w:type="dxa"/>
+              <w:bottom w:w="0.0" w:type="dxa"/>
+              <w:right w:w="40.0" w:type="dxa"/>
+            </w:tcMar>
+            <w:vAlign w:val="bottom"/>
+          </w:tcPr>
+          <w:p>
+            <w:pPr>
+              <w:widowControl w:val="0"/>
+              <w:rPr/>
+            </w:pPr>
+            <w:r>
+              <w:rPr>
+                <w:rtl w:val="0"/>
+              </w:rPr>
+            </w:r>
+          </w:p>
+        </w:tc>
+      </w:tr>
+      <w:tr>
+        <w:trPr>
+          <w:cantSplit w:val="0"/>
+          <w:trHeight w:val="300" w:hRule="atLeast"/>
+          <w:tblHeader w:val="0"/>
+        </w:trPr>
+        <w:tc>
+          <w:tcPr>
+            <w:tcBorders>
+              <w:top w:color="cccccc" w:space="0" w:sz="7" w:val="single"/>
+              <w:left w:color="cccccc" w:space="0" w:sz="7" w:val="single"/>
+              <w:bottom w:color="cccccc" w:space="0" w:sz="7" w:val="single"/>
+              <w:right w:color="000000" w:space="0" w:sz="7" w:val="single"/>
+            </w:tcBorders>
+            <w:shd w:fill="auto" w:val="clear"/>
+            <w:tcMar>
+              <w:top w:w="0.0" w:type="dxa"/>
+              <w:left w:w="40.0" w:type="dxa"/>
+              <w:bottom w:w="0.0" w:type="dxa"/>
+              <w:right w:w="40.0" w:type="dxa"/>
+            </w:tcMar>
+            <w:vAlign w:val="bottom"/>
+          </w:tcPr>
+          <w:p>
+            <w:pPr>
+              <w:widowControl w:val="0"/>
+              <w:rPr/>
+            </w:pPr>
+            <w:r>
+              <w:rPr>
+                <w:rtl w:val="0"/>
+              </w:rPr>
+            </w:r>
+          </w:p>
+        </w:tc>
+        <w:tc>
+          <w:tcPr>
+            <w:gridSpan w:val="2"/>
+            <w:tcBorders>
+              <w:top w:color="cccccc" w:space="0" w:sz="7" w:val="single"/>
+              <w:left w:color="cccccc" w:space="0" w:sz="7" w:val="single"/>
+              <w:bottom w:color="000000" w:space="0" w:sz="7" w:val="single"/>
+              <w:right w:color="000000" w:space="0" w:sz="7" w:val="single"/>
+            </w:tcBorders>
+            <w:shd w:fill="ffffff" w:val="clear"/>
+            <w:tcMar>
+              <w:top w:w="0.0" w:type="dxa"/>
+              <w:left w:w="120.0" w:type="dxa"/>
+              <w:bottom w:w="0.0" w:type="dxa"/>
+              <w:right w:w="120.0" w:type="dxa"/>
+            </w:tcMar>
+            <w:vAlign w:val="center"/>
+          </w:tcPr>
+          <w:p>
+            <w:pPr>
+              <w:widowControl w:val="0"/>
+              <w:rPr/>
+            </w:pPr>
+            <w:r>
+              <w:rPr>
+                <w:rtl w:val="0"/>
+              </w:rPr>
+              <w:t xml:space="preserve">Joseph Purisaca Moquillaza</w:t>
+            </w:r>
+          </w:p>
+        </w:tc>
+        <w:tc>
+          <w:tcPr>
+            <w:tcBorders>
+              <w:top w:color="cccccc" w:space="0" w:sz="7" w:val="single"/>
+              <w:left w:color="cccccc" w:space="0" w:sz="7" w:val="single"/>
+              <w:bottom w:color="000000" w:space="0" w:sz="7" w:val="single"/>
+              <w:right w:color="000000" w:space="0" w:sz="7" w:val="single"/>
+            </w:tcBorders>
+            <w:shd w:fill="ffffff" w:val="clear"/>
+            <w:tcMar>
+              <w:top w:w="0.0" w:type="dxa"/>
+              <w:left w:w="120.0" w:type="dxa"/>
+              <w:bottom w:w="0.0" w:type="dxa"/>
+              <w:right w:w="120.0" w:type="dxa"/>
+            </w:tcMar>
+            <w:vAlign w:val="center"/>
+          </w:tcPr>
+          <w:p>
+            <w:pPr>
+              <w:widowControl w:val="0"/>
+              <w:rPr/>
+            </w:pPr>
+            <w:r>
+              <w:rPr>
+                <w:rtl w:val="0"/>
+              </w:rPr>
+              <w:t xml:space="preserve">Mejora</w:t>
+            </w:r>
+          </w:p>
+        </w:tc>
+        <w:tc>
+          <w:tcPr>
+            <w:tcBorders>
+              <w:top w:color="cccccc" w:space="0" w:sz="7" w:val="single"/>
+              <w:left w:color="cccccc" w:space="0" w:sz="7" w:val="single"/>
+              <w:bottom w:color="cccccc" w:space="0" w:sz="7" w:val="single"/>
+              <w:right w:color="cccccc" w:space="0" w:sz="7" w:val="single"/>
+            </w:tcBorders>
+            <w:shd w:fill="auto" w:val="clear"/>
+            <w:tcMar>
+              <w:top w:w="0.0" w:type="dxa"/>
+              <w:left w:w="40.0" w:type="dxa"/>
+              <w:bottom w:w="0.0" w:type="dxa"/>
+              <w:right w:w="40.0" w:type="dxa"/>
+            </w:tcMar>
+            <w:vAlign w:val="bottom"/>
+          </w:tcPr>
+          <w:p>
+            <w:pPr>
+              <w:widowControl w:val="0"/>
+              <w:rPr/>
+            </w:pPr>
+            <w:r>
+              <w:rPr>
+                <w:rtl w:val="0"/>
+              </w:rPr>
+            </w:r>
+          </w:p>
+        </w:tc>
+      </w:tr>
+      <w:tr>
+        <w:trPr>
+          <w:cantSplit w:val="0"/>
+          <w:trHeight w:val="300" w:hRule="atLeast"/>
+          <w:tblHeader w:val="0"/>
+        </w:trPr>
+        <w:tc>
+          <w:tcPr>
+            <w:tcBorders>
+              <w:top w:color="cccccc" w:space="0" w:sz="7" w:val="single"/>
+              <w:left w:color="cccccc" w:space="0" w:sz="7" w:val="single"/>
+              <w:bottom w:color="cccccc" w:space="0" w:sz="7" w:val="single"/>
+              <w:right w:color="cccccc" w:space="0" w:sz="7" w:val="single"/>
+            </w:tcBorders>
+            <w:shd w:fill="auto" w:val="clear"/>
+            <w:tcMar>
+              <w:top w:w="0.0" w:type="dxa"/>
+              <w:left w:w="40.0" w:type="dxa"/>
+              <w:bottom w:w="0.0" w:type="dxa"/>
+              <w:right w:w="40.0" w:type="dxa"/>
+            </w:tcMar>
+            <w:vAlign w:val="bottom"/>
+          </w:tcPr>
+          <w:p>
+            <w:pPr>
+              <w:widowControl w:val="0"/>
+              <w:rPr/>
+            </w:pPr>
+            <w:r>
+              <w:rPr>
+                <w:rtl w:val="0"/>
+              </w:rPr>
+            </w:r>
+          </w:p>
+        </w:tc>
+        <w:tc>
+          <w:tcPr>
+            <w:tcBorders>
+              <w:top w:color="cccccc" w:space="0" w:sz="7" w:val="single"/>
+              <w:left w:color="cccccc" w:space="0" w:sz="7" w:val="single"/>
+              <w:bottom w:color="cccccc" w:space="0" w:sz="7" w:val="single"/>
+              <w:right w:color="cccccc" w:space="0" w:sz="7" w:val="single"/>
+            </w:tcBorders>
+            <w:shd w:fill="auto" w:val="clear"/>
+            <w:tcMar>
+              <w:top w:w="0.0" w:type="dxa"/>
+              <w:left w:w="40.0" w:type="dxa"/>
+              <w:bottom w:w="0.0" w:type="dxa"/>
+              <w:right w:w="40.0" w:type="dxa"/>
+            </w:tcMar>
+            <w:vAlign w:val="bottom"/>
+          </w:tcPr>
+          <w:p>
+            <w:pPr>
+              <w:widowControl w:val="0"/>
+              <w:rPr/>
+            </w:pPr>
+            <w:r>
+              <w:rPr>
+                <w:rtl w:val="0"/>
+              </w:rPr>
+            </w:r>
+          </w:p>
+        </w:tc>
+        <w:tc>
+          <w:tcPr>
+            <w:tcBorders>
+              <w:top w:color="cccccc" w:space="0" w:sz="7" w:val="single"/>
+              <w:left w:color="cccccc" w:space="0" w:sz="7" w:val="single"/>
+              <w:bottom w:color="cccccc" w:space="0" w:sz="7" w:val="single"/>
+              <w:right w:color="cccccc" w:space="0" w:sz="7" w:val="single"/>
+            </w:tcBorders>
+            <w:shd w:fill="auto" w:val="clear"/>
+            <w:tcMar>
+              <w:top w:w="0.0" w:type="dxa"/>
+              <w:left w:w="40.0" w:type="dxa"/>
+              <w:bottom w:w="0.0" w:type="dxa"/>
+              <w:right w:w="40.0" w:type="dxa"/>
+            </w:tcMar>
+            <w:vAlign w:val="bottom"/>
+          </w:tcPr>
+          <w:p>
+            <w:pPr>
+              <w:widowControl w:val="0"/>
+              <w:rPr/>
+            </w:pPr>
+            <w:r>
+              <w:rPr>
+                <w:rtl w:val="0"/>
+              </w:rPr>
+            </w:r>
+          </w:p>
+        </w:tc>
+        <w:tc>
+          <w:tcPr>
+            <w:tcBorders>
+              <w:top w:color="cccccc" w:space="0" w:sz="7" w:val="single"/>
+              <w:left w:color="cccccc" w:space="0" w:sz="7" w:val="single"/>
+              <w:bottom w:color="cccccc" w:space="0" w:sz="7" w:val="single"/>
+              <w:right w:color="cccccc" w:space="0" w:sz="7" w:val="single"/>
+            </w:tcBorders>
+            <w:shd w:fill="auto" w:val="clear"/>
+            <w:tcMar>
+              <w:top w:w="0.0" w:type="dxa"/>
+              <w:left w:w="40.0" w:type="dxa"/>
+              <w:bottom w:w="0.0" w:type="dxa"/>
+              <w:right w:w="40.0" w:type="dxa"/>
+            </w:tcMar>
+            <w:vAlign w:val="bottom"/>
+          </w:tcPr>
+          <w:p>
+            <w:pPr>
+              <w:widowControl w:val="0"/>
+              <w:rPr/>
+            </w:pPr>
+            <w:r>
+              <w:rPr>
+                <w:rtl w:val="0"/>
+              </w:rPr>
+            </w:r>
+          </w:p>
+        </w:tc>
+        <w:tc>
+          <w:tcPr>
+            <w:tcBorders>
+              <w:top w:color="cccccc" w:space="0" w:sz="7" w:val="single"/>
+              <w:left w:color="cccccc" w:space="0" w:sz="7" w:val="single"/>
+              <w:bottom w:color="cccccc" w:space="0" w:sz="7" w:val="single"/>
+              <w:right w:color="cccccc" w:space="0" w:sz="7" w:val="single"/>
+            </w:tcBorders>
+            <w:shd w:fill="auto" w:val="clear"/>
+            <w:tcMar>
+              <w:top w:w="0.0" w:type="dxa"/>
+              <w:left w:w="40.0" w:type="dxa"/>
+              <w:bottom w:w="0.0" w:type="dxa"/>
+              <w:right w:w="40.0" w:type="dxa"/>
+            </w:tcMar>
+            <w:vAlign w:val="bottom"/>
+          </w:tcPr>
+          <w:p>
+            <w:pPr>
+              <w:widowControl w:val="0"/>
+              <w:rPr/>
+            </w:pPr>
+            <w:r>
+              <w:rPr>
+                <w:rtl w:val="0"/>
+              </w:rPr>
+            </w:r>
+          </w:p>
+        </w:tc>
+      </w:tr>
+      <w:tr>
+        <w:trPr>
+          <w:cantSplit w:val="0"/>
+          <w:trHeight w:val="300" w:hRule="atLeast"/>
+          <w:tblHeader w:val="0"/>
+        </w:trPr>
+        <w:tc>
+          <w:tcPr>
+            <w:tcBorders>
+              <w:top w:color="cccccc" w:space="0" w:sz="7" w:val="single"/>
+              <w:left w:color="284e3f" w:space="0" w:sz="7" w:val="single"/>
+              <w:bottom w:color="000000" w:space="0" w:sz="7" w:val="single"/>
+              <w:right w:color="356854" w:space="0" w:sz="7" w:val="single"/>
+            </w:tcBorders>
+            <w:shd w:fill="356854" w:val="clear"/>
+            <w:tcMar>
+              <w:top w:w="0.0" w:type="dxa"/>
+              <w:left w:w="120.0" w:type="dxa"/>
+              <w:bottom w:w="0.0" w:type="dxa"/>
+              <w:right w:w="120.0" w:type="dxa"/>
+            </w:tcMar>
+            <w:vAlign w:val="center"/>
+          </w:tcPr>
+          <w:p>
+            <w:pPr>
+              <w:widowControl w:val="0"/>
+              <w:rPr/>
+            </w:pPr>
+            <w:r>
+              <w:rPr>
+                <w:color w:val="ffffff"/>
+                <w:rtl w:val="0"/>
+              </w:rPr>
+              <w:t xml:space="preserve">Nombre Item</w:t>
+            </w:r>
+            <w:r>
+              <w:rPr>
+                <w:rtl w:val="0"/>
+              </w:rPr>
+            </w:r>
+          </w:p>
+        </w:tc>
+        <w:tc>
+          <w:tcPr>
+            <w:tcBorders>
+              <w:top w:color="cccccc" w:space="0" w:sz="7" w:val="single"/>
+              <w:left w:color="cccccc" w:space="0" w:sz="7" w:val="single"/>
+              <w:bottom w:color="000000" w:space="0" w:sz="7" w:val="single"/>
+              <w:right w:color="356854" w:space="0" w:sz="7" w:val="single"/>
+            </w:tcBorders>
+            <w:shd w:fill="356854" w:val="clear"/>
+            <w:tcMar>
+              <w:top w:w="0.0" w:type="dxa"/>
+              <w:left w:w="120.0" w:type="dxa"/>
+              <w:bottom w:w="0.0" w:type="dxa"/>
+              <w:right w:w="120.0" w:type="dxa"/>
+            </w:tcMar>
+            <w:vAlign w:val="center"/>
+          </w:tcPr>
+          <w:p>
+            <w:pPr>
+              <w:widowControl w:val="0"/>
+              <w:rPr/>
+            </w:pPr>
+            <w:r>
+              <w:rPr>
+                <w:color w:val="ffffff"/>
+                <w:rtl w:val="0"/>
+              </w:rPr>
+              <w:t xml:space="preserve">Version Item</w:t>
+            </w:r>
+            <w:r>
+              <w:rPr>
+                <w:rtl w:val="0"/>
+              </w:rPr>
+            </w:r>
+          </w:p>
+        </w:tc>
+        <w:tc>
+          <w:tcPr>
+            <w:tcBorders>
+              <w:top w:color="cccccc" w:space="0" w:sz="7" w:val="single"/>
+              <w:left w:color="cccccc" w:space="0" w:sz="7" w:val="single"/>
+              <w:bottom w:color="000000" w:space="0" w:sz="7" w:val="single"/>
+              <w:right w:color="356854" w:space="0" w:sz="7" w:val="single"/>
+            </w:tcBorders>
+            <w:shd w:fill="356854" w:val="clear"/>
+            <w:tcMar>
+              <w:top w:w="0.0" w:type="dxa"/>
+              <w:left w:w="120.0" w:type="dxa"/>
+              <w:bottom w:w="0.0" w:type="dxa"/>
+              <w:right w:w="120.0" w:type="dxa"/>
+            </w:tcMar>
+            <w:vAlign w:val="center"/>
+          </w:tcPr>
+          <w:p>
+            <w:pPr>
+              <w:widowControl w:val="0"/>
+              <w:rPr/>
+            </w:pPr>
+            <w:r>
+              <w:rPr>
+                <w:color w:val="ffffff"/>
+                <w:rtl w:val="0"/>
+              </w:rPr>
+              <w:t xml:space="preserve">Fecha modificación</w:t>
+            </w:r>
+            <w:r>
+              <w:rPr>
+                <w:rtl w:val="0"/>
+              </w:rPr>
+            </w:r>
+          </w:p>
+        </w:tc>
+        <w:tc>
+          <w:tcPr>
+            <w:tcBorders>
+              <w:top w:color="cccccc" w:space="0" w:sz="7" w:val="single"/>
+              <w:left w:color="cccccc" w:space="0" w:sz="7" w:val="single"/>
+              <w:bottom w:color="000000" w:space="0" w:sz="7" w:val="single"/>
+              <w:right w:color="356854" w:space="0" w:sz="7" w:val="single"/>
+            </w:tcBorders>
+            <w:shd w:fill="356854" w:val="clear"/>
+            <w:tcMar>
+              <w:top w:w="0.0" w:type="dxa"/>
+              <w:left w:w="120.0" w:type="dxa"/>
+              <w:bottom w:w="0.0" w:type="dxa"/>
+              <w:right w:w="120.0" w:type="dxa"/>
+            </w:tcMar>
+            <w:vAlign w:val="center"/>
+          </w:tcPr>
+          <w:p>
+            <w:pPr>
+              <w:widowControl w:val="0"/>
+              <w:rPr/>
+            </w:pPr>
+            <w:r>
+              <w:rPr>
+                <w:color w:val="ffffff"/>
+                <w:rtl w:val="0"/>
+              </w:rPr>
+              <w:t xml:space="preserve">Autor de la modificación</w:t>
+            </w:r>
+            <w:r>
+              <w:rPr>
+                <w:rtl w:val="0"/>
+              </w:rPr>
+            </w:r>
+          </w:p>
+        </w:tc>
+        <w:tc>
+          <w:tcPr>
+            <w:tcBorders>
+              <w:top w:color="cccccc" w:space="0" w:sz="7" w:val="single"/>
+              <w:left w:color="cccccc" w:space="0" w:sz="7" w:val="single"/>
+              <w:bottom w:color="000000" w:space="0" w:sz="7" w:val="single"/>
+              <w:right w:color="284e3f" w:space="0" w:sz="7" w:val="single"/>
+            </w:tcBorders>
+            <w:shd w:fill="356854" w:val="clear"/>
+            <w:tcMar>
+              <w:top w:w="0.0" w:type="dxa"/>
+              <w:left w:w="120.0" w:type="dxa"/>
+              <w:bottom w:w="0.0" w:type="dxa"/>
+              <w:right w:w="120.0" w:type="dxa"/>
+            </w:tcMar>
+            <w:vAlign w:val="center"/>
+          </w:tcPr>
+          <w:p>
+            <w:pPr>
+              <w:widowControl w:val="0"/>
+              <w:rPr/>
+            </w:pPr>
+            <w:r>
+              <w:rPr>
+                <w:color w:val="ffffff"/>
+                <w:rtl w:val="0"/>
+              </w:rPr>
+              <w:t xml:space="preserve">Comentario</w:t>
+            </w:r>
+            <w:r>
+              <w:rPr>
+                <w:rtl w:val="0"/>
+              </w:rPr>
+            </w:r>
+          </w:p>
+        </w:tc>
+      </w:tr>
+      <w:tr>
+        <w:trPr>
+          <w:cantSplit w:val="0"/>
+          <w:trHeight w:val="300" w:hRule="atLeast"/>
+          <w:tblHeader w:val="0"/>
+        </w:trPr>
+        <w:tc>
+          <w:tcPr>
+            <w:tcBorders>
+              <w:top w:color="cccccc" w:space="0" w:sz="7" w:val="single"/>
+              <w:left w:color="000000" w:space="0" w:sz="7" w:val="single"/>
+              <w:bottom w:color="000000" w:space="0" w:sz="7" w:val="single"/>
+              <w:right w:color="000000" w:space="0" w:sz="7" w:val="single"/>
+            </w:tcBorders>
+            <w:shd w:fill="ffffff" w:val="clear"/>
+            <w:tcMar>
+              <w:top w:w="0.0" w:type="dxa"/>
+              <w:left w:w="120.0" w:type="dxa"/>
+              <w:bottom w:w="0.0" w:type="dxa"/>
+              <w:right w:w="120.0" w:type="dxa"/>
+            </w:tcMar>
+            <w:vAlign w:val="center"/>
+          </w:tcPr>
+          <w:p>
+            <w:pPr>
+              <w:widowControl w:val="0"/>
+              <w:rPr/>
+            </w:pPr>
+            <w:r>
+              <w:rPr>
+                <w:rtl w:val="0"/>
+              </w:rPr>
+              <w:t xml:space="preserve">ACP-SQL.sql</w:t>
+            </w:r>
+          </w:p>
+        </w:tc>
+        <w:tc>
+          <w:tcPr>
+            <w:tcBorders>
+              <w:top w:color="cccccc" w:space="0" w:sz="7" w:val="single"/>
+              <w:left w:color="cccccc" w:space="0" w:sz="7" w:val="single"/>
+              <w:bottom w:color="000000" w:space="0" w:sz="7" w:val="single"/>
+              <w:right w:color="000000" w:space="0" w:sz="7" w:val="single"/>
+            </w:tcBorders>
+            <w:shd w:fill="ffffff" w:val="clear"/>
+            <w:tcMar>
+              <w:top w:w="0.0" w:type="dxa"/>
+              <w:left w:w="120.0" w:type="dxa"/>
+              <w:bottom w:w="0.0" w:type="dxa"/>
+              <w:right w:w="120.0" w:type="dxa"/>
+            </w:tcMar>
+            <w:vAlign w:val="center"/>
+          </w:tcPr>
+          <w:p>
+            <w:pPr>
+              <w:widowControl w:val="0"/>
+              <w:rPr/>
+            </w:pPr>
+            <w:r>
+              <w:rPr>
+                <w:rtl w:val="0"/>
+              </w:rPr>
+              <w:t xml:space="preserve">1.1</w:t>
+            </w:r>
+          </w:p>
+        </w:tc>
+        <w:tc>
+          <w:tcPr>
+            <w:tcBorders>
+              <w:top w:color="cccccc" w:space="0" w:sz="7" w:val="single"/>
+              <w:left w:color="cccccc" w:space="0" w:sz="7" w:val="single"/>
+              <w:bottom w:color="000000" w:space="0" w:sz="7" w:val="single"/>
+              <w:right w:color="000000" w:space="0" w:sz="7" w:val="single"/>
+            </w:tcBorders>
+            <w:shd w:fill="ffffff" w:val="clear"/>
+            <w:tcMar>
+              <w:top w:w="0.0" w:type="dxa"/>
+              <w:left w:w="120.0" w:type="dxa"/>
+              <w:bottom w:w="0.0" w:type="dxa"/>
+              <w:right w:w="120.0" w:type="dxa"/>
+            </w:tcMar>
+            <w:vAlign w:val="center"/>
+          </w:tcPr>
+          <w:p>
+            <w:pPr>
+              <w:widowControl w:val="0"/>
+              <w:jc w:val="right"/>
+              <w:rPr/>
+            </w:pPr>
+            <w:r>
+              <w:rPr>
+                <w:rtl w:val="0"/>
+              </w:rPr>
+              <w:t xml:space="preserve">23/05/2026</w:t>
+            </w:r>
+          </w:p>
+        </w:tc>
+        <w:tc>
+          <w:tcPr>
+            <w:tcBorders>
+              <w:top w:color="cccccc" w:space="0" w:sz="7" w:val="single"/>
+              <w:left w:color="cccccc" w:space="0" w:sz="7" w:val="single"/>
+              <w:bottom w:color="000000" w:space="0" w:sz="7" w:val="single"/>
+              <w:right w:color="000000" w:space="0" w:sz="7" w:val="single"/>
+            </w:tcBorders>
+            <w:shd w:fill="ffffff" w:val="clear"/>
+            <w:tcMar>
+              <w:top w:w="0.0" w:type="dxa"/>
+              <w:left w:w="120.0" w:type="dxa"/>
+              <w:bottom w:w="0.0" w:type="dxa"/>
+              <w:right w:w="120.0" w:type="dxa"/>
+            </w:tcMar>
+            <w:vAlign w:val="center"/>
+          </w:tcPr>
+          <w:p>
+            <w:pPr>
+              <w:widowControl w:val="0"/>
+              <w:rPr/>
+            </w:pPr>
+            <w:r>
+              <w:rPr>
+                <w:rFonts w:ascii="Roboto" w:cs="Roboto" w:eastAsia="Roboto" w:hAnsi="Roboto"/>
+                <w:rtl w:val="0"/>
+              </w:rPr>
+              <w:t xml:space="preserve">Luis Junior Alfredo Bizarro Ortiz</w:t>
+            </w:r>
+            <w:r>
+              <w:rPr>
+                <w:rtl w:val="0"/>
+              </w:rPr>
+            </w:r>
+          </w:p>
+        </w:tc>
+        <w:tc>
+          <w:tcPr>
+            <w:tcBorders>
+              <w:top w:color="cccccc" w:space="0" w:sz="7" w:val="single"/>
+              <w:left w:color="cccccc" w:space="0" w:sz="7" w:val="single"/>
+              <w:bottom w:color="000000" w:space="0" w:sz="7" w:val="single"/>
+              <w:right w:color="000000" w:space="0" w:sz="7" w:val="single"/>
+            </w:tcBorders>
+            <w:shd w:fill="ffffff" w:val="clear"/>
+            <w:tcMar>
+              <w:top w:w="0.0" w:type="dxa"/>
+              <w:left w:w="120.0" w:type="dxa"/>
+              <w:bottom w:w="0.0" w:type="dxa"/>
+              <w:right w:w="120.0" w:type="dxa"/>
+            </w:tcMar>
+            <w:vAlign w:val="center"/>
+          </w:tcPr>
+          <w:p>
+            <w:pPr>
+              <w:widowControl w:val="0"/>
+              <w:rPr/>
+            </w:pPr>
+            <w:r>
+              <w:rPr>
+                <w:rFonts w:ascii="Roboto" w:cs="Roboto" w:eastAsia="Roboto" w:hAnsi="Roboto"/>
+                <w:rtl w:val="0"/>
+              </w:rPr>
+              <w:t xml:space="preserve">Optimización de índices y constraints</w:t>
+            </w:r>
+            <w:r>
+              <w:rPr>
+                <w:rtl w:val="0"/>
+              </w:rPr>
+            </w:r>
+          </w:p>
+        </w:tc>
+      </w:tr>
+      <w:tr>
+        <w:trPr>
+          <w:cantSplit w:val="0"/>
+          <w:trHeight w:val="300" w:hRule="atLeast"/>
+          <w:tblHeader w:val="0"/>
+        </w:trPr>
+        <w:tc>
+          <w:tcPr>
+            <w:tcBorders>
+              <w:top w:color="cccccc" w:space="0" w:sz="7" w:val="single"/>
+              <w:left w:color="000000" w:space="0" w:sz="7" w:val="single"/>
+              <w:bottom w:color="000000" w:space="0" w:sz="7" w:val="single"/>
+              <w:right w:color="000000" w:space="0" w:sz="7" w:val="single"/>
+            </w:tcBorders>
+            <w:shd w:fill="f6f8f9" w:val="clear"/>
+            <w:tcMar>
+              <w:top w:w="0.0" w:type="dxa"/>
+              <w:left w:w="120.0" w:type="dxa"/>
+              <w:bottom w:w="0.0" w:type="dxa"/>
+              <w:right w:w="120.0" w:type="dxa"/>
+            </w:tcMar>
+            <w:vAlign w:val="center"/>
+          </w:tcPr>
+          <w:p>
+            <w:pPr>
+              <w:widowControl w:val="0"/>
+              <w:rPr/>
+            </w:pPr>
+            <w:r>
+              <w:rPr>
+                <w:rtl w:val="0"/>
+              </w:rPr>
+              <w:t xml:space="preserve">ACP-UX.fig</w:t>
+            </w:r>
+          </w:p>
+        </w:tc>
+        <w:tc>
+          <w:tcPr>
+            <w:tcBorders>
+              <w:top w:color="cccccc" w:space="0" w:sz="7" w:val="single"/>
+              <w:left w:color="cccccc" w:space="0" w:sz="7" w:val="single"/>
+              <w:bottom w:color="000000" w:space="0" w:sz="7" w:val="single"/>
+              <w:right w:color="000000" w:space="0" w:sz="7" w:val="single"/>
+            </w:tcBorders>
+            <w:shd w:fill="f6f8f9" w:val="clear"/>
+            <w:tcMar>
+              <w:top w:w="0.0" w:type="dxa"/>
+              <w:left w:w="120.0" w:type="dxa"/>
+              <w:bottom w:w="0.0" w:type="dxa"/>
+              <w:right w:w="120.0" w:type="dxa"/>
+            </w:tcMar>
+            <w:vAlign w:val="center"/>
+          </w:tcPr>
+          <w:p>
+            <w:pPr>
+              <w:widowControl w:val="0"/>
+              <w:rPr/>
+            </w:pPr>
+            <w:r>
+              <w:rPr>
+                <w:rtl w:val="0"/>
+              </w:rPr>
+              <w:t xml:space="preserve">1.1</w:t>
+            </w:r>
+          </w:p>
+        </w:tc>
+        <w:tc>
+          <w:tcPr>
+            <w:tcBorders>
+              <w:top w:color="cccccc" w:space="0" w:sz="7" w:val="single"/>
+              <w:left w:color="cccccc" w:space="0" w:sz="7" w:val="single"/>
+              <w:bottom w:color="000000" w:space="0" w:sz="7" w:val="single"/>
+              <w:right w:color="000000" w:space="0" w:sz="7" w:val="single"/>
+            </w:tcBorders>
+            <w:shd w:fill="f6f8f9" w:val="clear"/>
+            <w:tcMar>
+              <w:top w:w="0.0" w:type="dxa"/>
+              <w:left w:w="120.0" w:type="dxa"/>
+              <w:bottom w:w="0.0" w:type="dxa"/>
+              <w:right w:w="120.0" w:type="dxa"/>
+            </w:tcMar>
+            <w:vAlign w:val="center"/>
+          </w:tcPr>
+          <w:p>
+            <w:pPr>
+              <w:widowControl w:val="0"/>
+              <w:jc w:val="right"/>
+              <w:rPr/>
+            </w:pPr>
+            <w:r>
+              <w:rPr>
+                <w:rtl w:val="0"/>
+              </w:rPr>
+              <w:t xml:space="preserve">21/05/2026</w:t>
+            </w:r>
+          </w:p>
+        </w:tc>
+        <w:tc>
+          <w:tcPr>
+            <w:tcBorders>
+              <w:top w:color="cccccc" w:space="0" w:sz="7" w:val="single"/>
+              <w:left w:color="cccccc" w:space="0" w:sz="7" w:val="single"/>
+              <w:bottom w:color="000000" w:space="0" w:sz="7" w:val="single"/>
+              <w:right w:color="000000" w:space="0" w:sz="7" w:val="single"/>
+            </w:tcBorders>
+            <w:shd w:fill="f6f8f9" w:val="clear"/>
+            <w:tcMar>
+              <w:top w:w="0.0" w:type="dxa"/>
+              <w:left w:w="120.0" w:type="dxa"/>
+              <w:bottom w:w="0.0" w:type="dxa"/>
+              <w:right w:w="120.0" w:type="dxa"/>
+            </w:tcMar>
+            <w:vAlign w:val="center"/>
+          </w:tcPr>
+          <w:p>
+            <w:pPr>
+              <w:widowControl w:val="0"/>
+              <w:rPr/>
+            </w:pPr>
+            <w:r>
+              <w:rPr>
+                <w:rFonts w:ascii="Roboto" w:cs="Roboto" w:eastAsia="Roboto" w:hAnsi="Roboto"/>
+                <w:rtl w:val="0"/>
+              </w:rPr>
+              <w:t xml:space="preserve">Carol Montes Ramos</w:t>
+            </w:r>
+            <w:r>
+              <w:rPr>
+                <w:rtl w:val="0"/>
+              </w:rPr>
+            </w:r>
+          </w:p>
+        </w:tc>
+        <w:tc>
+          <w:tcPr>
+            <w:tcBorders>
+              <w:top w:color="cccccc" w:space="0" w:sz="7" w:val="single"/>
+              <w:left w:color="cccccc" w:space="0" w:sz="7" w:val="single"/>
+              <w:bottom w:color="000000" w:space="0" w:sz="7" w:val="single"/>
+              <w:right w:color="000000" w:space="0" w:sz="7" w:val="single"/>
+            </w:tcBorders>
+            <w:shd w:fill="f6f8f9" w:val="clear"/>
+            <w:tcMar>
+              <w:top w:w="0.0" w:type="dxa"/>
+              <w:left w:w="120.0" w:type="dxa"/>
+              <w:bottom w:w="0.0" w:type="dxa"/>
+              <w:right w:w="120.0" w:type="dxa"/>
+            </w:tcMar>
+            <w:vAlign w:val="center"/>
+          </w:tcPr>
+          <w:p>
+            <w:pPr>
+              <w:widowControl w:val="0"/>
+              <w:rPr/>
+            </w:pPr>
+            <w:r>
+              <w:rPr>
+                <w:rFonts w:ascii="Roboto" w:cs="Roboto" w:eastAsia="Roboto" w:hAnsi="Roboto"/>
+                <w:rtl w:val="0"/>
+              </w:rPr>
+              <w:t xml:space="preserve">Ajustes de responsividad frontend</w:t>
+            </w:r>
+            <w:r>
+              <w:rPr>
+                <w:rtl w:val="0"/>
+              </w:rPr>
+            </w:r>
+          </w:p>
+        </w:tc>
+      </w:tr>
+      <w:tr>
+        <w:trPr>
+          <w:cantSplit w:val="0"/>
+          <w:trHeight w:val="555" w:hRule="atLeast"/>
+          <w:tblHeader w:val="0"/>
+        </w:trPr>
+        <w:tc>
+          <w:tcPr>
+            <w:tcBorders>
+              <w:top w:color="cccccc" w:space="0" w:sz="7" w:val="single"/>
+              <w:left w:color="000000" w:space="0" w:sz="7" w:val="single"/>
+              <w:bottom w:color="000000" w:space="0" w:sz="7" w:val="single"/>
+              <w:right w:color="000000" w:space="0" w:sz="7" w:val="single"/>
+            </w:tcBorders>
+            <w:shd w:fill="ffffff" w:val="clear"/>
+            <w:tcMar>
+              <w:top w:w="0.0" w:type="dxa"/>
+              <w:left w:w="120.0" w:type="dxa"/>
+              <w:bottom w:w="0.0" w:type="dxa"/>
+              <w:right w:w="120.0" w:type="dxa"/>
+            </w:tcMar>
+            <w:vAlign w:val="center"/>
+          </w:tcPr>
+          <w:p>
+            <w:pPr>
+              <w:widowControl w:val="0"/>
+              <w:rPr/>
+            </w:pPr>
+            <w:r>
+              <w:rPr>
+                <w:rtl w:val="0"/>
+              </w:rPr>
+              <w:t xml:space="preserve">ACP-SQL.sql</w:t>
+            </w:r>
+          </w:p>
+        </w:tc>
+        <w:tc>
+          <w:tcPr>
+            <w:tcBorders>
+              <w:top w:color="cccccc" w:space="0" w:sz="7" w:val="single"/>
+              <w:left w:color="cccccc" w:space="0" w:sz="7" w:val="single"/>
+              <w:bottom w:color="000000" w:space="0" w:sz="7" w:val="single"/>
+              <w:right w:color="000000" w:space="0" w:sz="7" w:val="single"/>
+            </w:tcBorders>
+            <w:shd w:fill="ffffff" w:val="clear"/>
+            <w:tcMar>
+              <w:top w:w="0.0" w:type="dxa"/>
+              <w:left w:w="120.0" w:type="dxa"/>
+              <w:bottom w:w="0.0" w:type="dxa"/>
+              <w:right w:w="120.0" w:type="dxa"/>
+            </w:tcMar>
+            <w:vAlign w:val="center"/>
+          </w:tcPr>
+          <w:p>
+            <w:pPr>
+              <w:widowControl w:val="0"/>
+              <w:rPr/>
+            </w:pPr>
+            <w:r>
+              <w:rPr>
+                <w:rtl w:val="0"/>
+              </w:rPr>
+              <w:t xml:space="preserve">1.0</w:t>
+            </w:r>
+          </w:p>
+        </w:tc>
+        <w:tc>
+          <w:tcPr>
+            <w:tcBorders>
+              <w:top w:color="cccccc" w:space="0" w:sz="7" w:val="single"/>
+              <w:left w:color="cccccc" w:space="0" w:sz="7" w:val="single"/>
+              <w:bottom w:color="000000" w:space="0" w:sz="7" w:val="single"/>
+              <w:right w:color="000000" w:space="0" w:sz="7" w:val="single"/>
+            </w:tcBorders>
+            <w:shd w:fill="ffffff" w:val="clear"/>
+            <w:tcMar>
+              <w:top w:w="0.0" w:type="dxa"/>
+              <w:left w:w="120.0" w:type="dxa"/>
+              <w:bottom w:w="0.0" w:type="dxa"/>
+              <w:right w:w="120.0" w:type="dxa"/>
+            </w:tcMar>
+            <w:vAlign w:val="center"/>
+          </w:tcPr>
+          <w:p>
+            <w:pPr>
+              <w:widowControl w:val="0"/>
+              <w:jc w:val="right"/>
+              <w:rPr/>
+            </w:pPr>
+            <w:r>
+              <w:rPr>
+                <w:rtl w:val="0"/>
+              </w:rPr>
+              <w:t xml:space="preserve">21/05/2026</w:t>
+            </w:r>
+          </w:p>
+        </w:tc>
+        <w:tc>
+          <w:tcPr>
+            <w:tcBorders>
+              <w:top w:color="cccccc" w:space="0" w:sz="7" w:val="single"/>
+              <w:left w:color="cccccc" w:space="0" w:sz="7" w:val="single"/>
+              <w:bottom w:color="000000" w:space="0" w:sz="7" w:val="single"/>
+              <w:right w:color="000000" w:space="0" w:sz="7" w:val="single"/>
+            </w:tcBorders>
+            <w:shd w:fill="ffffff" w:val="clear"/>
+            <w:tcMar>
+              <w:top w:w="0.0" w:type="dxa"/>
+              <w:left w:w="120.0" w:type="dxa"/>
+              <w:bottom w:w="0.0" w:type="dxa"/>
+              <w:right w:w="120.0" w:type="dxa"/>
+            </w:tcMar>
+            <w:vAlign w:val="center"/>
+          </w:tcPr>
+          <w:p>
+            <w:pPr>
+              <w:widowControl w:val="0"/>
+              <w:rPr/>
+            </w:pPr>
+            <w:r>
+              <w:rPr>
+                <w:rFonts w:ascii="Roboto" w:cs="Roboto" w:eastAsia="Roboto" w:hAnsi="Roboto"/>
+                <w:rtl w:val="0"/>
+              </w:rPr>
+              <w:t xml:space="preserve">Luis Junior Alfredo Bizarro Ortiz</w:t>
+            </w:r>
+            <w:r>
+              <w:rPr>
+                <w:rtl w:val="0"/>
+              </w:rPr>
+            </w:r>
+          </w:p>
+        </w:tc>
+        <w:tc>
+          <w:tcPr>
+            <w:tcBorders>
+              <w:top w:color="cccccc" w:space="0" w:sz="7" w:val="single"/>
+              <w:left w:color="cccccc" w:space="0" w:sz="7" w:val="single"/>
+              <w:bottom w:color="000000" w:space="0" w:sz="7" w:val="single"/>
+              <w:right w:color="000000" w:space="0" w:sz="7" w:val="single"/>
+            </w:tcBorders>
+            <w:shd w:fill="ffffff" w:val="clear"/>
+            <w:tcMar>
+              <w:top w:w="0.0" w:type="dxa"/>
+              <w:left w:w="120.0" w:type="dxa"/>
+              <w:bottom w:w="0.0" w:type="dxa"/>
+              <w:right w:w="120.0" w:type="dxa"/>
+            </w:tcMar>
+            <w:vAlign w:val="center"/>
+          </w:tcPr>
+          <w:p>
+            <w:pPr>
+              <w:widowControl w:val="0"/>
+              <w:rPr/>
+            </w:pPr>
+            <w:r>
+              <w:rPr>
+                <w:rFonts w:ascii="Roboto" w:cs="Roboto" w:eastAsia="Roboto" w:hAnsi="Roboto"/>
+                <w:rtl w:val="0"/>
+              </w:rPr>
+              <w:t xml:space="preserve">Script SQL inicial - Tablas y relaciones</w:t>
+            </w:r>
+            <w:r>
+              <w:rPr>
+                <w:rtl w:val="0"/>
+              </w:rPr>
+            </w:r>
+          </w:p>
+        </w:tc>
+      </w:tr>
+      <w:tr>
+        <w:trPr>
+          <w:cantSplit w:val="0"/>
+          <w:trHeight w:val="555" w:hRule="atLeast"/>
+          <w:tblHeader w:val="0"/>
+        </w:trPr>
+        <w:tc>
+          <w:tcPr>
+            <w:tcBorders>
+              <w:top w:color="cccccc" w:space="0" w:sz="7" w:val="single"/>
+              <w:left w:color="000000" w:space="0" w:sz="7" w:val="single"/>
+              <w:bottom w:color="000000" w:space="0" w:sz="7" w:val="single"/>
+              <w:right w:color="000000" w:space="0" w:sz="7" w:val="single"/>
+            </w:tcBorders>
+            <w:shd w:fill="f6f8f9" w:val="clear"/>
+            <w:tcMar>
+              <w:top w:w="0.0" w:type="dxa"/>
+              <w:left w:w="120.0" w:type="dxa"/>
+              <w:bottom w:w="0.0" w:type="dxa"/>
+              <w:right w:w="120.0" w:type="dxa"/>
+            </w:tcMar>
+            <w:vAlign w:val="center"/>
+          </w:tcPr>
+          <w:p>
+            <w:pPr>
+              <w:widowControl w:val="0"/>
+              <w:rPr/>
+            </w:pPr>
+            <w:r>
+              <w:rPr>
+                <w:rtl w:val="0"/>
+              </w:rPr>
+              <w:t xml:space="preserve">ACP-UX.fig</w:t>
+            </w:r>
+          </w:p>
+        </w:tc>
+        <w:tc>
+          <w:tcPr>
+            <w:tcBorders>
+              <w:top w:color="cccccc" w:space="0" w:sz="7" w:val="single"/>
+              <w:left w:color="cccccc" w:space="0" w:sz="7" w:val="single"/>
+              <w:bottom w:color="000000" w:space="0" w:sz="7" w:val="single"/>
+              <w:right w:color="000000" w:space="0" w:sz="7" w:val="single"/>
+            </w:tcBorders>
+            <w:shd w:fill="f6f8f9" w:val="clear"/>
+            <w:tcMar>
+              <w:top w:w="0.0" w:type="dxa"/>
+              <w:left w:w="120.0" w:type="dxa"/>
+              <w:bottom w:w="0.0" w:type="dxa"/>
+              <w:right w:w="120.0" w:type="dxa"/>
+            </w:tcMar>
+            <w:vAlign w:val="center"/>
+          </w:tcPr>
+          <w:p>
+            <w:pPr>
+              <w:widowControl w:val="0"/>
+              <w:rPr/>
+            </w:pPr>
+            <w:r>
+              <w:rPr>
+                <w:rtl w:val="0"/>
+              </w:rPr>
+              <w:t xml:space="preserve">1.0</w:t>
+            </w:r>
+          </w:p>
+        </w:tc>
+        <w:tc>
+          <w:tcPr>
+            <w:tcBorders>
+              <w:top w:color="cccccc" w:space="0" w:sz="7" w:val="single"/>
+              <w:left w:color="cccccc" w:space="0" w:sz="7" w:val="single"/>
+              <w:bottom w:color="000000" w:space="0" w:sz="7" w:val="single"/>
+              <w:right w:color="000000" w:space="0" w:sz="7" w:val="single"/>
+            </w:tcBorders>
+            <w:shd w:fill="f6f8f9" w:val="clear"/>
+            <w:tcMar>
+              <w:top w:w="0.0" w:type="dxa"/>
+              <w:left w:w="120.0" w:type="dxa"/>
+              <w:bottom w:w="0.0" w:type="dxa"/>
+              <w:right w:w="120.0" w:type="dxa"/>
+            </w:tcMar>
+            <w:vAlign w:val="center"/>
+          </w:tcPr>
+          <w:p>
+            <w:pPr>
+              <w:widowControl w:val="0"/>
+              <w:jc w:val="right"/>
+              <w:rPr/>
+            </w:pPr>
+            <w:r>
+              <w:rPr>
+                <w:rtl w:val="0"/>
+              </w:rPr>
+              <w:t xml:space="preserve">19/05/2026</w:t>
+            </w:r>
+          </w:p>
+        </w:tc>
+        <w:tc>
+          <w:tcPr>
+            <w:tcBorders>
+              <w:top w:color="cccccc" w:space="0" w:sz="7" w:val="single"/>
+              <w:left w:color="cccccc" w:space="0" w:sz="7" w:val="single"/>
+              <w:bottom w:color="000000" w:space="0" w:sz="7" w:val="single"/>
+              <w:right w:color="000000" w:space="0" w:sz="7" w:val="single"/>
+            </w:tcBorders>
+            <w:shd w:fill="f6f8f9" w:val="clear"/>
+            <w:tcMar>
+              <w:top w:w="0.0" w:type="dxa"/>
+              <w:left w:w="120.0" w:type="dxa"/>
+              <w:bottom w:w="0.0" w:type="dxa"/>
+              <w:right w:w="120.0" w:type="dxa"/>
+            </w:tcMar>
+            <w:vAlign w:val="center"/>
+          </w:tcPr>
+          <w:p>
+            <w:pPr>
+              <w:widowControl w:val="0"/>
+              <w:rPr/>
+            </w:pPr>
+            <w:r>
+              <w:rPr>
+                <w:rFonts w:ascii="Roboto" w:cs="Roboto" w:eastAsia="Roboto" w:hAnsi="Roboto"/>
+                <w:rtl w:val="0"/>
+              </w:rPr>
+              <w:t xml:space="preserve">Roberto Pizarro Diaz</w:t>
+            </w:r>
+            <w:r>
+              <w:rPr>
+                <w:rtl w:val="0"/>
+              </w:rPr>
+            </w:r>
+          </w:p>
+        </w:tc>
+        <w:tc>
+          <w:tcPr>
+            <w:tcBorders>
+              <w:top w:color="cccccc" w:space="0" w:sz="7" w:val="single"/>
+              <w:left w:color="cccccc" w:space="0" w:sz="7" w:val="single"/>
+              <w:bottom w:color="000000" w:space="0" w:sz="7" w:val="single"/>
+              <w:right w:color="000000" w:space="0" w:sz="7" w:val="single"/>
+            </w:tcBorders>
+            <w:shd w:fill="f6f8f9" w:val="clear"/>
+            <w:tcMar>
+              <w:top w:w="0.0" w:type="dxa"/>
+              <w:left w:w="120.0" w:type="dxa"/>
+              <w:bottom w:w="0.0" w:type="dxa"/>
+              <w:right w:w="120.0" w:type="dxa"/>
+            </w:tcMar>
+            <w:vAlign w:val="center"/>
+          </w:tcPr>
+          <w:p>
+            <w:pPr>
+              <w:widowControl w:val="0"/>
+              <w:rPr/>
+            </w:pPr>
+            <w:r>
+              <w:rPr>
+                <w:rFonts w:ascii="Roboto" w:cs="Roboto" w:eastAsia="Roboto" w:hAnsi="Roboto"/>
+                <w:rtl w:val="0"/>
+              </w:rPr>
+              <w:t xml:space="preserve">Prototipos UI en Figma - Interfaces de usuario</w:t>
+            </w:r>
+            <w:r>
+              <w:rPr>
+                <w:rtl w:val="0"/>
+              </w:rPr>
+            </w:r>
+          </w:p>
+        </w:tc>
+      </w:tr>
+      <w:tr>
+        <w:trPr>
+          <w:cantSplit w:val="0"/>
+          <w:trHeight w:val="315" w:hRule="atLeast"/>
+          <w:tblHeader w:val="0"/>
+        </w:trPr>
+        <w:tc>
+          <w:tcPr>
+            <w:tcBorders>
+              <w:top w:color="cccccc" w:space="0" w:sz="7" w:val="single"/>
+              <w:left w:color="000000" w:space="0" w:sz="7" w:val="single"/>
+              <w:bottom w:color="000000" w:space="0" w:sz="7" w:val="single"/>
+              <w:right w:color="000000" w:space="0" w:sz="7" w:val="single"/>
+            </w:tcBorders>
+            <w:shd w:fill="ffffff" w:val="clear"/>
+            <w:tcMar>
+              <w:top w:w="0.0" w:type="dxa"/>
+              <w:left w:w="120.0" w:type="dxa"/>
+              <w:bottom w:w="0.0" w:type="dxa"/>
+              <w:right w:w="120.0" w:type="dxa"/>
+            </w:tcMar>
+            <w:vAlign w:val="center"/>
+          </w:tcPr>
+          <w:p>
+            <w:pPr>
+              <w:widowControl w:val="0"/>
+              <w:rPr/>
+            </w:pPr>
+            <w:r>
+              <w:rPr>
+                <w:rtl w:val="0"/>
+              </w:rPr>
+              <w:t xml:space="preserve">ACP-CU06.docx</w:t>
+            </w:r>
+          </w:p>
+        </w:tc>
+        <w:tc>
+          <w:tcPr>
+            <w:tcBorders>
+              <w:top w:color="cccccc" w:space="0" w:sz="7" w:val="single"/>
+              <w:left w:color="cccccc" w:space="0" w:sz="7" w:val="single"/>
+              <w:bottom w:color="000000" w:space="0" w:sz="7" w:val="single"/>
+              <w:right w:color="000000" w:space="0" w:sz="7" w:val="single"/>
+            </w:tcBorders>
+            <w:shd w:fill="ffffff" w:val="clear"/>
+            <w:tcMar>
+              <w:top w:w="0.0" w:type="dxa"/>
+              <w:left w:w="120.0" w:type="dxa"/>
+              <w:bottom w:w="0.0" w:type="dxa"/>
+              <w:right w:w="120.0" w:type="dxa"/>
+            </w:tcMar>
+            <w:vAlign w:val="center"/>
+          </w:tcPr>
+          <w:p>
+            <w:pPr>
+              <w:widowControl w:val="0"/>
+              <w:rPr/>
+            </w:pPr>
+            <w:r>
+              <w:rPr>
+                <w:rtl w:val="0"/>
+              </w:rPr>
+              <w:t xml:space="preserve">1.1</w:t>
+            </w:r>
+          </w:p>
+        </w:tc>
+        <w:tc>
+          <w:tcPr>
+            <w:tcBorders>
+              <w:top w:color="cccccc" w:space="0" w:sz="7" w:val="single"/>
+              <w:left w:color="cccccc" w:space="0" w:sz="7" w:val="single"/>
+              <w:bottom w:color="000000" w:space="0" w:sz="7" w:val="single"/>
+              <w:right w:color="000000" w:space="0" w:sz="7" w:val="single"/>
+            </w:tcBorders>
+            <w:shd w:fill="ffffff" w:val="clear"/>
+            <w:tcMar>
+              <w:top w:w="0.0" w:type="dxa"/>
+              <w:left w:w="120.0" w:type="dxa"/>
+              <w:bottom w:w="0.0" w:type="dxa"/>
+              <w:right w:w="120.0" w:type="dxa"/>
+            </w:tcMar>
+            <w:vAlign w:val="center"/>
+          </w:tcPr>
+          <w:p>
+            <w:pPr>
+              <w:widowControl w:val="0"/>
+              <w:jc w:val="right"/>
+              <w:rPr/>
+            </w:pPr>
+            <w:r>
+              <w:rPr>
+                <w:rtl w:val="0"/>
+              </w:rPr>
+              <w:t xml:space="preserve">16/05/2026</w:t>
+            </w:r>
+          </w:p>
+        </w:tc>
+        <w:tc>
+          <w:tcPr>
+            <w:tcBorders>
+              <w:top w:color="cccccc" w:space="0" w:sz="7" w:val="single"/>
+              <w:left w:color="cccccc" w:space="0" w:sz="7" w:val="single"/>
+              <w:bottom w:color="000000" w:space="0" w:sz="7" w:val="single"/>
+              <w:right w:color="000000" w:space="0" w:sz="7" w:val="single"/>
+            </w:tcBorders>
+            <w:shd w:fill="ffffff" w:val="clear"/>
+            <w:tcMar>
+              <w:top w:w="0.0" w:type="dxa"/>
+              <w:left w:w="120.0" w:type="dxa"/>
+              <w:bottom w:w="0.0" w:type="dxa"/>
+              <w:right w:w="120.0" w:type="dxa"/>
+            </w:tcMar>
+            <w:vAlign w:val="center"/>
+          </w:tcPr>
+          <w:p>
+            <w:pPr>
+              <w:widowControl w:val="0"/>
+              <w:rPr/>
+            </w:pPr>
+            <w:r>
+              <w:rPr>
+                <w:rFonts w:ascii="Roboto" w:cs="Roboto" w:eastAsia="Roboto" w:hAnsi="Roboto"/>
+                <w:rtl w:val="0"/>
+              </w:rPr>
+              <w:t xml:space="preserve">Johan Solano Huarocc</w:t>
+            </w:r>
+            <w:r>
+              <w:rPr>
+                <w:rtl w:val="0"/>
+              </w:rPr>
+            </w:r>
+          </w:p>
+        </w:tc>
+        <w:tc>
+          <w:tcPr>
+            <w:tcBorders>
+              <w:top w:color="cccccc" w:space="0" w:sz="7" w:val="single"/>
+              <w:left w:color="cccccc" w:space="0" w:sz="7" w:val="single"/>
+              <w:bottom w:color="000000" w:space="0" w:sz="7" w:val="single"/>
+              <w:right w:color="000000" w:space="0" w:sz="7" w:val="single"/>
+            </w:tcBorders>
+            <w:shd w:fill="ffffff" w:val="clear"/>
+            <w:tcMar>
+              <w:top w:w="0.0" w:type="dxa"/>
+              <w:left w:w="120.0" w:type="dxa"/>
+              <w:bottom w:w="0.0" w:type="dxa"/>
+              <w:right w:w="120.0" w:type="dxa"/>
+            </w:tcMar>
+            <w:vAlign w:val="center"/>
+          </w:tcPr>
+          <w:p>
+            <w:pPr>
+              <w:widowControl w:val="0"/>
+              <w:rPr/>
+            </w:pPr>
+            <w:r>
+              <w:rPr>
+                <w:rFonts w:ascii="Roboto" w:cs="Roboto" w:eastAsia="Roboto" w:hAnsi="Roboto"/>
+                <w:rtl w:val="0"/>
+              </w:rPr>
+              <w:t xml:space="preserve">Validación QA de requisitos</w:t>
+            </w:r>
+            <w:r>
+              <w:rPr>
+                <w:rtl w:val="0"/>
+              </w:rPr>
+            </w:r>
+          </w:p>
+        </w:tc>
+      </w:tr>
+      <w:tr>
+        <w:trPr>
+          <w:cantSplit w:val="0"/>
+          <w:trHeight w:val="555" w:hRule="atLeast"/>
+          <w:tblHeader w:val="0"/>
+        </w:trPr>
+        <w:tc>
+          <w:tcPr>
+            <w:tcBorders>
+              <w:top w:color="cccccc" w:space="0" w:sz="7" w:val="single"/>
+              <w:left w:color="000000" w:space="0" w:sz="7" w:val="single"/>
+              <w:bottom w:color="000000" w:space="0" w:sz="7" w:val="single"/>
+              <w:right w:color="000000" w:space="0" w:sz="7" w:val="single"/>
+            </w:tcBorders>
+            <w:shd w:fill="f6f8f9" w:val="clear"/>
+            <w:tcMar>
+              <w:top w:w="0.0" w:type="dxa"/>
+              <w:left w:w="120.0" w:type="dxa"/>
+              <w:bottom w:w="0.0" w:type="dxa"/>
+              <w:right w:w="120.0" w:type="dxa"/>
+            </w:tcMar>
+            <w:vAlign w:val="center"/>
+          </w:tcPr>
+          <w:p>
+            <w:pPr>
+              <w:widowControl w:val="0"/>
+              <w:rPr/>
+            </w:pPr>
+            <w:r>
+              <w:rPr>
+                <w:rtl w:val="0"/>
+              </w:rPr>
+              <w:t xml:space="preserve">ACP-CU06.docx</w:t>
+            </w:r>
+          </w:p>
+        </w:tc>
+        <w:tc>
+          <w:tcPr>
+            <w:tcBorders>
+              <w:top w:color="cccccc" w:space="0" w:sz="7" w:val="single"/>
+              <w:left w:color="cccccc" w:space="0" w:sz="7" w:val="single"/>
+              <w:bottom w:color="000000" w:space="0" w:sz="7" w:val="single"/>
+              <w:right w:color="000000" w:space="0" w:sz="7" w:val="single"/>
+            </w:tcBorders>
+            <w:shd w:fill="f6f8f9" w:val="clear"/>
+            <w:tcMar>
+              <w:top w:w="0.0" w:type="dxa"/>
+              <w:left w:w="120.0" w:type="dxa"/>
+              <w:bottom w:w="0.0" w:type="dxa"/>
+              <w:right w:w="120.0" w:type="dxa"/>
+            </w:tcMar>
+            <w:vAlign w:val="center"/>
+          </w:tcPr>
+          <w:p>
+            <w:pPr>
+              <w:widowControl w:val="0"/>
+              <w:rPr/>
+            </w:pPr>
+            <w:r>
+              <w:rPr>
+                <w:rtl w:val="0"/>
+              </w:rPr>
+              <w:t xml:space="preserve">1.0</w:t>
+            </w:r>
+          </w:p>
+        </w:tc>
+        <w:tc>
+          <w:tcPr>
+            <w:tcBorders>
+              <w:top w:color="cccccc" w:space="0" w:sz="7" w:val="single"/>
+              <w:left w:color="cccccc" w:space="0" w:sz="7" w:val="single"/>
+              <w:bottom w:color="000000" w:space="0" w:sz="7" w:val="single"/>
+              <w:right w:color="000000" w:space="0" w:sz="7" w:val="single"/>
+            </w:tcBorders>
+            <w:shd w:fill="f6f8f9" w:val="clear"/>
+            <w:tcMar>
+              <w:top w:w="0.0" w:type="dxa"/>
+              <w:left w:w="120.0" w:type="dxa"/>
+              <w:bottom w:w="0.0" w:type="dxa"/>
+              <w:right w:w="120.0" w:type="dxa"/>
+            </w:tcMar>
+            <w:vAlign w:val="center"/>
+          </w:tcPr>
+          <w:p>
+            <w:pPr>
+              <w:widowControl w:val="0"/>
+              <w:jc w:val="right"/>
+              <w:rPr/>
+            </w:pPr>
+            <w:r>
+              <w:rPr>
+                <w:rtl w:val="0"/>
+              </w:rPr>
+              <w:t xml:space="preserve">14/05/2026</w:t>
+            </w:r>
+          </w:p>
+        </w:tc>
+        <w:tc>
+          <w:tcPr>
+            <w:tcBorders>
+              <w:top w:color="cccccc" w:space="0" w:sz="7" w:val="single"/>
+              <w:left w:color="cccccc" w:space="0" w:sz="7" w:val="single"/>
+              <w:bottom w:color="000000" w:space="0" w:sz="7" w:val="single"/>
+              <w:right w:color="000000" w:space="0" w:sz="7" w:val="single"/>
+            </w:tcBorders>
+            <w:shd w:fill="f6f8f9" w:val="clear"/>
+            <w:tcMar>
+              <w:top w:w="0.0" w:type="dxa"/>
+              <w:left w:w="120.0" w:type="dxa"/>
+              <w:bottom w:w="0.0" w:type="dxa"/>
+              <w:right w:w="120.0" w:type="dxa"/>
+            </w:tcMar>
+            <w:vAlign w:val="center"/>
+          </w:tcPr>
+          <w:p>
+            <w:pPr>
+              <w:widowControl w:val="0"/>
+              <w:rPr/>
+            </w:pPr>
+            <w:r>
+              <w:rPr>
+                <w:rFonts w:ascii="Roboto" w:cs="Roboto" w:eastAsia="Roboto" w:hAnsi="Roboto"/>
+                <w:rtl w:val="0"/>
+              </w:rPr>
+              <w:t xml:space="preserve">Fabrizio Huaytalla Llacsahuanga</w:t>
+            </w:r>
+            <w:r>
+              <w:rPr>
+                <w:rtl w:val="0"/>
+              </w:rPr>
+            </w:r>
+          </w:p>
+        </w:tc>
+        <w:tc>
+          <w:tcPr>
+            <w:tcBorders>
+              <w:top w:color="cccccc" w:space="0" w:sz="7" w:val="single"/>
+              <w:left w:color="cccccc" w:space="0" w:sz="7" w:val="single"/>
+              <w:bottom w:color="000000" w:space="0" w:sz="7" w:val="single"/>
+              <w:right w:color="000000" w:space="0" w:sz="7" w:val="single"/>
+            </w:tcBorders>
+            <w:shd w:fill="f6f8f9" w:val="clear"/>
+            <w:tcMar>
+              <w:top w:w="0.0" w:type="dxa"/>
+              <w:left w:w="120.0" w:type="dxa"/>
+              <w:bottom w:w="0.0" w:type="dxa"/>
+              <w:right w:w="120.0" w:type="dxa"/>
+            </w:tcMar>
+            <w:vAlign w:val="center"/>
+          </w:tcPr>
+          <w:p>
+            <w:pPr>
+              <w:widowControl w:val="0"/>
+              <w:rPr/>
+            </w:pPr>
+            <w:r>
+              <w:rPr>
+                <w:rFonts w:ascii="Roboto" w:cs="Roboto" w:eastAsia="Roboto" w:hAnsi="Roboto"/>
+                <w:rtl w:val="0"/>
+              </w:rPr>
+              <w:t xml:space="preserve">Especificación CU06 - Visualizar reporte financiero personal</w:t>
+            </w:r>
+            <w:r>
+              <w:rPr>
+                <w:rtl w:val="0"/>
+              </w:rPr>
+            </w:r>
+          </w:p>
+        </w:tc>
+      </w:tr>
+    </w:tbl>
     <w:p>
       <w:pPr>
         <w:spacing w:line="259" w:lineRule="auto"/>
@@ -24555,6 +29578,30 @@
     </w:tblPr>
   </w:style>
   <w:style w:type="table" w:styleId="Table18">
+    <w:basedOn w:val="TableNormal"/>
+    <w:tblPr>
+      <w:tblStyleRowBandSize w:val="1"/>
+      <w:tblStyleColBandSize w:val="1"/>
+      <w:tblCellMar/>
+    </w:tblPr>
+  </w:style>
+  <w:style w:type="table" w:styleId="Table19">
+    <w:basedOn w:val="TableNormal"/>
+    <w:tblPr>
+      <w:tblStyleRowBandSize w:val="1"/>
+      <w:tblStyleColBandSize w:val="1"/>
+      <w:tblCellMar/>
+    </w:tblPr>
+  </w:style>
+  <w:style w:type="table" w:styleId="Table20">
+    <w:basedOn w:val="TableNormal"/>
+    <w:tblPr>
+      <w:tblStyleRowBandSize w:val="1"/>
+      <w:tblStyleColBandSize w:val="1"/>
+      <w:tblCellMar/>
+    </w:tblPr>
+  </w:style>
+  <w:style w:type="table" w:styleId="Table21">
     <w:basedOn w:val="TableNormal"/>
     <w:tblPr>
       <w:tblStyleRowBandSize w:val="1"/>
